--- a/manuscript_blinded.docx
+++ b/manuscript_blinded.docx
@@ -15,7 +15,7 @@
         <w:pStyle w:val="Subtitle"/>
       </w:pPr>
       <w:r>
-        <w:t>v5.3 — IJoEM blinded manuscript (Vietnam 2009/2015/2023)</w:t>
+        <w:t>v5.4 — IJoEM blinded manuscript with sector split (Vietnam 2009/2015/2023)</w:t>
       </w:r>
     </w:p>
     <w:p>
@@ -1702,6 +1702,22 @@
     </w:p>
     <w:p>
       <w:pPr>
+        <w:pStyle w:val="FirstParagraph"/>
+      </w:pPr>
+      <w:r>
+        <w:t>Panel G — Sector split (manufacturing versus non-manufacturing). To test whether the digital and capability channels operate uniformly across the broad sectoral composition of the Vietnamese exporter cohort, we re-estimate the pooled M2 / M7 / M8 specifications separately on manufacturing firms (sector1 ∈ {1, 2, 3} — ISIC 15–37, N = 1,854) and non-manufacturing firms (utilities, construction, wholesale and retail, transport, finance and other services; sector1 ∈ {4, 5, 6, 7}; N = 1,104). The inverted-U is preserved in both subsets but is sharper in manufacturing (FSTS_c β = 0.971, p = .001; FSTS_c² β = −1.883, p &lt; .001) than in non-manufacturing (FSTS_c β = 1.615, p = .064, marginal; FSTS_c² β = −2.479, p = .046).</w:t>
+      </w:r>
+    </w:p>
+    <w:p>
+      <w:pPr>
+        <w:pStyle w:val="BodyText"/>
+      </w:pPr>
+      <w:r>
+        <w:t>More substantively, the capability and digital-adoption channels operate primarily in manufacturing. In the M7 dual-direct specification, manufacturing firms display a strong TCI_z direct association (β = 0.223, p &lt; .001) and a positive DAI_z direct association (β = 0.087, p = .009), while non-manufacturing firms show only a marginal TCI_z effect (β = 0.090, p = .096) and a null DAI_z effect (β = 0.068, p = .133). The DAI moderation channel is concentrated in manufacturing (M8 joint p = .103, marginal; FSTS_c × DAI_z = −0.543, p = .079) and is uniformly null in non-manufacturing (M8 joint p = .280). TCI moderation, by contrast, is statistically distinguishable from zero in both subsets (M3 joint p = .011 in manufacturing and p = .007 in non-manufacturing), indicating that the curvature-flattening effect of capability operates broadly while the digital channel remains specific to the manufacturing exporter base. Substantively, this pattern is consistent with the view that basic digital adoption interacts with cross-border production-coordination demands more strongly in tradable-goods sectors than in service-oriented or domestically oriented sectors of the Vietnamese economy.</w:t>
+      </w:r>
+    </w:p>
+    <w:p>
+      <w:pPr>
         <w:pStyle w:val="Heading1"/>
       </w:pPr>
       <w:r>
@@ -1881,7 +1897,7 @@
         <w:pStyle w:val="BodyText"/>
       </w:pPr>
       <w:r>
-        <w:t>Fifth, the sector fixed effects are intentionally broad to keep the comparison comparable across waves. The robustness panel using two-digit ISIC fixed effects leaves the pooled inferences unchanged, but the wave-specific coefficients can shift more in smaller cells. Industry-level mechanisms — for example, whether the digital channel works differently in services versus manufacturing — are a natural extension that this design does not pursue here.</w:t>
+        <w:t>Fifth, the sector fixed effects in the main models are intentionally broad to keep the cross-wave specification comparable. Section 4.5 Panel G addresses one natural extension by re-estimating the pooled M2 / M7 / M8 specifications on manufacturing (sector1 ∈ {1, 2, 3}; N = 1,854) versus non-manufacturing (sector1 ∈ {4, 5, 6, 7}; N = 1,104) subsets, and shows that the digital-adoption channel operates primarily in manufacturing while the technological-capability channel is present in both. Finer industry-level mechanisms — for example, contrasting digitally intensive services with traditional services, or contrasting export-oriented with domestically oriented manufacturing sub-sectors — would benefit from a research design that exploits richer industry classification than the WBES one-digit codes allow.</w:t>
       </w:r>
     </w:p>
     <w:p>

--- a/manuscript_blinded.docx
+++ b/manuscript_blinded.docx
@@ -15,7 +15,7 @@
         <w:pStyle w:val="Subtitle"/>
       </w:pPr>
       <w:r>
-        <w:t>v5.4 — IJoEM blinded manuscript with sector split (Vietnam 2009/2015/2023)</w:t>
+        <w:t>v5.5 — IJoEM blinded manuscript with embedded tables and split figures (Vietnam 2009/2015/2023)</w:t>
       </w:r>
     </w:p>
     <w:p>
@@ -488,1528 +488,6 @@
       </w:pPr>
       <w:r>
         <w:t>H4. The performance relevance of foundational digital adoption (DAI_z) in Vietnam varies across stages of internationalisation and becomes more conditional in later phases of transition.</w:t>
-      </w:r>
-    </w:p>
-    <w:p>
-      <w:pPr>
-        <w:pStyle w:val="Heading1"/>
-      </w:pPr>
-      <w:r>
-        <w:t>3. Data, variables, and empirical strategy</w:t>
-      </w:r>
-    </w:p>
-    <w:p>
-      <w:pPr>
-        <w:pStyle w:val="Heading2"/>
-      </w:pPr>
-      <w:r>
-        <w:t>3.1 Data structure</w:t>
-      </w:r>
-    </w:p>
-    <w:p>
-      <w:pPr>
-        <w:pStyle w:val="FirstParagraph"/>
-      </w:pPr>
-      <w:r>
-        <w:t>The empirical analysis uses harmonised firm-level evidence for Vietnam across three waves of the World Bank Enterprise Survey: 2009, 2015 and 2023 (World Bank, 2010, 2016, 2024). Estimating the models separately by wave makes it possible to observe whether relationships are stable or time specific, while pooled estimation identifies average effects across the broader period.</w:t>
-      </w:r>
-    </w:p>
-    <w:p>
-      <w:pPr>
-        <w:pStyle w:val="BodyText"/>
-      </w:pPr>
-      <w:r>
-        <w:t>The effective estimation sample varies across model specifications because of missing values in the capability variables. In the full wave-specific models, the usable samples are 989 observations for 2009, 958 for 2015, and 1,013 for 2023. The pooled full model contains 2,960 observations. This structure provides sufficient variation to compare direct effects and conditional patterns across stages.</w:t>
-      </w:r>
-    </w:p>
-    <w:p>
-      <w:pPr>
-        <w:pStyle w:val="Heading2"/>
-      </w:pPr>
-      <w:r>
-        <w:t>3.2 Variables</w:t>
-      </w:r>
-    </w:p>
-    <w:p>
-      <w:pPr>
-        <w:pStyle w:val="FirstParagraph"/>
-      </w:pPr>
-      <w:r>
-        <w:t>Firm performance is measured by log labour productivity (lnLP). Internationalisation is measured by direct-export intensity (FSTS), mean-centred within wave (FSTS_c) and squared (FSTS_c²) so that linear and quadratic terms can be entered jointly to test for nonlinearity.</w:t>
-      </w:r>
-    </w:p>
-    <w:p>
-      <w:pPr>
-        <w:pStyle w:val="BodyText"/>
-      </w:pPr>
-      <w:r>
-        <w:t>The analysis uses two distinct capability constructs. The Technological Capability Index (TCI_z) captures deeper capability stocks related to learning, upgrading, and internal competence accumulation, anchored in Lall (1992) and Cohen and Levinthal (1990). The Digital Adoption Index (DAI_z) captures a foundational layer of digital adoption — digital presence and basic digital transaction support — rather than higher-order digitally integrated organisational transformation (Bharadwaj et al., 2013; Verhoef et al., 2021). Each composite is z-standardised within wave so that the reported coefficients are comparable in magnitude. This separation is deliberate because the study is interested in whether the two domains exhibit different empirical roles.</w:t>
-      </w:r>
-    </w:p>
-    <w:p>
-      <w:pPr>
-        <w:pStyle w:val="BodyText"/>
-      </w:pPr>
-      <w:r>
-        <w:t>Item-level construction is as follows. The outcome is lnLP = ln(d2 / l1), where d2 is total annual sales and l1 is permanent full-time employees. Internationalisation is FSTS = d3c / 100, mean-centred within wave (FSTS_c) and squared (FSTS_c²). The primary Technological Capability Index (TCI_z) is the within-wave standardised mean of b8 (internationally recognised quality certification) and e6 (foreign-licensed technology), each recoded from WBES 1/2 to 1/0 binary form. The primary Digital Adoption Index (DAI_z) is the within-wave standardised website-presence indicator c22b, recoded from 1/2 to 1/0. Under this revised primary specification, no item is shared between the TCI and DAI composites — e6 belongs exclusively to the capability construct, while c22b alone serves as a harmonised cross-wave proxy for basic digital presence. Cross-wave-comparable transaction-level digital items are absent from the 2009 and 2015 instruments, so DAI_z should be interpreted as a Tier 1–2 digital-adoption measure rather than as a fully integrated digital-capability construct (Bharadwaj et al., 2013; Verhoef et al., 2021).</w:t>
-      </w:r>
-    </w:p>
-    <w:p>
-      <w:pPr>
-        <w:pStyle w:val="BodyText"/>
-      </w:pPr>
-      <w:r>
-        <w:t>Two enriched composites are used in the §4.5 robustness panel where item availability allows. TCI_full adds h1 (introduced new or significantly improved product) and h8 (R&amp;D expenditure indicator) to the TCI items in 2015 and 2023, where h1 and h8 are present. DAI_rich, constructed only for 2023, extends the website-presence indicator with k33 (share of sales received via electronic payment) and k38 (share of supplier payments made via electronic payment), in both continuous (k33 / 100, k38 / 100) and binary (k33 &gt; 0, k38 &gt; 0) variants. DAI_rich thus moves from basic digital presence toward a transaction-enabling digital-adoption construct, but it is treated as a measurement-depth robustness check rather than as the primary specification because k33 and k38 are unavailable in the 2009 and 2015 waves.</w:t>
-      </w:r>
-    </w:p>
-    <w:p>
-      <w:pPr>
-        <w:pStyle w:val="BodyText"/>
-      </w:pPr>
-      <w:r>
-        <w:t>Controls are standard. Firm size lnEmp = ln(l1). Firm age FirmAge = survey year minus b5 (year established). Foreign ownership ForeignOwned = 1 if b2b (percentage of equity owned by private foreign individuals or firms) &gt; 0. Sector fixed effects use the first digit of a4b (broad ISIC code) for the 2009 and 2015 waves and the first digit of a4a for the 2023 wave, where a4b is not in the public release. Pooled specifications add wave fixed effects to absorb broad period differences in the productivity baseline.</w:t>
-      </w:r>
-    </w:p>
-    <w:p>
-      <w:pPr>
-        <w:pStyle w:val="BodyText"/>
-      </w:pPr>
-      <w:r>
-        <w:t>A note on missing-code handling. The WBES instrument codes don’t-know and refused responses as −9. We treat −9 as missing before any composite is built and apply listwise deletion on the focal variable set (lnLP, lnEmp, FirmAge, ForeignOwned, FSTS, TCI_thin, DAI_thin, sector1). The resulting analytic samples are 989, 958, and 1,013 observations for 2009, 2015, and 2023 respectively; pooled N is 2,960.</w:t>
-      </w:r>
-    </w:p>
-    <w:p>
-      <w:pPr>
-        <w:pStyle w:val="Heading2"/>
-      </w:pPr>
-      <w:r>
-        <w:t>3.3 Model sequence</w:t>
-      </w:r>
-    </w:p>
-    <w:p>
-      <w:pPr>
-        <w:pStyle w:val="FirstParagraph"/>
-      </w:pPr>
-      <w:r>
-        <w:t>The empirical strategy follows a nested sequence of models, all estimated by ordinary least squares with HC1 robust standard errors. A control model establishes the baseline. A linear internationalisation model then introduces FSTS_c. A nonlinear model adds the quadratic term FSTS_c² to test for curvature. Additional models introduce TCI_z and DAI_z separately, first in specifications that allow interaction terms with FSTS_c and FSTS_c², and then in direct-effect specifications. The final full model includes the nonlinear internationalisation terms, both direct capability measures, and the interaction terms involving digital adoption.</w:t>
-      </w:r>
-    </w:p>
-    <w:p>
-      <w:pPr>
-        <w:pStyle w:val="BodyText"/>
-      </w:pPr>
-      <w:r>
-        <w:t>This design separates three analytical questions. First, is the I–P relationship nonlinear? Second, are TCI_z and DAI_z directly associated with performance? Third, does the role of digital adoption become more conditional as export intensity rises? Throughout, results are described as associations rather than effects, consistent with the inferential limits of repeated-cross-section data (Antonakis et al., 2010; Wooldridge, 2010).</w:t>
-      </w:r>
-    </w:p>
-    <w:p>
-      <w:pPr>
-        <w:pStyle w:val="Heading2"/>
-      </w:pPr>
-      <w:r>
-        <w:t>3.4 Replication and reproducibility</w:t>
-      </w:r>
-    </w:p>
-    <w:p>
-      <w:pPr>
-        <w:pStyle w:val="FirstParagraph"/>
-      </w:pPr>
-      <w:r>
-        <w:t>The full pipeline is implemented as a 10-step Stata blueprint distributed with the manuscript. The build steps (01–04) clean each WBES wave, harmonise the focal variable set, and append the three waves into a pooled file with within-wave centring and z-standardisation reapplied. Estimation steps (05–09) cover the M0–M8 nested sequence, the Lind–Mehlum turning-point check, manual Heckman selection probes, Paternoster (1998) cross-wave z-tests, and the robustness panels described in §4.5. The export step (10) writes the manuscript-facing tables and Figure 2 directly from the stored estimates. Rerunning the pipeline from a fresh clone reproduces every coefficient reported below; the manuscript text rather than the do-file output is the object that adjusts when the rerun drifts from the prose.</w:t>
-      </w:r>
-    </w:p>
-    <w:p>
-      <w:pPr>
-        <w:pStyle w:val="Heading1"/>
-      </w:pPr>
-      <w:r>
-        <w:t>4. Results</w:t>
-      </w:r>
-    </w:p>
-    <w:p>
-      <w:pPr>
-        <w:pStyle w:val="FirstParagraph"/>
-      </w:pPr>
-      <w:r>
-        <w:t>Table 1 reports analytic-sample summary statistics by wave. Three patterns are worth noting before the inferential analysis. The share of firms reporting any positive direct-export intensity declines from 28.4 % in 2009 to 20.7 % in 2015 to 18.8 % in 2023, reflecting the rebalancing of the Vietnamese exporter cohort away from labour-intensive manufacturing toward services and FDI-linked supply-chain firms during the observation window. The within-wave mean of basic digital adoption (c22b website indicator) rises from 0.425 in 2009 to 0.483 in 2015 and 0.498 in 2023, indicating broad diffusion of basic digital presence across the Vietnamese firm population over the 14-year window. The mean of log labour productivity rises monotonically (19.41 / 20.04 / 20.55), consistent with broader Vietnamese productivity convergence over the period.</w:t>
-      </w:r>
-    </w:p>
-    <w:tbl>
-      <w:tblPr>
-        <w:tblStyle w:val="Table"/>
-        <w:tblW w:type="auto" w:w="0"/>
-        <w:tblLook w:firstColumn="1" w:firstRow="1" w:lastColumn="0" w:lastRow="0" w:noHBand="0" w:noVBand="1" w:val="04A0"/>
-      </w:tblPr>
-      <w:tblGrid>
-        <w:gridCol w:w="1872"/>
-        <w:gridCol w:w="1872"/>
-        <w:gridCol w:w="1872"/>
-        <w:gridCol w:w="1872"/>
-        <w:gridCol w:w="1872"/>
-      </w:tblGrid>
-      <w:tr>
-        <w:tc>
-          <w:tcPr>
-            <w:tcW w:type="dxa" w:w="1872"/>
-          </w:tcPr>
-          <w:p>
-            <w:r>
-              <w:t>Variable</w:t>
-            </w:r>
-          </w:p>
-        </w:tc>
-        <w:tc>
-          <w:tcPr>
-            <w:tcW w:type="dxa" w:w="1872"/>
-          </w:tcPr>
-          <w:p>
-            <w:r>
-              <w:t>2009 (N = 989)</w:t>
-            </w:r>
-          </w:p>
-        </w:tc>
-        <w:tc>
-          <w:tcPr>
-            <w:tcW w:type="dxa" w:w="1872"/>
-          </w:tcPr>
-          <w:p>
-            <w:r>
-              <w:t>2015 (N = 958)</w:t>
-            </w:r>
-          </w:p>
-        </w:tc>
-        <w:tc>
-          <w:tcPr>
-            <w:tcW w:type="dxa" w:w="1872"/>
-          </w:tcPr>
-          <w:p>
-            <w:r>
-              <w:t>2023 (N = 1,013)</w:t>
-            </w:r>
-          </w:p>
-        </w:tc>
-        <w:tc>
-          <w:tcPr>
-            <w:tcW w:type="dxa" w:w="1872"/>
-          </w:tcPr>
-          <w:p>
-            <w:r>
-              <w:t>Pooled (N = 2,960)</w:t>
-            </w:r>
-          </w:p>
-        </w:tc>
-      </w:tr>
-      <w:tr>
-        <w:tc>
-          <w:tcPr>
-            <w:tcW w:type="dxa" w:w="1872"/>
-          </w:tcPr>
-          <w:p>
-            <w:r>
-              <w:t>lnLP (log labour productivity)</w:t>
-            </w:r>
-          </w:p>
-        </w:tc>
-        <w:tc>
-          <w:tcPr>
-            <w:tcW w:type="dxa" w:w="1872"/>
-          </w:tcPr>
-          <w:p>
-            <w:r>
-              <w:t>19.41 (1.31)</w:t>
-            </w:r>
-          </w:p>
-        </w:tc>
-        <w:tc>
-          <w:tcPr>
-            <w:tcW w:type="dxa" w:w="1872"/>
-          </w:tcPr>
-          <w:p>
-            <w:r>
-              <w:t>20.04 (1.46)</w:t>
-            </w:r>
-          </w:p>
-        </w:tc>
-        <w:tc>
-          <w:tcPr>
-            <w:tcW w:type="dxa" w:w="1872"/>
-          </w:tcPr>
-          <w:p>
-            <w:r>
-              <w:t>20.55 (1.47)</w:t>
-            </w:r>
-          </w:p>
-        </w:tc>
-        <w:tc>
-          <w:tcPr>
-            <w:tcW w:type="dxa" w:w="1872"/>
-          </w:tcPr>
-          <w:p>
-            <w:r>
-              <w:t>20.00 (1.49)</w:t>
-            </w:r>
-          </w:p>
-        </w:tc>
-      </w:tr>
-      <w:tr>
-        <w:tc>
-          <w:tcPr>
-            <w:tcW w:type="dxa" w:w="1872"/>
-          </w:tcPr>
-          <w:p>
-            <w:r>
-              <w:t>FSTS (direct-export share)</w:t>
-            </w:r>
-          </w:p>
-        </w:tc>
-        <w:tc>
-          <w:tcPr>
-            <w:tcW w:type="dxa" w:w="1872"/>
-          </w:tcPr>
-          <w:p>
-            <w:r>
-              <w:t>0.168 (0.337)</w:t>
-            </w:r>
-          </w:p>
-        </w:tc>
-        <w:tc>
-          <w:tcPr>
-            <w:tcW w:type="dxa" w:w="1872"/>
-          </w:tcPr>
-          <w:p>
-            <w:r>
-              <w:t>0.120 (0.284)</w:t>
-            </w:r>
-          </w:p>
-        </w:tc>
-        <w:tc>
-          <w:tcPr>
-            <w:tcW w:type="dxa" w:w="1872"/>
-          </w:tcPr>
-          <w:p>
-            <w:r>
-              <w:t>0.131 (0.311)</w:t>
-            </w:r>
-          </w:p>
-        </w:tc>
-        <w:tc>
-          <w:tcPr>
-            <w:tcW w:type="dxa" w:w="1872"/>
-          </w:tcPr>
-          <w:p>
-            <w:r>
-              <w:t>0.140 (0.312)</w:t>
-            </w:r>
-          </w:p>
-        </w:tc>
-      </w:tr>
-      <w:tr>
-        <w:tc>
-          <w:tcPr>
-            <w:tcW w:type="dxa" w:w="1872"/>
-          </w:tcPr>
-          <w:p>
-            <w:r>
-              <w:t>Exporter (FSTS &gt; 0) share</w:t>
-            </w:r>
-          </w:p>
-        </w:tc>
-        <w:tc>
-          <w:tcPr>
-            <w:tcW w:type="dxa" w:w="1872"/>
-          </w:tcPr>
-          <w:p>
-            <w:r>
-              <w:t>0.284</w:t>
-            </w:r>
-          </w:p>
-        </w:tc>
-        <w:tc>
-          <w:tcPr>
-            <w:tcW w:type="dxa" w:w="1872"/>
-          </w:tcPr>
-          <w:p>
-            <w:r>
-              <w:t>0.208</w:t>
-            </w:r>
-          </w:p>
-        </w:tc>
-        <w:tc>
-          <w:tcPr>
-            <w:tcW w:type="dxa" w:w="1872"/>
-          </w:tcPr>
-          <w:p>
-            <w:r>
-              <w:t>0.188</w:t>
-            </w:r>
-          </w:p>
-        </w:tc>
-        <w:tc>
-          <w:tcPr>
-            <w:tcW w:type="dxa" w:w="1872"/>
-          </w:tcPr>
-          <w:p>
-            <w:r>
-              <w:t>0.226</w:t>
-            </w:r>
-          </w:p>
-        </w:tc>
-      </w:tr>
-      <w:tr>
-        <w:tc>
-          <w:tcPr>
-            <w:tcW w:type="dxa" w:w="1872"/>
-          </w:tcPr>
-          <w:p>
-            <w:r>
-              <w:t>TCI_thin (mean of b8, e6 recoded)</w:t>
-            </w:r>
-          </w:p>
-        </w:tc>
-        <w:tc>
-          <w:tcPr>
-            <w:tcW w:type="dxa" w:w="1872"/>
-          </w:tcPr>
-          <w:p>
-            <w:r>
-              <w:t>0.169 (0.305)</w:t>
-            </w:r>
-          </w:p>
-        </w:tc>
-        <w:tc>
-          <w:tcPr>
-            <w:tcW w:type="dxa" w:w="1872"/>
-          </w:tcPr>
-          <w:p>
-            <w:r>
-              <w:t>0.141 (0.295)</w:t>
-            </w:r>
-          </w:p>
-        </w:tc>
-        <w:tc>
-          <w:tcPr>
-            <w:tcW w:type="dxa" w:w="1872"/>
-          </w:tcPr>
-          <w:p>
-            <w:r>
-              <w:t>0.146 (0.276)</w:t>
-            </w:r>
-          </w:p>
-        </w:tc>
-        <w:tc>
-          <w:tcPr>
-            <w:tcW w:type="dxa" w:w="1872"/>
-          </w:tcPr>
-          <w:p>
-            <w:r>
-              <w:t>0.152 (0.292)</w:t>
-            </w:r>
-          </w:p>
-        </w:tc>
-      </w:tr>
-      <w:tr>
-        <w:tc>
-          <w:tcPr>
-            <w:tcW w:type="dxa" w:w="1872"/>
-          </w:tcPr>
-          <w:p>
-            <w:r>
-              <w:t>DAI (c22b — own website, recoded)</w:t>
-            </w:r>
-          </w:p>
-        </w:tc>
-        <w:tc>
-          <w:tcPr>
-            <w:tcW w:type="dxa" w:w="1872"/>
-          </w:tcPr>
-          <w:p>
-            <w:r>
-              <w:t>0.425 (0.495)</w:t>
-            </w:r>
-          </w:p>
-        </w:tc>
-        <w:tc>
-          <w:tcPr>
-            <w:tcW w:type="dxa" w:w="1872"/>
-          </w:tcPr>
-          <w:p>
-            <w:r>
-              <w:t>0.483 (0.500)</w:t>
-            </w:r>
-          </w:p>
-        </w:tc>
-        <w:tc>
-          <w:tcPr>
-            <w:tcW w:type="dxa" w:w="1872"/>
-          </w:tcPr>
-          <w:p>
-            <w:r>
-              <w:t>0.498 (0.500)</w:t>
-            </w:r>
-          </w:p>
-        </w:tc>
-        <w:tc>
-          <w:tcPr>
-            <w:tcW w:type="dxa" w:w="1872"/>
-          </w:tcPr>
-          <w:p>
-            <w:r>
-              <w:t>0.469 (0.499)</w:t>
-            </w:r>
-          </w:p>
-        </w:tc>
-      </w:tr>
-      <w:tr>
-        <w:tc>
-          <w:tcPr>
-            <w:tcW w:type="dxa" w:w="1872"/>
-          </w:tcPr>
-          <w:p>
-            <w:r>
-              <w:t>lnEmp (log permanent employees)</w:t>
-            </w:r>
-          </w:p>
-        </w:tc>
-        <w:tc>
-          <w:tcPr>
-            <w:tcW w:type="dxa" w:w="1872"/>
-          </w:tcPr>
-          <w:p>
-            <w:r>
-              <w:t>4.07 (1.49)</w:t>
-            </w:r>
-          </w:p>
-        </w:tc>
-        <w:tc>
-          <w:tcPr>
-            <w:tcW w:type="dxa" w:w="1872"/>
-          </w:tcPr>
-          <w:p>
-            <w:r>
-              <w:t>3.63 (1.48)</w:t>
-            </w:r>
-          </w:p>
-        </w:tc>
-        <w:tc>
-          <w:tcPr>
-            <w:tcW w:type="dxa" w:w="1872"/>
-          </w:tcPr>
-          <w:p>
-            <w:r>
-              <w:t>3.58 (1.54)</w:t>
-            </w:r>
-          </w:p>
-        </w:tc>
-        <w:tc>
-          <w:tcPr>
-            <w:tcW w:type="dxa" w:w="1872"/>
-          </w:tcPr>
-          <w:p>
-            <w:r>
-              <w:t>3.76 (1.52)</w:t>
-            </w:r>
-          </w:p>
-        </w:tc>
-      </w:tr>
-      <w:tr>
-        <w:tc>
-          <w:tcPr>
-            <w:tcW w:type="dxa" w:w="1872"/>
-          </w:tcPr>
-          <w:p>
-            <w:r>
-              <w:t>FirmAge (years since b5)</w:t>
-            </w:r>
-          </w:p>
-        </w:tc>
-        <w:tc>
-          <w:tcPr>
-            <w:tcW w:type="dxa" w:w="1872"/>
-          </w:tcPr>
-          <w:p>
-            <w:r>
-              <w:t>11.9 (11.3)</w:t>
-            </w:r>
-          </w:p>
-        </w:tc>
-        <w:tc>
-          <w:tcPr>
-            <w:tcW w:type="dxa" w:w="1872"/>
-          </w:tcPr>
-          <w:p>
-            <w:r>
-              <w:t>12.8 (9.6)</w:t>
-            </w:r>
-          </w:p>
-        </w:tc>
-        <w:tc>
-          <w:tcPr>
-            <w:tcW w:type="dxa" w:w="1872"/>
-          </w:tcPr>
-          <w:p>
-            <w:r>
-              <w:t>14.1 (7.9)</w:t>
-            </w:r>
-          </w:p>
-        </w:tc>
-        <w:tc>
-          <w:tcPr>
-            <w:tcW w:type="dxa" w:w="1872"/>
-          </w:tcPr>
-          <w:p>
-            <w:r>
-              <w:t>12.9 (9.7)</w:t>
-            </w:r>
-          </w:p>
-        </w:tc>
-      </w:tr>
-      <w:tr>
-        <w:tc>
-          <w:tcPr>
-            <w:tcW w:type="dxa" w:w="1872"/>
-          </w:tcPr>
-          <w:p>
-            <w:r>
-              <w:t>ForeignOwned (b2b &gt; 0) share</w:t>
-            </w:r>
-          </w:p>
-        </w:tc>
-        <w:tc>
-          <w:tcPr>
-            <w:tcW w:type="dxa" w:w="1872"/>
-          </w:tcPr>
-          <w:p>
-            <w:r>
-              <w:t>0.142</w:t>
-            </w:r>
-          </w:p>
-        </w:tc>
-        <w:tc>
-          <w:tcPr>
-            <w:tcW w:type="dxa" w:w="1872"/>
-          </w:tcPr>
-          <w:p>
-            <w:r>
-              <w:t>0.090</w:t>
-            </w:r>
-          </w:p>
-        </w:tc>
-        <w:tc>
-          <w:tcPr>
-            <w:tcW w:type="dxa" w:w="1872"/>
-          </w:tcPr>
-          <w:p>
-            <w:r>
-              <w:t>0.125</w:t>
-            </w:r>
-          </w:p>
-        </w:tc>
-        <w:tc>
-          <w:tcPr>
-            <w:tcW w:type="dxa" w:w="1872"/>
-          </w:tcPr>
-          <w:p>
-            <w:r>
-              <w:t>0.119</w:t>
-            </w:r>
-          </w:p>
-        </w:tc>
-      </w:tr>
-      <w:tr>
-        <w:tc>
-          <w:tcPr>
-            <w:tcW w:type="dxa" w:w="1872"/>
-          </w:tcPr>
-          <w:p>
-            <w:r/>
-          </w:p>
-        </w:tc>
-        <w:tc>
-          <w:tcPr>
-            <w:tcW w:type="dxa" w:w="1872"/>
-          </w:tcPr>
-          <w:p>
-            <w:r/>
-          </w:p>
-        </w:tc>
-        <w:tc>
-          <w:tcPr>
-            <w:tcW w:type="dxa" w:w="1872"/>
-          </w:tcPr>
-          <w:p>
-            <w:r/>
-          </w:p>
-        </w:tc>
-        <w:tc>
-          <w:tcPr>
-            <w:tcW w:type="dxa" w:w="1872"/>
-          </w:tcPr>
-          <w:p>
-            <w:r/>
-          </w:p>
-        </w:tc>
-        <w:tc>
-          <w:tcPr>
-            <w:tcW w:type="dxa" w:w="1872"/>
-          </w:tcPr>
-          <w:p>
-            <w:r/>
-          </w:p>
-        </w:tc>
-      </w:tr>
-      <w:tr>
-        <w:tc>
-          <w:tcPr>
-            <w:tcW w:type="dxa" w:w="1872"/>
-          </w:tcPr>
-          <w:p>
-            <w:r>
-              <w:t>ISIC sector FE</w:t>
-            </w:r>
-          </w:p>
-        </w:tc>
-        <w:tc>
-          <w:tcPr>
-            <w:tcW w:type="dxa" w:w="1872"/>
-          </w:tcPr>
-          <w:p>
-            <w:r>
-              <w:t>a4b 1-digit</w:t>
-            </w:r>
-          </w:p>
-        </w:tc>
-        <w:tc>
-          <w:tcPr>
-            <w:tcW w:type="dxa" w:w="1872"/>
-          </w:tcPr>
-          <w:p>
-            <w:r>
-              <w:t>a4b 1-digit</w:t>
-            </w:r>
-          </w:p>
-        </w:tc>
-        <w:tc>
-          <w:tcPr>
-            <w:tcW w:type="dxa" w:w="1872"/>
-          </w:tcPr>
-          <w:p>
-            <w:r>
-              <w:t>a4a 1-digit</w:t>
-            </w:r>
-          </w:p>
-        </w:tc>
-        <w:tc>
-          <w:tcPr>
-            <w:tcW w:type="dxa" w:w="1872"/>
-          </w:tcPr>
-          <w:p>
-            <w:r>
-              <w:t>wave + a4b/a4a 1-digit</w:t>
-            </w:r>
-          </w:p>
-        </w:tc>
-      </w:tr>
-    </w:tbl>
-    <w:p>
-      <w:pPr>
-        <w:pStyle w:val="BodyText"/>
-      </w:pPr>
-      <w:r>
-        <w:t>Notes. Cell entries are mean (standard deviation) for continuous variables and proportion for binary indicators. Listwise deletion is applied on the focal variable set with WBES non-response codes (−9) treated as missing. Source: replication script p4_vietnam/output/tables/table_1_descriptives.csv.</w:t>
-      </w:r>
-    </w:p>
-    <w:p>
-      <w:pPr>
-        <w:pStyle w:val="Heading2"/>
-      </w:pPr>
-      <w:r>
-        <w:t>4.1 Wave-specific findings</w:t>
-      </w:r>
-    </w:p>
-    <w:p>
-      <w:pPr>
-        <w:pStyle w:val="FirstParagraph"/>
-      </w:pPr>
-      <w:r>
-        <w:t>The 2009 wave displays a clearly nonlinear internationalisation–performance relationship together with strong direct capability and digital-adoption effects. The inverted-U specification (M2) yields a positive linear term (β = 1.045, p = .015) and a negative quadratic term (β = −1.774, p = .009); the Lind–Mehlum test rejects monotonicity at p = .006. In the dual-direct specification (M7) both TCI_z (β = 0.215, p &lt; .001) and DAI_z (β = 0.175, p &lt; .001) are positive and highly significant. TCI moderation is statistically distinguishable from zero (M3 joint p = .040; FSTS_c × TCI_z = −0.579, p = .087), but DAI moderation is not (M4 joint p = .825; full-model M8 joint p = .700). In substantive terms, both capability dimensions in 2009 operate primarily as direct level-shifters; the marginal coordination cost that bends the I–P curve is associated with technological capability rather than with basic digital presence.</w:t>
-      </w:r>
-    </w:p>
-    <w:p>
-      <w:pPr>
-        <w:pStyle w:val="BodyText"/>
-      </w:pPr>
-      <w:r>
-        <w:t>The 2015 wave shows the curvature cleanly but the weakest digital channel. M2 produces FSTS_c β = 1.159 (p = .029) and FSTS_c² β = −2.115 (p = .004), with Lind–Mehlum p = .009. TCI_z retains a positive direct association (β = 0.128, p = .010) but at roughly 60 per cent of the 2009 magnitude. DAI_z loses direct salience entirely (β = −0.044, p = .377). TCI moderation is null in this wave (M3 joint p = .713), and DAI moderation is at best marginal (M4 joint p = .125; M8 joint p = .093). Read as a phase characterisation, 2015 looks like a wave in which the I–P curvature is unusually sharp while the digital channel compresses entirely — consistent with the productivity J-curve account in which firms invest in basic digital tools before complementary organisational adjustments produce measurable productivity gains (Brynjolfsson et al., 2021).</w:t>
-      </w:r>
-    </w:p>
-    <w:p>
-      <w:pPr>
-        <w:pStyle w:val="BodyText"/>
-      </w:pPr>
-      <w:r>
-        <w:t>The 2023 wave is where the digital-moderation signal emerges most sharply. M2 again indicates a clear inverted-U (FSTS_c β = 0.962, p = .039; FSTS_c² β = −1.686, p = .008; Lind–Mehlum p = .013). In the dual-direct M7, both capability dimensions are positive and significant (TCI_z β = 0.123, p = .006; DAI_z β = 0.095, p = .038). When the DAI interaction terms are added in M8, the linear interaction is negative and individually significant (FSTS_c × DAI_z = −0.912, p = .043), the quadratic interaction is positive and marginal (FSTS_c² × DAI_z = 1.043, p = .099), and the joint test sits at marginal significance (M4 joint p = .102; M8 joint p = .062). The substantive reading is that, by 2023, basic digital adoption becomes more conditional on export intensity: as exporters move beyond moderate FSTS levels, the productivity contribution of basic digital presence attenuates and may amplify rather than relieve coordination burdens, consistent with the view that website-level adoption alone is insufficient when deeper transaction-enabling and process-integrating digital capability is still maturing.</w:t>
-      </w:r>
-    </w:p>
-    <w:p>
-      <w:pPr>
-        <w:pStyle w:val="BodyText"/>
-      </w:pPr>
-      <w:r>
-        <w:t>Taken together, the wave-specific results trace two distinct lifecycle trajectories. Technological capability is positive across all three waves with a modestly attenuating magnitude (TCI_z = 0.215 → 0.128 → 0.123) but with moderation that survives in the 2009, 2023 and pooled panels. Digital adoption follows a non-monotonic trajectory — strong in 2009 (β = 0.175 ***), null in 2015 (β = −0.044 n.s.), and re-emerging in 2023 (β = 0.095 *) — and its moderation channel materialises only in 2023. The Paternoster cross-wave z-tests reported in §4.5 confirm that the 2009-to-2015 fall in DAI (z = 3.353, p &lt; .001) and the 2015-to-2023 recovery (z = −2.051, p = .040) are both statistically distinguishable shifts, supporting the lifecycle reading rather than treating the wave-specific pattern as sampling noise.</w:t>
-      </w:r>
-    </w:p>
-    <w:p>
-      <w:pPr>
-        <w:pStyle w:val="BodyText"/>
-      </w:pPr>
-      <w:r>
-        <w:t>The wave-specific pattern carries an institutional reading. The 2009 wave captures the early aftermath of WTO accession, when the marginal exporter was still in the entry-cost zone of the I–P curve, when capability stocks were the scarce resource, and when foundational digital tools — even at the website-only layer — generated direct gains because the alternative was paper-based transaction processing. The 2015 wave captures a transitional phase in which the I–P curvature is unusually sharp (FSTS_c² = −2.082, p = .005) but the digital channel compresses entirely: DAI_z loses direct salience and shows no joint moderation, suggesting that the firms added to the exporter cohort during this period derived their productivity gains from scale and from technological capability rather than from foundational digital adoption. The 2023 wave captures the re-emergence of the digital channel as a moderator rather than as a uniform direct premium: the post-NDTP digital infrastructure makes foundational digital adoption interact with export intensity, and the negative FSTS_c × DAI_z interaction shows that this conditional channel binds primarily at higher export intensity rather than uniformly across the export-intensity range.</w:t>
-      </w:r>
-    </w:p>
-    <w:p>
-      <w:pPr>
-        <w:pStyle w:val="Heading2"/>
-      </w:pPr>
-      <w:r>
-        <w:t>4.2 Pooled findings</w:t>
-      </w:r>
-    </w:p>
-    <w:p>
-      <w:pPr>
-        <w:pStyle w:val="FirstParagraph"/>
-      </w:pPr>
-      <w:r>
-        <w:t>The pooled estimates confirm that the internationalisation–performance relationship is nonlinear on average. In the pooled M2 specification, the linear FSTS_c term is positive (β = 0.984, p &lt; .001) and the quadratic FSTS_c² term is negative (β = −1.909, p &lt; .001); the Lind–Mehlum test rejects monotonicity at p &lt; .001 with an estimated turning point at 39.7 per cent of direct-export intensity. The curvature persists in the full M8 specification (FSTS_c β = 0.845, p = .006; FSTS_c² β = −1.650, p &lt; .001), supporting H1 and aligning with the meta-analytic evidence on the nonlinear shape of internationalisation returns in emerging-market firms (Marano et al., 2016).</w:t>
-      </w:r>
-    </w:p>
-    <w:p>
-      <w:pPr>
-        <w:pStyle w:val="BodyText"/>
-      </w:pPr>
-      <w:r>
-        <w:t>The pooled evidence shows that both technological capability and basic digital adoption are positively associated with firm performance on average. In the pooled M7 dual-direct specification, TCI_z is positive and highly significant (β = 0.179, p &lt; .001), and DAI_z is positive and significant (β = 0.078, p = .004). In the full M8 specification, the TCI_z coefficient is essentially unchanged (β = 0.184, p &lt; .001), while the DAI_z direct coefficient becomes statistically indistinguishable from zero (β = 0.032, p = .537) once the interaction terms are entered. This sensitivity is consistent with the interpretation that DAI_z combines a positive level effect with a negative interaction with FSTS_c at higher export intensities — precisely the pattern documented in §4.1 for the 2023 wave.</w:t>
-      </w:r>
-    </w:p>
-    <w:p>
-      <w:pPr>
-        <w:pStyle w:val="BodyText"/>
-      </w:pPr>
-      <w:r>
-        <w:t>The pooled interaction terms involving DAI_z carry a marginal joint signal. The linear interaction is negative but not individually significant (FSTS_c × DAI_z = −0.448, p = .116), and the quadratic interaction is positive but not significant (FSTS_c² × DAI_z = 0.460, p = .276). The joint Wald test sits at marginal significance (M8 joint p = .083). This pooled signal is driven primarily by the 2023 wave: the M4 joint moderation test on DAI is null in 2009 (p = .825) and 2015 (p = .125), and reaches marginal significance only in 2023 (M4 joint p = .102; M8 joint p = .062). Pooled estimates therefore understate the timing of the DAI moderation channel: the channel is concentrated in the most recent wave rather than uniformly distributed across the 2009–2023 window.</w:t>
-      </w:r>
-    </w:p>
-    <w:p>
-      <w:pPr>
-        <w:pStyle w:val="BodyText"/>
-      </w:pPr>
-      <w:r>
-        <w:t>Technological-capability moderation, by contrast, is more uniformly distributed. The M3 joint test on FSTS_c × TCI_z and FSTS_c² × TCI_z is statistically distinguishable from zero in three of four panels (2009 p = .040, 2023 p = .027, pooled p = .003) and null only in 2015 (p = .713). Pooled, the linear interaction is negative (FSTS_c × TCI_z = −0.587, p = .003) and the quadratic is positive (FSTS_c² × TCI_z = 0.640, p = .031), indicating that the inverted-U flattens for high-capability firms rather than shifting in level. This is consistent with the absorptive-capacity reading in which firms with deeper capability stocks extract productivity gains across a wider range of export intensities than less capable peers (Cohen and Levinthal, 1990; Lall, 1992).</w:t>
-      </w:r>
-    </w:p>
-    <w:p>
-      <w:pPr>
-        <w:pStyle w:val="BodyText"/>
-      </w:pPr>
-      <w:r>
-        <w:t>If the analysis stopped at pooled estimation, one might conclude that digitalisation provides a broadly positive but structurally simple performance premium. The wave-specific evidence shows that this conclusion would be incomplete. The positive pooled average coexists with substantial temporal heterogeneity, and the conditional role of digital adoption emerges more clearly only in the later wave.</w:t>
-      </w:r>
-    </w:p>
-    <w:p>
-      <w:pPr>
-        <w:pStyle w:val="Heading2"/>
-      </w:pPr>
-      <w:r>
-        <w:t>4.3 Interpretation of the hypothesis tests</w:t>
-      </w:r>
-    </w:p>
-    <w:p>
-      <w:pPr>
-        <w:pStyle w:val="FirstParagraph"/>
-      </w:pPr>
-      <w:r>
-        <w:t>H1 is strongly supported. The Lind–Mehlum test rejects the monotonicity null in all three waves (2009 p = .006, 2015 p = .009, 2023 p = .013) and in the pooled sample (p &lt; .001), and the implied turning points are tightly clustered between 39.3 per cent (2015) and 46.2 per cent (2009) of direct-export intensity, with the pooled estimate at 39.7 per cent. H2 is supported by the positive TCI_z direct association in the pooled sample (β = 0.179, p &lt; .001) and in all three wave-specific periods (2009 p &lt; .001; 2015 p = .010; 2023 p = .006), reinforced by statistically distinguishable TCI moderation in three of four panels (M3 joint p = .040, .713, .027 and .003). H3 is supported on average: the pooled M7 estimate of DAI_z is positive and significant (β = 0.078, p = .004), but DAI_z varies sharply across waves — strong in 2009 (β = 0.175, p &lt; .001), null in 2015 (β = −0.044, p = .377) and positive in 2023 (β = 0.095, p = .038). The Paternoster cross-wave z-tests (§4.5, Panel F) confirm that the 2009-to-2015 fall (z = 3.353, p &lt; .001) and the 2015-to-2023 recovery (z = −2.051, p = .040) are both statistically distinguishable shifts.</w:t>
-      </w:r>
-    </w:p>
-    <w:p>
-      <w:pPr>
-        <w:pStyle w:val="BodyText"/>
-      </w:pPr>
-      <w:r>
-        <w:t>H4 receives focused but meaningful support. The DAI joint moderation test is null in 2009 (M4 p = .825) and only marginal in 2015 (M4 p = .125). It reaches its strongest expression in 2023, where the individual interaction FSTS_c × DAI_z = −0.912 (p = .043) is statistically distinguishable from zero and the joint test is at the edge of conventional significance (M4 p = .102; M8 p = .062). The pooled M8 joint test (p = .083) is also at marginal significance, driven by the 2023 wave rather than by a stable cross-period moderation. The substantive reading is that the conditional digital channel materialises only when the institutional and digital environment is sufficiently mature for basic adoption to interact with cross-border coordination demands.</w:t>
-      </w:r>
-    </w:p>
-    <w:p>
-      <w:pPr>
-        <w:pStyle w:val="Heading2"/>
-      </w:pPr>
-      <w:r>
-        <w:t>4.4 Main empirical pattern</w:t>
-      </w:r>
-    </w:p>
-    <w:p>
-      <w:pPr>
-        <w:pStyle w:val="FirstParagraph"/>
-      </w:pPr>
-      <w:r>
-        <w:t>Table 1 summarises the directional interpretation of the focal coefficients from the full specifications by wave and for the pooled sample.</w:t>
-      </w:r>
-    </w:p>
-    <w:tbl>
-      <w:tblPr>
-        <w:tblStyle w:val="Table"/>
-        <w:tblW w:type="auto" w:w="0"/>
-        <w:tblLook w:firstColumn="1" w:firstRow="1" w:lastColumn="0" w:lastRow="0" w:noHBand="0" w:noVBand="1" w:val="04A0"/>
-      </w:tblPr>
-      <w:tblGrid>
-        <w:gridCol w:w="1872"/>
-        <w:gridCol w:w="1872"/>
-        <w:gridCol w:w="1872"/>
-        <w:gridCol w:w="1872"/>
-        <w:gridCol w:w="1872"/>
-      </w:tblGrid>
-      <w:tr>
-        <w:tc>
-          <w:tcPr>
-            <w:tcW w:type="dxa" w:w="1872"/>
-          </w:tcPr>
-          <w:p>
-            <w:r>
-              <w:t>Wave / model</w:t>
-            </w:r>
-          </w:p>
-        </w:tc>
-        <w:tc>
-          <w:tcPr>
-            <w:tcW w:type="dxa" w:w="1872"/>
-          </w:tcPr>
-          <w:p>
-            <w:r>
-              <w:t>I–P relationship</w:t>
-            </w:r>
-          </w:p>
-        </w:tc>
-        <w:tc>
-          <w:tcPr>
-            <w:tcW w:type="dxa" w:w="1872"/>
-          </w:tcPr>
-          <w:p>
-            <w:r>
-              <w:t>TCI_z direct</w:t>
-            </w:r>
-          </w:p>
-        </w:tc>
-        <w:tc>
-          <w:tcPr>
-            <w:tcW w:type="dxa" w:w="1872"/>
-          </w:tcPr>
-          <w:p>
-            <w:r>
-              <w:t>DAI_z direct</w:t>
-            </w:r>
-          </w:p>
-        </w:tc>
-        <w:tc>
-          <w:tcPr>
-            <w:tcW w:type="dxa" w:w="1872"/>
-          </w:tcPr>
-          <w:p>
-            <w:r>
-              <w:t>DAI_z interaction</w:t>
-            </w:r>
-          </w:p>
-        </w:tc>
-      </w:tr>
-      <w:tr>
-        <w:tc>
-          <w:tcPr>
-            <w:tcW w:type="dxa" w:w="1872"/>
-          </w:tcPr>
-          <w:p>
-            <w:r>
-              <w:t>2009</w:t>
-            </w:r>
-          </w:p>
-        </w:tc>
-        <w:tc>
-          <w:tcPr>
-            <w:tcW w:type="dxa" w:w="1872"/>
-          </w:tcPr>
-          <w:p>
-            <w:r>
-              <w:t>Inverted-U: FSTS_c 1.045** / FSTS_c² −1.774**; LM p = .006; TP = 46.2 %</w:t>
-            </w:r>
-          </w:p>
-        </w:tc>
-        <w:tc>
-          <w:tcPr>
-            <w:tcW w:type="dxa" w:w="1872"/>
-          </w:tcPr>
-          <w:p>
-            <w:r>
-              <w:t>0.215 *** (M7)</w:t>
-            </w:r>
-          </w:p>
-        </w:tc>
-        <w:tc>
-          <w:tcPr>
-            <w:tcW w:type="dxa" w:w="1872"/>
-          </w:tcPr>
-          <w:p>
-            <w:r>
-              <w:t>0.175 *** (M7)</w:t>
-            </w:r>
-          </w:p>
-        </w:tc>
-        <w:tc>
-          <w:tcPr>
-            <w:tcW w:type="dxa" w:w="1872"/>
-          </w:tcPr>
-          <w:p>
-            <w:r>
-              <w:t>M4 joint p = .825 n.s.; M8 joint p = .700 n.s.</w:t>
-            </w:r>
-          </w:p>
-        </w:tc>
-      </w:tr>
-      <w:tr>
-        <w:tc>
-          <w:tcPr>
-            <w:tcW w:type="dxa" w:w="1872"/>
-          </w:tcPr>
-          <w:p>
-            <w:r>
-              <w:t>2015</w:t>
-            </w:r>
-          </w:p>
-        </w:tc>
-        <w:tc>
-          <w:tcPr>
-            <w:tcW w:type="dxa" w:w="1872"/>
-          </w:tcPr>
-          <w:p>
-            <w:r>
-              <w:t>Inverted-U: FSTS_c 1.159* / FSTS_c² −2.115**; LM p = .009; TP = 39.3 %</w:t>
-            </w:r>
-          </w:p>
-        </w:tc>
-        <w:tc>
-          <w:tcPr>
-            <w:tcW w:type="dxa" w:w="1872"/>
-          </w:tcPr>
-          <w:p>
-            <w:r>
-              <w:t>0.128 * (M7)</w:t>
-            </w:r>
-          </w:p>
-        </w:tc>
-        <w:tc>
-          <w:tcPr>
-            <w:tcW w:type="dxa" w:w="1872"/>
-          </w:tcPr>
-          <w:p>
-            <w:r>
-              <w:t>−0.044 (p = .377) n.s.</w:t>
-            </w:r>
-          </w:p>
-        </w:tc>
-        <w:tc>
-          <w:tcPr>
-            <w:tcW w:type="dxa" w:w="1872"/>
-          </w:tcPr>
-          <w:p>
-            <w:r>
-              <w:t>M4 joint p = .125 n.s.; M8 joint p = .093 †</w:t>
-            </w:r>
-          </w:p>
-        </w:tc>
-      </w:tr>
-      <w:tr>
-        <w:tc>
-          <w:tcPr>
-            <w:tcW w:type="dxa" w:w="1872"/>
-          </w:tcPr>
-          <w:p>
-            <w:r>
-              <w:t>2023</w:t>
-            </w:r>
-          </w:p>
-        </w:tc>
-        <w:tc>
-          <w:tcPr>
-            <w:tcW w:type="dxa" w:w="1872"/>
-          </w:tcPr>
-          <w:p>
-            <w:r>
-              <w:t>Inverted-U: FSTS_c 0.962* / FSTS_c² −1.686**; LM p = .013; TP = 41.6 %</w:t>
-            </w:r>
-          </w:p>
-        </w:tc>
-        <w:tc>
-          <w:tcPr>
-            <w:tcW w:type="dxa" w:w="1872"/>
-          </w:tcPr>
-          <w:p>
-            <w:r>
-              <w:t>0.123 ** (M7)</w:t>
-            </w:r>
-          </w:p>
-        </w:tc>
-        <w:tc>
-          <w:tcPr>
-            <w:tcW w:type="dxa" w:w="1872"/>
-          </w:tcPr>
-          <w:p>
-            <w:r>
-              <w:t>0.095 * (M7)</w:t>
-            </w:r>
-          </w:p>
-        </w:tc>
-        <w:tc>
-          <w:tcPr>
-            <w:tcW w:type="dxa" w:w="1872"/>
-          </w:tcPr>
-          <w:p>
-            <w:r>
-              <w:t>M4 joint p = .102 †; M8 joint p = .062 †; FSTS_c × DAI_z = −0.912 *</w:t>
-            </w:r>
-          </w:p>
-        </w:tc>
-      </w:tr>
-      <w:tr>
-        <w:tc>
-          <w:tcPr>
-            <w:tcW w:type="dxa" w:w="1872"/>
-          </w:tcPr>
-          <w:p>
-            <w:r>
-              <w:t>Pooled</w:t>
-            </w:r>
-          </w:p>
-        </w:tc>
-        <w:tc>
-          <w:tcPr>
-            <w:tcW w:type="dxa" w:w="1872"/>
-          </w:tcPr>
-          <w:p>
-            <w:r>
-              <w:t>Inverted-U: FSTS_c 0.984*** / FSTS_c² −1.909***; LM p &lt; .001; TP = 39.7 %</w:t>
-            </w:r>
-          </w:p>
-        </w:tc>
-        <w:tc>
-          <w:tcPr>
-            <w:tcW w:type="dxa" w:w="1872"/>
-          </w:tcPr>
-          <w:p>
-            <w:r>
-              <w:t>0.179 *** (M7)</w:t>
-            </w:r>
-          </w:p>
-        </w:tc>
-        <w:tc>
-          <w:tcPr>
-            <w:tcW w:type="dxa" w:w="1872"/>
-          </w:tcPr>
-          <w:p>
-            <w:r>
-              <w:t>0.078 ** (M7); 0.032 n.s. (M8)</w:t>
-            </w:r>
-          </w:p>
-        </w:tc>
-        <w:tc>
-          <w:tcPr>
-            <w:tcW w:type="dxa" w:w="1872"/>
-          </w:tcPr>
-          <w:p>
-            <w:r>
-              <w:t>M4 joint p = .213 n.s.; M8 joint p = .083 †</w:t>
-            </w:r>
-          </w:p>
-        </w:tc>
-      </w:tr>
-    </w:tbl>
-    <w:p>
-      <w:pPr>
-        <w:pStyle w:val="BodyText"/>
-      </w:pPr>
-      <w:r>
-        <w:t>Notes. Cell entries report β coefficients with HC1-robust p-values from the full specifications. n.s. = not statistically significant at conventional thresholds. Interaction terms entered as FSTS_c × DAI_z and FSTS_c² × DAI_z; the table reports the focal linear interaction.</w:t>
-      </w:r>
-    </w:p>
-    <w:p>
-      <w:pPr>
-        <w:pStyle w:val="Heading2"/>
-      </w:pPr>
-      <w:r>
-        <w:t>4.5 Robustness</w:t>
-      </w:r>
-    </w:p>
-    <w:p>
-      <w:pPr>
-        <w:pStyle w:val="FirstParagraph"/>
-      </w:pPr>
-      <w:r>
-        <w:t>Four robustness panels test whether the central inferences depend on measurement choices, sample composition, or the cross-wave alignment of the DAI construct. The panels are estimated on the same OLS HC1 design as the main models and are written to p4_vietnam/output/tables/table_3_robustness.csv.</w:t>
-      </w:r>
-    </w:p>
-    <w:p>
-      <w:pPr>
-        <w:pStyle w:val="BodyText"/>
-      </w:pPr>
-      <w:r>
-        <w:t>Panel A — Enriched TCI_full composite (2015 and 2023, where h1 product-innovation and h8 R&amp;D indicators are available). Adding h1 and h8 to the primary TCI items produces an attenuated direct effect: the TCI_full_z direct coefficient is 0.056 (p = .253) in 2015 and 0.096 (p = .024) in 2023 — both smaller than the corresponding TCI_thin estimates of 0.128 and 0.123. The moderation joint test is not statistically distinguishable from zero in either wave (2015 joint F p = .492; 2023 joint F p = .152). The attenuation is consistent with the interpretation that the TCI_thin items (b8 quality certification and e6 foreign-licensed technology) carry a sharper foreign-capability content than the broader product-innovation and R&amp;D items add. The TCI_thin specification is therefore retained as the primary measurement throughout the paper.</w:t>
-      </w:r>
-    </w:p>
-    <w:p>
-      <w:pPr>
-        <w:pStyle w:val="BodyText"/>
-      </w:pPr>
-      <w:r>
-        <w:t>Panel B — Enriched DAI_rich composite (2023 only). The richer specification extends the primary website-based DAI with k33 (customer e-payment intensity) and k38 (supplier e-payment intensity), in both continuous and binary forms. The 2023 DAI_rich_cont moderation joint test is marginal (joint F p = .099, with FSTS_c × DAI_rich_cont_z = −0.933, p = .076), and the binary specification is non-significant (joint F p = .243). The richer measure thus indicates a similar directional pattern to the primary DAI moderation finding but with weaker individual significance — consistent with the view that transaction-enabling digital adoption operates through a different productivity channel than basic digital presence and should not be treated as a one-for-one replacement for the harmonised primary specification.</w:t>
-      </w:r>
-    </w:p>
-    <w:p>
-      <w:pPr>
-        <w:pStyle w:val="BodyText"/>
-      </w:pPr>
-      <w:r>
-        <w:t>Panel C — Common-N comparison (2023). The primary DAI_z and DAI_rich specifications are estimated on the same N = 1,013 sample, so the differences in Panel B reflect measurement rather than sample. This rules out the alternative explanation that DAI_rich attenuates because of selective missingness on k33 / k38, and supports retaining the harmonised website-based DAI as the primary cross-wave specification.</w:t>
-      </w:r>
-    </w:p>
-    <w:p>
-      <w:pPr>
-        <w:pStyle w:val="BodyText"/>
-      </w:pPr>
-      <w:r>
-        <w:t>Panel D — Micro-firm exclusion (l1 ≥ 10). Excluding firms with fewer than ten permanent employees reduces the pooled sample to N = 2,473 and leaves the substantive inferences intact. The inverted-U is preserved (FSTS_c β = 0.794, p = .008; FSTS_c² β = −1.647, p &lt; .001), the TCI_z direct association is essentially unchanged (β = 0.188, p &lt; .001), DAI_z direct is positive but not individually significant (β = 0.054, p = .288), and the DAI moderation joint test in the full M8 specification (joint F p = .167) is somewhat weaker than in the main pooled M8 (p = .083). The Lind–Mehlum monotonicity rejection and the broader lifecycle reading do not depend on the inclusion of very small firms.</w:t>
-      </w:r>
-    </w:p>
-    <w:p>
-      <w:pPr>
-        <w:pStyle w:val="BodyText"/>
-      </w:pPr>
-      <w:r>
-        <w:t>Panel E — Sample-selection probes (Heckman, 1979; Wooldridge, 2010). The selection equation is a probit of export_any on lnEmp, FirmAge, ForeignOwned, sector fixed effects and the WBES sampling region a2, with a2 supplying the exclusion restriction (sampling region affects export selection through differential logistical access but is plausibly uncorrelated with the productivity outcome conditional on the other controls). The inverse Mills ratio added to the outcome equation estimated on exporters (FSTS &gt; 0) is statistically insignificant in all four panels: λ = −0.111 (p = .846) in 2009, λ = −0.833 (p = .259) in 2015, λ = 0.665 (p = .399) in 2023, and λ = −0.462 (p = .347) pooled, indicating no significant selection bias along the IMR-detected channel. A complementary control-function specification using the generalised residual yields a significant residual in 2009 (β = 0.510, p &lt; .001) and pooled (β = 0.304, p &lt; .001), a marginal residual in 2023 (β = 0.259, p = .092) and a null residual in 2015 (β = −0.112, p = .357). The control-function signal indicates a degree of selection structure that the standard IMR does not pick up but does not overturn the H1, H2 or H3 substantive inferences when the focal coefficients are re-estimated with either correction.</w:t>
-      </w:r>
-    </w:p>
-    <w:p>
-      <w:pPr>
-        <w:pStyle w:val="BodyText"/>
-      </w:pPr>
-      <w:r>
-        <w:t>Panel F — Paternoster (1998) cross-wave z-tests. To assess whether the cross-wave differences in the focal M7 / M8 coefficients are statistically distinguishable from sampling noise, we apply z = (β_A − β_B) / sqrt(SE_A² + SE_B²) for each pair of waves and each focal term. The DAI_z direct association shifts significantly between 2009 and 2015 (z = 3.353, p &lt; .001) and between 2015 and 2023 (z = −2.051, p = .040), confirming that the lifecycle pattern of basic digital adoption is not an artefact of sampling noise. The TCI_z magnitude attenuates more modestly: the 2009-to-2015 difference (z = 1.288, p = .198) and 2009-to-2023 difference (z = 1.423, p = .155) are not statistically distinguishable. All FSTS_c, FSTS_c², FSTS_c × DAI_z and FSTS_c² × DAI_z pairwise differences are non-significant (all |z| &lt; 1.4, all p &gt; .17), so the inverted-U shape and the DAI moderation patterns are best read as a common curvature with wave-specific magnitudes rather than as cross-period structural shifts in the curvature parameters.</w:t>
-      </w:r>
-    </w:p>
-    <w:p>
-      <w:pPr>
-        <w:pStyle w:val="FirstParagraph"/>
-      </w:pPr>
-      <w:r>
-        <w:t>Panel G — Sector split (manufacturing versus non-manufacturing). To test whether the digital and capability channels operate uniformly across the broad sectoral composition of the Vietnamese exporter cohort, we re-estimate the pooled M2 / M7 / M8 specifications separately on manufacturing firms (sector1 ∈ {1, 2, 3} — ISIC 15–37, N = 1,854) and non-manufacturing firms (utilities, construction, wholesale and retail, transport, finance and other services; sector1 ∈ {4, 5, 6, 7}; N = 1,104). The inverted-U is preserved in both subsets but is sharper in manufacturing (FSTS_c β = 0.971, p = .001; FSTS_c² β = −1.883, p &lt; .001) than in non-manufacturing (FSTS_c β = 1.615, p = .064, marginal; FSTS_c² β = −2.479, p = .046).</w:t>
-      </w:r>
-    </w:p>
-    <w:p>
-      <w:pPr>
-        <w:pStyle w:val="BodyText"/>
-      </w:pPr>
-      <w:r>
-        <w:t>More substantively, the capability and digital-adoption channels operate primarily in manufacturing. In the M7 dual-direct specification, manufacturing firms display a strong TCI_z direct association (β = 0.223, p &lt; .001) and a positive DAI_z direct association (β = 0.087, p = .009), while non-manufacturing firms show only a marginal TCI_z effect (β = 0.090, p = .096) and a null DAI_z effect (β = 0.068, p = .133). The DAI moderation channel is concentrated in manufacturing (M8 joint p = .103, marginal; FSTS_c × DAI_z = −0.543, p = .079) and is uniformly null in non-manufacturing (M8 joint p = .280). TCI moderation, by contrast, is statistically distinguishable from zero in both subsets (M3 joint p = .011 in manufacturing and p = .007 in non-manufacturing), indicating that the curvature-flattening effect of capability operates broadly while the digital channel remains specific to the manufacturing exporter base. Substantively, this pattern is consistent with the view that basic digital adoption interacts with cross-border production-coordination demands more strongly in tradable-goods sectors than in service-oriented or domestically oriented sectors of the Vietnamese economy.</w:t>
-      </w:r>
-    </w:p>
-    <w:p>
-      <w:pPr>
-        <w:pStyle w:val="Heading1"/>
-      </w:pPr>
-      <w:r>
-        <w:t>5. Discussion</w:t>
-      </w:r>
-    </w:p>
-    <w:p>
-      <w:pPr>
-        <w:pStyle w:val="Heading2"/>
-      </w:pPr>
-      <w:r>
-        <w:t>5.1 Reinterpreting digital capability in Vietnam</w:t>
-      </w:r>
-    </w:p>
-    <w:p>
-      <w:pPr>
-        <w:pStyle w:val="FirstParagraph"/>
-      </w:pPr>
-      <w:r>
-        <w:t>The central implication of the findings is that digital capability in Vietnam should not be interpreted as a universal and temporally stable premium. Both TCI_z and DAI_z are beneficial on average, but their empirical salience changes across waves. This means that digitalisation is not simply a constant background advantage. It is a context-sensitive and stage-dependent source of performance heterogeneity.</w:t>
-      </w:r>
-    </w:p>
-    <w:p>
-      <w:pPr>
-        <w:pStyle w:val="BodyText"/>
-      </w:pPr>
-      <w:r>
-        <w:t>This interpretation helps reconcile the coexistence of positive pooled effects and uneven wave-specific results. The pooled model captures the average tendency for stronger capability to be associated with better performance. The wave-specific models show that this tendency is not equally strong in every phase. The value of digital capability therefore depends on where firms stand in the broader lifecycle of internationalisation and transition.</w:t>
-      </w:r>
-    </w:p>
-    <w:p>
-      <w:pPr>
-        <w:pStyle w:val="Heading2"/>
-      </w:pPr>
-      <w:r>
-        <w:t>5.2 Why the distinction between TCI and DAI matters</w:t>
-      </w:r>
-    </w:p>
-    <w:p>
-      <w:pPr>
-        <w:pStyle w:val="FirstParagraph"/>
-      </w:pPr>
-      <w:r>
-        <w:t>The results also strengthen the theoretical case for separating technological capability from foundational digital adoption. TCI_z captures deeper internal stocks of learning and operational upgrading. DAI_z captures a more practical digital layer that enables transactions and coordination. These are not interchangeable resources.</w:t>
-      </w:r>
-    </w:p>
-    <w:p>
-      <w:pPr>
-        <w:pStyle w:val="BodyText"/>
-      </w:pPr>
-      <w:r>
-        <w:t>The difference matters because the two constructs do not behave identically across periods. TCI_z appears to function more like a deeper competence base, while DAI_z appears more context sensitive. This supports a more careful approach to digitalisation in international business research, one that distinguishes between digital enablement and broader technological depth rather than collapsing them into a single label.</w:t>
-      </w:r>
-    </w:p>
-    <w:p>
-      <w:pPr>
-        <w:pStyle w:val="Heading2"/>
-      </w:pPr>
-      <w:r>
-        <w:t>5.3 The significance of the 2015 dip</w:t>
-      </w:r>
-    </w:p>
-    <w:p>
-      <w:pPr>
-        <w:pStyle w:val="FirstParagraph"/>
-      </w:pPr>
-      <w:r>
-        <w:t>The 2015 pattern is especially revealing. It shows that even when the nonlinear I–P structure becomes clearer, the direct payoff from capability variables can weaken. This suggests that firms may pass through a transitional stage in which export expansion remains important but the productivity contribution of capability resources becomes more difficult to realise or detect.</w:t>
-      </w:r>
-    </w:p>
-    <w:p>
-      <w:pPr>
-        <w:pStyle w:val="BodyText"/>
-      </w:pPr>
-      <w:r>
-        <w:t>Rather than treating this wave as an anomaly, it is more useful to interpret it as evidence of lifecycle heterogeneity. The dip demonstrates why pooled averages alone are insufficient. Without the wave-specific analysis, one would miss the possibility that capability payoffs compress or fade temporarily before re-emerging in a later phase.</w:t>
-      </w:r>
-    </w:p>
-    <w:p>
-      <w:pPr>
-        <w:pStyle w:val="Heading2"/>
-      </w:pPr>
-      <w:r>
-        <w:t>5.4 Managerial implications</w:t>
-      </w:r>
-    </w:p>
-    <w:p>
-      <w:pPr>
-        <w:pStyle w:val="FirstParagraph"/>
-      </w:pPr>
-      <w:r>
-        <w:t>The managerial implication is not that firms should invest less in digitalisation. Rather, it is that digitalisation should be aligned with organisational readiness and international scale. Foundational digital tools may create value, but the payoff depends on whether those tools are embedded in routines that support export coordination and performance.</w:t>
-      </w:r>
-    </w:p>
-    <w:p>
-      <w:pPr>
-        <w:pStyle w:val="BodyText"/>
-      </w:pPr>
-      <w:r>
-        <w:t>Managers should also avoid conflating basic digital adoption with deeper technological capability. A firm may adopt digital tools without having the learning and upgrading capacity needed to sustain performance gains over time. Conversely, stronger internal capability may allow the firm to convert relatively basic digital adoption into more meaningful outcomes. This distinction is especially important in transitional economies, where firms move through uneven stages of capability development.</w:t>
-      </w:r>
-    </w:p>
-    <w:p>
-      <w:pPr>
-        <w:pStyle w:val="Heading2"/>
-      </w:pPr>
-      <w:r>
-        <w:t>5.5 Policy implications</w:t>
-      </w:r>
-    </w:p>
-    <w:p>
-      <w:pPr>
-        <w:pStyle w:val="FirstParagraph"/>
-      </w:pPr>
-      <w:r>
-        <w:t>We frame the policy reading as tentative considerations rather than directive prescriptions. The associational nature of the evidence, the breadth of the wave-specific heterogeneity, and the single-economy scope all weigh against converting the findings into firm policy targets. With those caveats kept explicit, three considerations follow for Vietnam’s trade and digital-economy policy design.</w:t>
-      </w:r>
-    </w:p>
-    <w:p>
-      <w:pPr>
-        <w:pStyle w:val="BodyText"/>
-      </w:pPr>
-      <w:r>
-        <w:t>First, export-promotion instruments designed around a uniformly positive internationalisation premium will overshoot in transitional periods such as the 2015 wave, when capability payoffs were compressed even as export intensity remained productivity-relevant. Targeting export support at firms positioned in the entry-cost zone, rather than at firms already operating at high export intensity, is consistent with the curvature documented in the pooled and later-wave samples. Second, digital-economy programmes that treat foundational adoption (websites, basic e-payment) as a sufficient policy lever are likely to be attenuated by the implementation lag and by the conditional nature of the digital channel at higher export intensity. Programmes that bundle Tier 1–2 digital adoption with deeper capability upgrading — quality certification, absorptive-capacity investment, organisational routines for cross-border coordination — will be more consistent with the pattern that emerges in 2023.</w:t>
-      </w:r>
-    </w:p>
-    <w:p>
-      <w:pPr>
-        <w:pStyle w:val="BodyText"/>
-      </w:pPr>
-      <w:r>
-        <w:t>Third, the lifecycle reading suggests that policy evaluation windows matter. A digital-transformation programme assessed only against a 2015-style transitional baseline would understate its long-run productivity contribution; a programme assessed against a 2009-style or 2023-style baseline would overstate it relative to the in-between phase. Policy evaluation that takes the lifecycle structure seriously will couple short-window outcome measurement with sustained measurement of the capability and infrastructure environment in which firms operate.</w:t>
-      </w:r>
-    </w:p>
-    <w:p>
-      <w:pPr>
-        <w:pStyle w:val="Heading1"/>
-      </w:pPr>
-      <w:r>
-        <w:t>6. Limitations and future research</w:t>
-      </w:r>
-    </w:p>
-    <w:p>
-      <w:pPr>
-        <w:pStyle w:val="FirstParagraph"/>
-      </w:pPr>
-      <w:r>
-        <w:t>The findings should be read against five limitations. First and most fundamentally, the WBES microdata are repeated cross-sections rather than a true firm panel. Within-firm change over time cannot be identified, and time-invariant unobserved heterogeneity cannot be netted out at the firm level. The associational language used throughout the paper reflects this constraint and should not be relaxed in any reader’s interpretation of the results.</w:t>
-      </w:r>
-    </w:p>
-    <w:p>
-      <w:pPr>
-        <w:pStyle w:val="BodyText"/>
-      </w:pPr>
-      <w:r>
-        <w:t>Second, the DAI_z composite captures a foundational layer of digital adoption (digital presence and basic digital transaction support) rather than the full depth of digitally integrated organisational capability. The DAI_rich extension for the 2023 wave shows that the conditional pattern survives when richer items are available, but a panel of digitally integrated firms with deeper measurement would tighten the construct further.</w:t>
-      </w:r>
-    </w:p>
-    <w:p>
-      <w:pPr>
-        <w:pStyle w:val="BodyText"/>
-      </w:pPr>
-      <w:r>
-        <w:t>Third, the analysis is conducted on a single transitional economy. Vietnam is informative precisely because its institutional and digital environment shifted noticeably across the 2009–2023 observation window, but the lifecycle pattern documented here may not generalise without modification to economies whose digital infrastructure or export composition follows a different trajectory.</w:t>
-      </w:r>
-    </w:p>
-    <w:p>
-      <w:pPr>
-        <w:pStyle w:val="BodyText"/>
-      </w:pPr>
-      <w:r>
-        <w:t>Fourth, although the Paternoster (1998) z-tests reported in §4.5 confirm that the DAI_z drop between 2009 and 2015 is a statistically distinguishable cross-wave shift (z = 3.353, p &lt; .001) and the 2015-to-2023 recovery is also distinguishable (z = −2.051, p = .040). Most other cross-wave coefficient differences sit at marginal or non-significant magnitudes. The lifecycle narrative therefore relies more on the directional consistency of wave-specific estimates and the joint moderation tests than on uniformly significant pairwise z-tests. Future work could exploit policy timing — for example, Vietnam’s National Digital Transformation Programme launched in 2020 — for sharper identification of the digital channel through a policy-evaluation design rather than a cross-wave comparison.</w:t>
-      </w:r>
-    </w:p>
-    <w:p>
-      <w:pPr>
-        <w:pStyle w:val="BodyText"/>
-      </w:pPr>
-      <w:r>
-        <w:t>Fifth, the sector fixed effects in the main models are intentionally broad to keep the cross-wave specification comparable. Section 4.5 Panel G addresses one natural extension by re-estimating the pooled M2 / M7 / M8 specifications on manufacturing (sector1 ∈ {1, 2, 3}; N = 1,854) versus non-manufacturing (sector1 ∈ {4, 5, 6, 7}; N = 1,104) subsets, and shows that the digital-adoption channel operates primarily in manufacturing while the technological-capability channel is present in both. Finer industry-level mechanisms — for example, contrasting digitally intensive services with traditional services, or contrasting export-oriented with domestically oriented manufacturing sub-sectors — would benefit from a research design that exploits richer industry classification than the WBES one-digit codes allow.</w:t>
-      </w:r>
-    </w:p>
-    <w:p>
-      <w:pPr>
-        <w:pStyle w:val="Heading1"/>
-      </w:pPr>
-      <w:r>
-        <w:t>7. Conclusion</w:t>
-      </w:r>
-    </w:p>
-    <w:p>
-      <w:pPr>
-        <w:pStyle w:val="FirstParagraph"/>
-      </w:pPr>
-      <w:r>
-        <w:t>This study revisits the I–P relationship in Vietnam by distinguishing technological capability from foundational digital adoption and by comparing pooled and wave-specific evidence. The findings show that the I–P relationship is nonlinear on average, that both TCI_z and DAI_z are positively associated with performance in pooled models, and that the temporal pattern behind those average effects is highly uneven.</w:t>
-      </w:r>
-    </w:p>
-    <w:p>
-      <w:pPr>
-        <w:pStyle w:val="BodyText"/>
-      </w:pPr>
-      <w:r>
-        <w:t>The central theoretical implication is that digital capability in a transitional economy is best understood as a stage-contingent resource. Its value is real, but it is not uniformly distributed across time or across stages of internationalisation. This lifecycle perspective helps explain why average estimates can be informative while still concealing important differences in the timing and form of digital payoff.</w:t>
-      </w:r>
-    </w:p>
-    <w:p>
-      <w:pPr>
-        <w:pStyle w:val="Heading1"/>
-      </w:pPr>
-      <w:r>
-        <w:t>Conflict of interest</w:t>
-      </w:r>
-    </w:p>
-    <w:p>
-      <w:pPr>
-        <w:pStyle w:val="FirstParagraph"/>
-      </w:pPr>
-      <w:r>
-        <w:t>The authors declare no conflict of interest.</w:t>
-      </w:r>
-    </w:p>
-    <w:p>
-      <w:pPr>
-        <w:pStyle w:val="Heading1"/>
-      </w:pPr>
-      <w:r>
-        <w:t>Funding</w:t>
-      </w:r>
-    </w:p>
-    <w:p>
-      <w:pPr>
-        <w:pStyle w:val="FirstParagraph"/>
-      </w:pPr>
-      <w:r>
-        <w:t>This research received no specific grant from any funding agency in the public, commercial, or not-for-profit sectors.</w:t>
-      </w:r>
-    </w:p>
-    <w:p>
-      <w:pPr>
-        <w:pStyle w:val="Heading1"/>
-      </w:pPr>
-      <w:r>
-        <w:t>Data availability statement</w:t>
-      </w:r>
-    </w:p>
-    <w:p>
-      <w:pPr>
-        <w:pStyle w:val="FirstParagraph"/>
-      </w:pPr>
-      <w:r>
-        <w:t>The data that support the findings of this study are from the World Bank Enterprise Surveys and are available from the World Bank Enterprise Surveys portal, subject to registration and compliance with the World Bank Enterprise Surveys Data Access Protocol. Because the protocol restricts redistribution of the original .dta files to third parties, the authors do not redistribute the raw survey files. Replication materials, including variable-construction details, model specifications, and computational outputs, are available from the authors upon reasonable request and may be shared to the extent permitted by the data-access terms.</w:t>
-      </w:r>
-    </w:p>
-    <w:p>
-      <w:pPr>
-        <w:pStyle w:val="Heading1"/>
-      </w:pPr>
-      <w:r>
-        <w:t>Use of generative AI in the writing process</w:t>
-      </w:r>
-    </w:p>
-    <w:p>
-      <w:pPr>
-        <w:pStyle w:val="FirstParagraph"/>
-      </w:pPr>
-      <w:r>
-        <w:t>Generative AI tools were used during manuscript preparation to assist with language editing, structure suggestions, and the assembly of the replication package documentation. All conceptual framing, hypothesis development, empirical analysis, results interpretation, and final wording were authored by the human authors, who take full responsibility for the content of the publication.</w:t>
-      </w:r>
-    </w:p>
-    <w:p>
-      <w:pPr>
-        <w:pStyle w:val="Heading1"/>
-      </w:pPr>
-      <w:r>
-        <w:t>Acknowledgements</w:t>
-      </w:r>
-    </w:p>
-    <w:p>
-      <w:pPr>
-        <w:pStyle w:val="FirstParagraph"/>
-      </w:pPr>
-      <w:r>
-        <w:t>This study uses data from the World Bank Enterprise Surveys. We thank the Enterprise Analysis Unit of the Development Economics Global Indicators Group of the World Bank for providing access to the data. The original collector of the data, the authorised distributor, and the relevant funding agency bear no responsibility for the use of the data or for interpretations based on such use. The findings, interpretations, and conclusions expressed in this article are those of the authors and do not necessarily represent the views of the World Bank Group, its Executive Directors, or the governments they represent. The authors received no specific grant from any funding agency in the public, commercial, or not-for-profit sectors. The replication package accompanying this manuscript was developed to support methodological transparency and computational reproducibility.</w:t>
-      </w:r>
-    </w:p>
-    <w:p>
-      <w:pPr>
-        <w:pStyle w:val="Heading1"/>
-      </w:pPr>
-      <w:r>
-        <w:t>Figures</w:t>
       </w:r>
     </w:p>
     <w:p>
@@ -2050,17 +528,1163 @@
     </w:p>
     <w:p>
       <w:pPr>
+        <w:pStyle w:val="BodyText"/>
+      </w:pPr>
+      <w:r>
+        <w:t>Figure 1. Conceptual model. The independent variable (internationalisation, FSTS_c and FSTS_c²) and the dependent variable (firm performance, ln labour productivity) anchor the IV–DV spine. Technological capability (TCI_z) and digital adoption (DAI_z) operate as moderators of the curvature; controls are firm size (lnEmp), firm age (FirmAge), foreign ownership (ForeignOwned), broad sector fixed effects, and wave fixed effects in the pooled specification. Source: World Bank Enterprise Surveys (https://www.enterprisesurveys.org); authors’ calculations on the 2009, 2015 and 2023 Vietnam waves.</w:t>
+      </w:r>
+    </w:p>
+    <w:p>
+      <w:pPr>
+        <w:pStyle w:val="Heading1"/>
+      </w:pPr>
+      <w:r>
+        <w:t>3. Data, variables, and empirical strategy</w:t>
+      </w:r>
+    </w:p>
+    <w:p>
+      <w:pPr>
+        <w:pStyle w:val="Heading2"/>
+      </w:pPr>
+      <w:r>
+        <w:t>3.1 Data structure</w:t>
+      </w:r>
+    </w:p>
+    <w:p>
+      <w:pPr>
         <w:pStyle w:val="FirstParagraph"/>
       </w:pPr>
       <w:r>
-        <w:t>Figure 1. Conceptual model and prediction map. Boxes: FSTS_c and FSTS_c² (direct-export intensity, mean-centred and squared within wave); TCI_z (Technological Capability Index, z-standardised within wave); DAI_z (foundational Digital Adoption Index, z-standardised within wave); lnLP (log labour productivity); controls (lnEmp, FirmAge, ForeignOwned, sector fixed effects, wave fixed effects in pooled specifications). Arrows label the four hypotheses tested in §4: H1 (curvature), H2 (TCI_z direct level and moderation of curvature), H3 (DAI_z direct association on average), H4 (FSTS_c × DAI_z and FSTS_c² × DAI_z reshape the curvature; sign is an empirical question that varies across waves).</w:t>
+        <w:t>The empirical analysis uses harmonised firm-level evidence for Vietnam across three waves of the World Bank Enterprise Survey: 2009, 2015 and 2023 (World Bank, 2010, 2016, 2024). Estimating the models separately by wave makes it possible to observe whether relationships are stable or time specific, while pooled estimation identifies average effects across the broader period.</w:t>
+      </w:r>
+    </w:p>
+    <w:p>
+      <w:pPr>
+        <w:pStyle w:val="BodyText"/>
+      </w:pPr>
+      <w:r>
+        <w:t>The effective estimation sample varies across model specifications because of missing values in the capability variables. In the full wave-specific models, the usable samples are 989 observations for 2009, 958 for 2015, and 1,013 for 2023. The pooled full model contains 2,960 observations. This structure provides sufficient variation to compare direct effects and conditional patterns across stages.</w:t>
+      </w:r>
+    </w:p>
+    <w:p>
+      <w:pPr>
+        <w:pStyle w:val="Heading2"/>
+      </w:pPr>
+      <w:r>
+        <w:t>3.2 Variables</w:t>
+      </w:r>
+    </w:p>
+    <w:p>
+      <w:pPr>
+        <w:pStyle w:val="FirstParagraph"/>
+      </w:pPr>
+      <w:r>
+        <w:t>Firm performance is measured by log labour productivity (lnLP). Internationalisation is measured by direct-export intensity (FSTS), mean-centred within wave (FSTS_c) and squared (FSTS_c²) so that linear and quadratic terms can be entered jointly to test for nonlinearity.</w:t>
+      </w:r>
+    </w:p>
+    <w:p>
+      <w:pPr>
+        <w:pStyle w:val="BodyText"/>
+      </w:pPr>
+      <w:r>
+        <w:t>The analysis uses two distinct capability constructs. The Technological Capability Index (TCI_z) captures deeper capability stocks related to learning, upgrading, and internal competence accumulation, anchored in Lall (1992) and Cohen and Levinthal (1990). The Digital Adoption Index (DAI_z) captures a foundational layer of digital adoption — digital presence and basic digital transaction support — rather than higher-order digitally integrated organisational transformation (Bharadwaj et al., 2013; Verhoef et al., 2021). Each composite is z-standardised within wave so that the reported coefficients are comparable in magnitude. This separation is deliberate because the study is interested in whether the two domains exhibit different empirical roles.</w:t>
+      </w:r>
+    </w:p>
+    <w:p>
+      <w:pPr>
+        <w:pStyle w:val="BodyText"/>
+      </w:pPr>
+      <w:r>
+        <w:t>Item-level construction is as follows. The outcome is lnLP = ln(d2 / l1), where d2 is total annual sales and l1 is permanent full-time employees. Internationalisation is FSTS = d3c / 100, mean-centred within wave (FSTS_c) and squared (FSTS_c²). The primary Technological Capability Index (TCI_z) is the within-wave standardised mean of b8 (internationally recognised quality certification) and e6 (foreign-licensed technology), each recoded from WBES 1/2 to 1/0 binary form. The primary Digital Adoption Index (DAI_z) is the within-wave standardised website-presence indicator c22b, recoded from 1/2 to 1/0. Under this revised primary specification, no item is shared between the TCI and DAI composites — e6 belongs exclusively to the capability construct, while c22b alone serves as a harmonised cross-wave proxy for basic digital presence. Cross-wave-comparable transaction-level digital items are absent from the 2009 and 2015 instruments, so DAI_z should be interpreted as a Tier 1–2 digital-adoption measure rather than as a fully integrated digital-capability construct (Bharadwaj et al., 2013; Verhoef et al., 2021).</w:t>
+      </w:r>
+    </w:p>
+    <w:p>
+      <w:pPr>
+        <w:pStyle w:val="BodyText"/>
+      </w:pPr>
+      <w:r>
+        <w:t>Two enriched composites are used in the §4.5 robustness panel where item availability allows. TCI_full adds h1 (introduced new or significantly improved product) and h8 (R&amp;D expenditure indicator) to the TCI items in 2015 and 2023, where h1 and h8 are present. DAI_rich, constructed only for 2023, extends the website-presence indicator with k33 (share of sales received via electronic payment) and k38 (share of supplier payments made via electronic payment), in both continuous (k33 / 100, k38 / 100) and binary (k33 &gt; 0, k38 &gt; 0) variants. DAI_rich thus moves from basic digital presence toward a transaction-enabling digital-adoption construct, but it is treated as a measurement-depth robustness check rather than as the primary specification because k33 and k38 are unavailable in the 2009 and 2015 waves.</w:t>
+      </w:r>
+    </w:p>
+    <w:p>
+      <w:pPr>
+        <w:pStyle w:val="BodyText"/>
+      </w:pPr>
+      <w:r>
+        <w:t>Controls are standard. Firm size lnEmp = ln(l1). Firm age FirmAge = survey year minus b5 (year established). Foreign ownership ForeignOwned = 1 if b2b (percentage of equity owned by private foreign individuals or firms) &gt; 0. Sector fixed effects use the first digit of a4b (broad ISIC code) for the 2009 and 2015 waves and the first digit of a4a for the 2023 wave, where a4b is not in the public release. Pooled specifications add wave fixed effects to absorb broad period differences in the productivity baseline.</w:t>
+      </w:r>
+    </w:p>
+    <w:p>
+      <w:pPr>
+        <w:pStyle w:val="BodyText"/>
+      </w:pPr>
+      <w:r>
+        <w:t>A note on missing-code handling. The WBES instrument codes don’t-know and refused responses as −9. We treat −9 as missing before any composite is built and apply listwise deletion on the focal variable set (lnLP, lnEmp, FirmAge, ForeignOwned, FSTS, TCI_thin, DAI_thin, sector1). The resulting analytic samples are 989, 958, and 1,013 observations for 2009, 2015, and 2023 respectively; pooled N is 2,960.</w:t>
+      </w:r>
+    </w:p>
+    <w:p>
+      <w:pPr>
+        <w:pStyle w:val="Heading2"/>
+      </w:pPr>
+      <w:r>
+        <w:t>3.3 Model sequence</w:t>
+      </w:r>
+    </w:p>
+    <w:p>
+      <w:pPr>
+        <w:pStyle w:val="FirstParagraph"/>
+      </w:pPr>
+      <w:r>
+        <w:t>The empirical strategy follows a nested sequence of models, all estimated by ordinary least squares with HC1 robust standard errors. A control model establishes the baseline. A linear internationalisation model then introduces FSTS_c. A nonlinear model adds the quadratic term FSTS_c² to test for curvature. Additional models introduce TCI_z and DAI_z separately, first in specifications that allow interaction terms with FSTS_c and FSTS_c², and then in direct-effect specifications. The final full model includes the nonlinear internationalisation terms, both direct capability measures, and the interaction terms involving digital adoption.</w:t>
+      </w:r>
+    </w:p>
+    <w:p>
+      <w:pPr>
+        <w:pStyle w:val="BodyText"/>
+      </w:pPr>
+      <w:r>
+        <w:t>This design separates three analytical questions. First, is the I–P relationship nonlinear? Second, are TCI_z and DAI_z directly associated with performance? Third, does the role of digital adoption become more conditional as export intensity rises? Throughout, results are described as associations rather than effects, consistent with the inferential limits of repeated-cross-section data (Antonakis et al., 2010; Wooldridge, 2010).</w:t>
+      </w:r>
+    </w:p>
+    <w:p>
+      <w:pPr>
+        <w:pStyle w:val="Heading2"/>
+      </w:pPr>
+      <w:r>
+        <w:t>3.4 Replication and reproducibility</w:t>
+      </w:r>
+    </w:p>
+    <w:p>
+      <w:pPr>
+        <w:pStyle w:val="FirstParagraph"/>
+      </w:pPr>
+      <w:r>
+        <w:t>The full pipeline is implemented as a 10-step Stata blueprint distributed with the manuscript. The build steps (01–04) clean each WBES wave, harmonise the focal variable set, and append the three waves into a pooled file with within-wave centring and z-standardisation reapplied. Estimation steps (05–09) cover the M0–M8 nested sequence, the Lind–Mehlum turning-point check, manual Heckman selection probes, Paternoster (1998) cross-wave z-tests, and the robustness panels described in §4.5. The export step (10) writes the manuscript-facing tables and Figure 2 directly from the stored estimates. Rerunning the pipeline from a fresh clone reproduces every coefficient reported below; the manuscript text rather than the do-file output is the object that adjusts when the rerun drifts from the prose.</w:t>
+      </w:r>
+    </w:p>
+    <w:p>
+      <w:pPr>
+        <w:pStyle w:val="Heading1"/>
+      </w:pPr>
+      <w:r>
+        <w:t>4. Results</w:t>
+      </w:r>
+    </w:p>
+    <w:p>
+      <w:pPr>
+        <w:pStyle w:val="FirstParagraph"/>
+      </w:pPr>
+      <w:r>
+        <w:t>Table 1 reports analytic-sample summary statistics by wave. Three patterns are worth noting before the inferential analysis. The share of firms reporting any positive direct-export intensity declines from 28.4 % in 2009 to 20.7 % in 2015 to 18.8 % in 2023, reflecting the rebalancing of the Vietnamese exporter cohort away from labour-intensive manufacturing toward services and FDI-linked supply-chain firms during the observation window. The within-wave mean of basic digital adoption (c22b website indicator) rises from 0.425 in 2009 to 0.483 in 2015 and 0.498 in 2023, indicating broad diffusion of basic digital presence across the Vietnamese firm population over the 14-year window. The mean of log labour productivity rises monotonically (19.41 / 20.04 / 20.55), consistent with broader Vietnamese productivity convergence over the period.</w:t>
+      </w:r>
+    </w:p>
+    <w:tbl>
+      <w:tblPr>
+        <w:tblStyle w:val="Table"/>
+        <w:tblW w:type="auto" w:w="0"/>
+        <w:tblLook w:firstColumn="1" w:firstRow="1" w:lastColumn="0" w:lastRow="0" w:noHBand="0" w:noVBand="1" w:val="04A0"/>
+      </w:tblPr>
+      <w:tblGrid>
+        <w:gridCol w:w="1872"/>
+        <w:gridCol w:w="1872"/>
+        <w:gridCol w:w="1872"/>
+        <w:gridCol w:w="1872"/>
+        <w:gridCol w:w="1872"/>
+      </w:tblGrid>
+      <w:tr>
+        <w:tc>
+          <w:tcPr>
+            <w:tcW w:type="dxa" w:w="1872"/>
+          </w:tcPr>
+          <w:p>
+            <w:r>
+              <w:t>Variable</w:t>
+            </w:r>
+          </w:p>
+        </w:tc>
+        <w:tc>
+          <w:tcPr>
+            <w:tcW w:type="dxa" w:w="1872"/>
+          </w:tcPr>
+          <w:p>
+            <w:r>
+              <w:t>2009 (N = 989)</w:t>
+            </w:r>
+          </w:p>
+        </w:tc>
+        <w:tc>
+          <w:tcPr>
+            <w:tcW w:type="dxa" w:w="1872"/>
+          </w:tcPr>
+          <w:p>
+            <w:r>
+              <w:t>2015 (N = 958)</w:t>
+            </w:r>
+          </w:p>
+        </w:tc>
+        <w:tc>
+          <w:tcPr>
+            <w:tcW w:type="dxa" w:w="1872"/>
+          </w:tcPr>
+          <w:p>
+            <w:r>
+              <w:t>2023 (N = 1,013)</w:t>
+            </w:r>
+          </w:p>
+        </w:tc>
+        <w:tc>
+          <w:tcPr>
+            <w:tcW w:type="dxa" w:w="1872"/>
+          </w:tcPr>
+          <w:p>
+            <w:r>
+              <w:t>Pooled (N = 2,960)</w:t>
+            </w:r>
+          </w:p>
+        </w:tc>
+      </w:tr>
+      <w:tr>
+        <w:tc>
+          <w:tcPr>
+            <w:tcW w:type="dxa" w:w="1872"/>
+          </w:tcPr>
+          <w:p>
+            <w:r>
+              <w:t>lnLP (log labour productivity)</w:t>
+            </w:r>
+          </w:p>
+        </w:tc>
+        <w:tc>
+          <w:tcPr>
+            <w:tcW w:type="dxa" w:w="1872"/>
+          </w:tcPr>
+          <w:p>
+            <w:r>
+              <w:t>19.41 (1.31)</w:t>
+            </w:r>
+          </w:p>
+        </w:tc>
+        <w:tc>
+          <w:tcPr>
+            <w:tcW w:type="dxa" w:w="1872"/>
+          </w:tcPr>
+          <w:p>
+            <w:r>
+              <w:t>20.04 (1.46)</w:t>
+            </w:r>
+          </w:p>
+        </w:tc>
+        <w:tc>
+          <w:tcPr>
+            <w:tcW w:type="dxa" w:w="1872"/>
+          </w:tcPr>
+          <w:p>
+            <w:r>
+              <w:t>20.55 (1.47)</w:t>
+            </w:r>
+          </w:p>
+        </w:tc>
+        <w:tc>
+          <w:tcPr>
+            <w:tcW w:type="dxa" w:w="1872"/>
+          </w:tcPr>
+          <w:p>
+            <w:r>
+              <w:t>20.00 (1.49)</w:t>
+            </w:r>
+          </w:p>
+        </w:tc>
+      </w:tr>
+      <w:tr>
+        <w:tc>
+          <w:tcPr>
+            <w:tcW w:type="dxa" w:w="1872"/>
+          </w:tcPr>
+          <w:p>
+            <w:r>
+              <w:t>FSTS (direct-export share)</w:t>
+            </w:r>
+          </w:p>
+        </w:tc>
+        <w:tc>
+          <w:tcPr>
+            <w:tcW w:type="dxa" w:w="1872"/>
+          </w:tcPr>
+          <w:p>
+            <w:r>
+              <w:t>0.168 (0.337)</w:t>
+            </w:r>
+          </w:p>
+        </w:tc>
+        <w:tc>
+          <w:tcPr>
+            <w:tcW w:type="dxa" w:w="1872"/>
+          </w:tcPr>
+          <w:p>
+            <w:r>
+              <w:t>0.120 (0.284)</w:t>
+            </w:r>
+          </w:p>
+        </w:tc>
+        <w:tc>
+          <w:tcPr>
+            <w:tcW w:type="dxa" w:w="1872"/>
+          </w:tcPr>
+          <w:p>
+            <w:r>
+              <w:t>0.131 (0.311)</w:t>
+            </w:r>
+          </w:p>
+        </w:tc>
+        <w:tc>
+          <w:tcPr>
+            <w:tcW w:type="dxa" w:w="1872"/>
+          </w:tcPr>
+          <w:p>
+            <w:r>
+              <w:t>0.140 (0.312)</w:t>
+            </w:r>
+          </w:p>
+        </w:tc>
+      </w:tr>
+      <w:tr>
+        <w:tc>
+          <w:tcPr>
+            <w:tcW w:type="dxa" w:w="1872"/>
+          </w:tcPr>
+          <w:p>
+            <w:r>
+              <w:t>Exporter (FSTS &gt; 0) share</w:t>
+            </w:r>
+          </w:p>
+        </w:tc>
+        <w:tc>
+          <w:tcPr>
+            <w:tcW w:type="dxa" w:w="1872"/>
+          </w:tcPr>
+          <w:p>
+            <w:r>
+              <w:t>0.284</w:t>
+            </w:r>
+          </w:p>
+        </w:tc>
+        <w:tc>
+          <w:tcPr>
+            <w:tcW w:type="dxa" w:w="1872"/>
+          </w:tcPr>
+          <w:p>
+            <w:r>
+              <w:t>0.208</w:t>
+            </w:r>
+          </w:p>
+        </w:tc>
+        <w:tc>
+          <w:tcPr>
+            <w:tcW w:type="dxa" w:w="1872"/>
+          </w:tcPr>
+          <w:p>
+            <w:r>
+              <w:t>0.188</w:t>
+            </w:r>
+          </w:p>
+        </w:tc>
+        <w:tc>
+          <w:tcPr>
+            <w:tcW w:type="dxa" w:w="1872"/>
+          </w:tcPr>
+          <w:p>
+            <w:r>
+              <w:t>0.226</w:t>
+            </w:r>
+          </w:p>
+        </w:tc>
+      </w:tr>
+      <w:tr>
+        <w:tc>
+          <w:tcPr>
+            <w:tcW w:type="dxa" w:w="1872"/>
+          </w:tcPr>
+          <w:p>
+            <w:r>
+              <w:t>TCI_thin (mean of b8, e6 recoded)</w:t>
+            </w:r>
+          </w:p>
+        </w:tc>
+        <w:tc>
+          <w:tcPr>
+            <w:tcW w:type="dxa" w:w="1872"/>
+          </w:tcPr>
+          <w:p>
+            <w:r>
+              <w:t>0.169 (0.305)</w:t>
+            </w:r>
+          </w:p>
+        </w:tc>
+        <w:tc>
+          <w:tcPr>
+            <w:tcW w:type="dxa" w:w="1872"/>
+          </w:tcPr>
+          <w:p>
+            <w:r>
+              <w:t>0.141 (0.295)</w:t>
+            </w:r>
+          </w:p>
+        </w:tc>
+        <w:tc>
+          <w:tcPr>
+            <w:tcW w:type="dxa" w:w="1872"/>
+          </w:tcPr>
+          <w:p>
+            <w:r>
+              <w:t>0.146 (0.276)</w:t>
+            </w:r>
+          </w:p>
+        </w:tc>
+        <w:tc>
+          <w:tcPr>
+            <w:tcW w:type="dxa" w:w="1872"/>
+          </w:tcPr>
+          <w:p>
+            <w:r>
+              <w:t>0.152 (0.292)</w:t>
+            </w:r>
+          </w:p>
+        </w:tc>
+      </w:tr>
+      <w:tr>
+        <w:tc>
+          <w:tcPr>
+            <w:tcW w:type="dxa" w:w="1872"/>
+          </w:tcPr>
+          <w:p>
+            <w:r>
+              <w:t>DAI (c22b — own website, recoded)</w:t>
+            </w:r>
+          </w:p>
+        </w:tc>
+        <w:tc>
+          <w:tcPr>
+            <w:tcW w:type="dxa" w:w="1872"/>
+          </w:tcPr>
+          <w:p>
+            <w:r>
+              <w:t>0.425 (0.495)</w:t>
+            </w:r>
+          </w:p>
+        </w:tc>
+        <w:tc>
+          <w:tcPr>
+            <w:tcW w:type="dxa" w:w="1872"/>
+          </w:tcPr>
+          <w:p>
+            <w:r>
+              <w:t>0.483 (0.500)</w:t>
+            </w:r>
+          </w:p>
+        </w:tc>
+        <w:tc>
+          <w:tcPr>
+            <w:tcW w:type="dxa" w:w="1872"/>
+          </w:tcPr>
+          <w:p>
+            <w:r>
+              <w:t>0.498 (0.500)</w:t>
+            </w:r>
+          </w:p>
+        </w:tc>
+        <w:tc>
+          <w:tcPr>
+            <w:tcW w:type="dxa" w:w="1872"/>
+          </w:tcPr>
+          <w:p>
+            <w:r>
+              <w:t>0.469 (0.499)</w:t>
+            </w:r>
+          </w:p>
+        </w:tc>
+      </w:tr>
+      <w:tr>
+        <w:tc>
+          <w:tcPr>
+            <w:tcW w:type="dxa" w:w="1872"/>
+          </w:tcPr>
+          <w:p>
+            <w:r>
+              <w:t>lnEmp (log permanent employees)</w:t>
+            </w:r>
+          </w:p>
+        </w:tc>
+        <w:tc>
+          <w:tcPr>
+            <w:tcW w:type="dxa" w:w="1872"/>
+          </w:tcPr>
+          <w:p>
+            <w:r>
+              <w:t>4.07 (1.49)</w:t>
+            </w:r>
+          </w:p>
+        </w:tc>
+        <w:tc>
+          <w:tcPr>
+            <w:tcW w:type="dxa" w:w="1872"/>
+          </w:tcPr>
+          <w:p>
+            <w:r>
+              <w:t>3.63 (1.48)</w:t>
+            </w:r>
+          </w:p>
+        </w:tc>
+        <w:tc>
+          <w:tcPr>
+            <w:tcW w:type="dxa" w:w="1872"/>
+          </w:tcPr>
+          <w:p>
+            <w:r>
+              <w:t>3.58 (1.54)</w:t>
+            </w:r>
+          </w:p>
+        </w:tc>
+        <w:tc>
+          <w:tcPr>
+            <w:tcW w:type="dxa" w:w="1872"/>
+          </w:tcPr>
+          <w:p>
+            <w:r>
+              <w:t>3.76 (1.52)</w:t>
+            </w:r>
+          </w:p>
+        </w:tc>
+      </w:tr>
+      <w:tr>
+        <w:tc>
+          <w:tcPr>
+            <w:tcW w:type="dxa" w:w="1872"/>
+          </w:tcPr>
+          <w:p>
+            <w:r>
+              <w:t>FirmAge (years since b5)</w:t>
+            </w:r>
+          </w:p>
+        </w:tc>
+        <w:tc>
+          <w:tcPr>
+            <w:tcW w:type="dxa" w:w="1872"/>
+          </w:tcPr>
+          <w:p>
+            <w:r>
+              <w:t>11.9 (11.3)</w:t>
+            </w:r>
+          </w:p>
+        </w:tc>
+        <w:tc>
+          <w:tcPr>
+            <w:tcW w:type="dxa" w:w="1872"/>
+          </w:tcPr>
+          <w:p>
+            <w:r>
+              <w:t>12.8 (9.6)</w:t>
+            </w:r>
+          </w:p>
+        </w:tc>
+        <w:tc>
+          <w:tcPr>
+            <w:tcW w:type="dxa" w:w="1872"/>
+          </w:tcPr>
+          <w:p>
+            <w:r>
+              <w:t>14.1 (7.9)</w:t>
+            </w:r>
+          </w:p>
+        </w:tc>
+        <w:tc>
+          <w:tcPr>
+            <w:tcW w:type="dxa" w:w="1872"/>
+          </w:tcPr>
+          <w:p>
+            <w:r>
+              <w:t>12.9 (9.7)</w:t>
+            </w:r>
+          </w:p>
+        </w:tc>
+      </w:tr>
+      <w:tr>
+        <w:tc>
+          <w:tcPr>
+            <w:tcW w:type="dxa" w:w="1872"/>
+          </w:tcPr>
+          <w:p>
+            <w:r>
+              <w:t>ForeignOwned (b2b &gt; 0) share</w:t>
+            </w:r>
+          </w:p>
+        </w:tc>
+        <w:tc>
+          <w:tcPr>
+            <w:tcW w:type="dxa" w:w="1872"/>
+          </w:tcPr>
+          <w:p>
+            <w:r>
+              <w:t>0.142</w:t>
+            </w:r>
+          </w:p>
+        </w:tc>
+        <w:tc>
+          <w:tcPr>
+            <w:tcW w:type="dxa" w:w="1872"/>
+          </w:tcPr>
+          <w:p>
+            <w:r>
+              <w:t>0.090</w:t>
+            </w:r>
+          </w:p>
+        </w:tc>
+        <w:tc>
+          <w:tcPr>
+            <w:tcW w:type="dxa" w:w="1872"/>
+          </w:tcPr>
+          <w:p>
+            <w:r>
+              <w:t>0.125</w:t>
+            </w:r>
+          </w:p>
+        </w:tc>
+        <w:tc>
+          <w:tcPr>
+            <w:tcW w:type="dxa" w:w="1872"/>
+          </w:tcPr>
+          <w:p>
+            <w:r>
+              <w:t>0.119</w:t>
+            </w:r>
+          </w:p>
+        </w:tc>
+      </w:tr>
+      <w:tr>
+        <w:tc>
+          <w:tcPr>
+            <w:tcW w:type="dxa" w:w="1872"/>
+          </w:tcPr>
+          <w:p>
+            <w:r/>
+          </w:p>
+        </w:tc>
+        <w:tc>
+          <w:tcPr>
+            <w:tcW w:type="dxa" w:w="1872"/>
+          </w:tcPr>
+          <w:p>
+            <w:r/>
+          </w:p>
+        </w:tc>
+        <w:tc>
+          <w:tcPr>
+            <w:tcW w:type="dxa" w:w="1872"/>
+          </w:tcPr>
+          <w:p>
+            <w:r/>
+          </w:p>
+        </w:tc>
+        <w:tc>
+          <w:tcPr>
+            <w:tcW w:type="dxa" w:w="1872"/>
+          </w:tcPr>
+          <w:p>
+            <w:r/>
+          </w:p>
+        </w:tc>
+        <w:tc>
+          <w:tcPr>
+            <w:tcW w:type="dxa" w:w="1872"/>
+          </w:tcPr>
+          <w:p>
+            <w:r/>
+          </w:p>
+        </w:tc>
+      </w:tr>
+      <w:tr>
+        <w:tc>
+          <w:tcPr>
+            <w:tcW w:type="dxa" w:w="1872"/>
+          </w:tcPr>
+          <w:p>
+            <w:r>
+              <w:t>ISIC sector FE</w:t>
+            </w:r>
+          </w:p>
+        </w:tc>
+        <w:tc>
+          <w:tcPr>
+            <w:tcW w:type="dxa" w:w="1872"/>
+          </w:tcPr>
+          <w:p>
+            <w:r>
+              <w:t>a4b 1-digit</w:t>
+            </w:r>
+          </w:p>
+        </w:tc>
+        <w:tc>
+          <w:tcPr>
+            <w:tcW w:type="dxa" w:w="1872"/>
+          </w:tcPr>
+          <w:p>
+            <w:r>
+              <w:t>a4b 1-digit</w:t>
+            </w:r>
+          </w:p>
+        </w:tc>
+        <w:tc>
+          <w:tcPr>
+            <w:tcW w:type="dxa" w:w="1872"/>
+          </w:tcPr>
+          <w:p>
+            <w:r>
+              <w:t>a4a 1-digit</w:t>
+            </w:r>
+          </w:p>
+        </w:tc>
+        <w:tc>
+          <w:tcPr>
+            <w:tcW w:type="dxa" w:w="1872"/>
+          </w:tcPr>
+          <w:p>
+            <w:r>
+              <w:t>wave + a4b/a4a 1-digit</w:t>
+            </w:r>
+          </w:p>
+        </w:tc>
+      </w:tr>
+    </w:tbl>
+    <w:p>
+      <w:pPr>
+        <w:pStyle w:val="BodyText"/>
+      </w:pPr>
+      <w:r>
+        <w:t>Notes. Cell entries are mean (standard deviation) for continuous variables and proportion for binary indicators. Listwise deletion is applied on the focal variable set with WBES non-response codes (−9) treated as missing. Source: World Bank Enterprise Surveys (https://www.enterprisesurveys.org); authors’ calculations on the Vietnam 2009, 2015 and 2023 waves. Replication output: p4_vietnam/output/tables/table_1_descriptives.csv.</w:t>
+      </w:r>
+    </w:p>
+    <w:p>
+      <w:pPr>
+        <w:pStyle w:val="Heading2"/>
+      </w:pPr>
+      <w:r>
+        <w:t>4.1 Wave-specific findings</w:t>
+      </w:r>
+    </w:p>
+    <w:p>
+      <w:pPr>
+        <w:pStyle w:val="FirstParagraph"/>
+      </w:pPr>
+      <w:r>
+        <w:t>The 2009 wave displays a clearly nonlinear internationalisation–performance relationship together with strong direct capability and digital-adoption effects. The inverted-U specification (M2) yields a positive linear term (β = 1.045, p = .015) and a negative quadratic term (β = −1.774, p = .009); the Lind–Mehlum test rejects monotonicity at p = .006. In the dual-direct specification (M7) both TCI_z (β = 0.215, p &lt; .001) and DAI_z (β = 0.175, p &lt; .001) are positive and highly significant. TCI moderation is statistically distinguishable from zero (M3 joint p = .040; FSTS_c × TCI_z = −0.579, p = .087), but DAI moderation is not (M4 joint p = .825; full-model M8 joint p = .700). In substantive terms, both capability dimensions in 2009 operate primarily as direct level-shifters; the marginal coordination cost that bends the I–P curve is associated with technological capability rather than with basic digital presence.</w:t>
+      </w:r>
+    </w:p>
+    <w:p>
+      <w:pPr>
+        <w:pStyle w:val="BodyText"/>
+      </w:pPr>
+      <w:r>
+        <w:t>The 2015 wave shows the curvature cleanly but the weakest digital channel. M2 produces FSTS_c β = 1.159 (p = .029) and FSTS_c² β = −2.115 (p = .004), with Lind–Mehlum p = .009. TCI_z retains a positive direct association (β = 0.128, p = .010) but at roughly 60 per cent of the 2009 magnitude. DAI_z loses direct salience entirely (β = −0.044, p = .377). TCI moderation is null in this wave (M3 joint p = .713), and DAI moderation is at best marginal (M4 joint p = .125; M8 joint p = .093). Read as a phase characterisation, 2015 looks like a wave in which the I–P curvature is unusually sharp while the digital channel compresses entirely — consistent with the productivity J-curve account in which firms invest in basic digital tools before complementary organisational adjustments produce measurable productivity gains (Brynjolfsson et al., 2021).</w:t>
+      </w:r>
+    </w:p>
+    <w:p>
+      <w:pPr>
+        <w:pStyle w:val="BodyText"/>
+      </w:pPr>
+      <w:r>
+        <w:t>The 2023 wave is where the digital-moderation signal emerges most sharply. M2 again indicates a clear inverted-U (FSTS_c β = 0.962, p = .039; FSTS_c² β = −1.686, p = .008; Lind–Mehlum p = .013). In the dual-direct M7, both capability dimensions are positive and significant (TCI_z β = 0.123, p = .006; DAI_z β = 0.095, p = .038). When the DAI interaction terms are added in M8, the linear interaction is negative and individually significant (FSTS_c × DAI_z = −0.912, p = .043), the quadratic interaction is positive and marginal (FSTS_c² × DAI_z = 1.043, p = .099), and the joint test sits at marginal significance (M4 joint p = .102; M8 joint p = .062). The substantive reading is that, by 2023, basic digital adoption becomes more conditional on export intensity: as exporters move beyond moderate FSTS levels, the productivity contribution of basic digital presence attenuates and may amplify rather than relieve coordination burdens, consistent with the view that website-level adoption alone is insufficient when deeper transaction-enabling and process-integrating digital capability is still maturing.</w:t>
+      </w:r>
+    </w:p>
+    <w:p>
+      <w:pPr>
+        <w:pStyle w:val="BodyText"/>
+      </w:pPr>
+      <w:r>
+        <w:t>Taken together, the wave-specific results trace two distinct lifecycle trajectories. Technological capability is positive across all three waves with a modestly attenuating magnitude (TCI_z = 0.215 → 0.128 → 0.123) but with moderation that survives in the 2009, 2023 and pooled panels. Digital adoption follows a non-monotonic trajectory — strong in 2009 (β = 0.175 ***), null in 2015 (β = −0.044 n.s.), and re-emerging in 2023 (β = 0.095 *) — and its moderation channel materialises only in 2023. The Paternoster cross-wave z-tests reported in §4.5 confirm that the 2009-to-2015 fall in DAI (z = 3.353, p &lt; .001) and the 2015-to-2023 recovery (z = −2.051, p = .040) are both statistically distinguishable shifts, supporting the lifecycle reading rather than treating the wave-specific pattern as sampling noise.</w:t>
+      </w:r>
+    </w:p>
+    <w:p>
+      <w:pPr>
+        <w:pStyle w:val="BodyText"/>
+      </w:pPr>
+      <w:r>
+        <w:t>The wave-specific pattern carries an institutional reading. The 2009 wave captures the early aftermath of WTO accession, when the marginal exporter was still in the entry-cost zone of the I–P curve, when capability stocks were the scarce resource, and when foundational digital tools — even at the website-only layer — generated direct gains because the alternative was paper-based transaction processing. The 2015 wave captures a transitional phase in which the I–P curvature is unusually sharp (FSTS_c² = −2.082, p = .005) but the digital channel compresses entirely: DAI_z loses direct salience and shows no joint moderation, suggesting that the firms added to the exporter cohort during this period derived their productivity gains from scale and from technological capability rather than from foundational digital adoption. The 2023 wave captures the re-emergence of the digital channel as a moderator rather than as a uniform direct premium: the post-NDTP digital infrastructure makes foundational digital adoption interact with export intensity, and the negative FSTS_c × DAI_z interaction shows that this conditional channel binds primarily at higher export intensity rather than uniformly across the export-intensity range.</w:t>
+      </w:r>
+    </w:p>
+    <w:p>
+      <w:pPr>
+        <w:pStyle w:val="Heading2"/>
+      </w:pPr>
+      <w:r>
+        <w:t>4.2 Pooled findings</w:t>
+      </w:r>
+    </w:p>
+    <w:p>
+      <w:pPr>
+        <w:pStyle w:val="FirstParagraph"/>
+      </w:pPr>
+      <w:r>
+        <w:t>The pooled estimates confirm that the internationalisation–performance relationship is nonlinear on average. In the pooled M2 specification, the linear FSTS_c term is positive (β = 0.984, p &lt; .001) and the quadratic FSTS_c² term is negative (β = −1.909, p &lt; .001); the Lind–Mehlum test rejects monotonicity at p &lt; .001 with an estimated turning point at 39.7 per cent of direct-export intensity. The curvature persists in the full M8 specification (FSTS_c β = 0.845, p = .006; FSTS_c² β = −1.650, p &lt; .001), supporting H1 and aligning with the meta-analytic evidence on the nonlinear shape of internationalisation returns in emerging-market firms (Marano et al., 2016).</w:t>
+      </w:r>
+    </w:p>
+    <w:p>
+      <w:pPr>
+        <w:pStyle w:val="BodyText"/>
+      </w:pPr>
+      <w:r>
+        <w:t>The pooled evidence shows that both technological capability and basic digital adoption are positively associated with firm performance on average. In the pooled M7 dual-direct specification, TCI_z is positive and highly significant (β = 0.179, p &lt; .001), and DAI_z is positive and significant (β = 0.078, p = .004). In the full M8 specification, the TCI_z coefficient is essentially unchanged (β = 0.184, p &lt; .001), while the DAI_z direct coefficient becomes statistically indistinguishable from zero (β = 0.032, p = .537) once the interaction terms are entered. This sensitivity is consistent with the interpretation that DAI_z combines a positive level effect with a negative interaction with FSTS_c at higher export intensities — precisely the pattern documented in §4.1 for the 2023 wave.</w:t>
+      </w:r>
+    </w:p>
+    <w:p>
+      <w:pPr>
+        <w:pStyle w:val="BodyText"/>
+      </w:pPr>
+      <w:r>
+        <w:t>The pooled interaction terms involving DAI_z carry a marginal joint signal. The linear interaction is negative but not individually significant (FSTS_c × DAI_z = −0.448, p = .116), and the quadratic interaction is positive but not significant (FSTS_c² × DAI_z = 0.460, p = .276). The joint Wald test sits at marginal significance (M8 joint p = .083). This pooled signal is driven primarily by the 2023 wave: the M4 joint moderation test on DAI is null in 2009 (p = .825) and 2015 (p = .125), and reaches marginal significance only in 2023 (M4 joint p = .102; M8 joint p = .062). Pooled estimates therefore understate the timing of the DAI moderation channel: the channel is concentrated in the most recent wave rather than uniformly distributed across the 2009–2023 window.</w:t>
+      </w:r>
+    </w:p>
+    <w:p>
+      <w:pPr>
+        <w:pStyle w:val="BodyText"/>
+      </w:pPr>
+      <w:r>
+        <w:t>Technological-capability moderation, by contrast, is more uniformly distributed. The M3 joint test on FSTS_c × TCI_z and FSTS_c² × TCI_z is statistically distinguishable from zero in three of four panels (2009 p = .040, 2023 p = .027, pooled p = .003) and null only in 2015 (p = .713). Pooled, the linear interaction is negative (FSTS_c × TCI_z = −0.587, p = .003) and the quadratic is positive (FSTS_c² × TCI_z = 0.640, p = .031), indicating that the inverted-U flattens for high-capability firms rather than shifting in level. This is consistent with the absorptive-capacity reading in which firms with deeper capability stocks extract productivity gains across a wider range of export intensities than less capable peers (Cohen and Levinthal, 1990; Lall, 1992).</w:t>
+      </w:r>
+    </w:p>
+    <w:p>
+      <w:pPr>
+        <w:pStyle w:val="BodyText"/>
+      </w:pPr>
+      <w:r>
+        <w:t>If the analysis stopped at pooled estimation, one might conclude that digitalisation provides a broadly positive but structurally simple performance premium. The wave-specific evidence shows that this conclusion would be incomplete. The positive pooled average coexists with substantial temporal heterogeneity, and the conditional role of digital adoption emerges more clearly only in the later wave.</w:t>
+      </w:r>
+    </w:p>
+    <w:p>
+      <w:pPr>
+        <w:pStyle w:val="Heading2"/>
+      </w:pPr>
+      <w:r>
+        <w:t>4.3 Interpretation of the hypothesis tests</w:t>
+      </w:r>
+    </w:p>
+    <w:p>
+      <w:pPr>
+        <w:pStyle w:val="FirstParagraph"/>
+      </w:pPr>
+      <w:r>
+        <w:t>H1 is strongly supported. The Lind–Mehlum test rejects the monotonicity null in all three waves (2009 p = .006, 2015 p = .009, 2023 p = .013) and in the pooled sample (p &lt; .001), and the implied turning points are tightly clustered between 39.3 per cent (2015) and 46.2 per cent (2009) of direct-export intensity, with the pooled estimate at 39.7 per cent. H2 is supported by the positive TCI_z direct association in the pooled sample (β = 0.179, p &lt; .001) and in all three wave-specific periods (2009 p &lt; .001; 2015 p = .010; 2023 p = .006), reinforced by statistically distinguishable TCI moderation in three of four panels (M3 joint p = .040, .713, .027 and .003). H3 is supported on average: the pooled M7 estimate of DAI_z is positive and significant (β = 0.078, p = .004), but DAI_z varies sharply across waves — strong in 2009 (β = 0.175, p &lt; .001), null in 2015 (β = −0.044, p = .377) and positive in 2023 (β = 0.095, p = .038). The Paternoster cross-wave z-tests (§4.5, Panel F) confirm that the 2009-to-2015 fall (z = 3.353, p &lt; .001) and the 2015-to-2023 recovery (z = −2.051, p = .040) are both statistically distinguishable shifts.</w:t>
+      </w:r>
+    </w:p>
+    <w:p>
+      <w:pPr>
+        <w:pStyle w:val="BodyText"/>
+      </w:pPr>
+      <w:r>
+        <w:t>H4 receives focused but meaningful support. The DAI joint moderation test is null in 2009 (M4 p = .825) and only marginal in 2015 (M4 p = .125). It reaches its strongest expression in 2023, where the individual interaction FSTS_c × DAI_z = −0.912 (p = .043) is statistically distinguishable from zero and the joint test is at the edge of conventional significance (M4 p = .102; M8 p = .062). The pooled M8 joint test (p = .083) is also at marginal significance, driven by the 2023 wave rather than by a stable cross-period moderation. The substantive reading is that the conditional digital channel materialises only when the institutional and digital environment is sufficiently mature for basic adoption to interact with cross-border coordination demands.</w:t>
+      </w:r>
+    </w:p>
+    <w:p>
+      <w:pPr>
+        <w:pStyle w:val="Heading2"/>
+      </w:pPr>
+      <w:r>
+        <w:t>4.4 Main empirical pattern</w:t>
+      </w:r>
+    </w:p>
+    <w:p>
+      <w:pPr>
+        <w:pStyle w:val="FirstParagraph"/>
+      </w:pPr>
+      <w:r>
+        <w:t>Table 1 summarises the directional interpretation of the focal coefficients from the full specifications by wave and for the pooled sample.</w:t>
+      </w:r>
+    </w:p>
+    <w:tbl>
+      <w:tblPr>
+        <w:tblStyle w:val="Table"/>
+        <w:tblW w:type="auto" w:w="0"/>
+        <w:tblLook w:firstColumn="1" w:firstRow="1" w:lastColumn="0" w:lastRow="0" w:noHBand="0" w:noVBand="1" w:val="04A0"/>
+      </w:tblPr>
+      <w:tblGrid>
+        <w:gridCol w:w="1872"/>
+        <w:gridCol w:w="1872"/>
+        <w:gridCol w:w="1872"/>
+        <w:gridCol w:w="1872"/>
+        <w:gridCol w:w="1872"/>
+      </w:tblGrid>
+      <w:tr>
+        <w:tc>
+          <w:tcPr>
+            <w:tcW w:type="dxa" w:w="1872"/>
+          </w:tcPr>
+          <w:p>
+            <w:r>
+              <w:t>Wave / model</w:t>
+            </w:r>
+          </w:p>
+        </w:tc>
+        <w:tc>
+          <w:tcPr>
+            <w:tcW w:type="dxa" w:w="1872"/>
+          </w:tcPr>
+          <w:p>
+            <w:r>
+              <w:t>I–P relationship</w:t>
+            </w:r>
+          </w:p>
+        </w:tc>
+        <w:tc>
+          <w:tcPr>
+            <w:tcW w:type="dxa" w:w="1872"/>
+          </w:tcPr>
+          <w:p>
+            <w:r>
+              <w:t>TCI_z direct</w:t>
+            </w:r>
+          </w:p>
+        </w:tc>
+        <w:tc>
+          <w:tcPr>
+            <w:tcW w:type="dxa" w:w="1872"/>
+          </w:tcPr>
+          <w:p>
+            <w:r>
+              <w:t>DAI_z direct</w:t>
+            </w:r>
+          </w:p>
+        </w:tc>
+        <w:tc>
+          <w:tcPr>
+            <w:tcW w:type="dxa" w:w="1872"/>
+          </w:tcPr>
+          <w:p>
+            <w:r>
+              <w:t>DAI_z interaction</w:t>
+            </w:r>
+          </w:p>
+        </w:tc>
+      </w:tr>
+      <w:tr>
+        <w:tc>
+          <w:tcPr>
+            <w:tcW w:type="dxa" w:w="1872"/>
+          </w:tcPr>
+          <w:p>
+            <w:r>
+              <w:t>2009</w:t>
+            </w:r>
+          </w:p>
+        </w:tc>
+        <w:tc>
+          <w:tcPr>
+            <w:tcW w:type="dxa" w:w="1872"/>
+          </w:tcPr>
+          <w:p>
+            <w:r>
+              <w:t>Inverted-U: FSTS_c 1.045** / FSTS_c² −1.774**; LM p = .006; TP = 46.2 %</w:t>
+            </w:r>
+          </w:p>
+        </w:tc>
+        <w:tc>
+          <w:tcPr>
+            <w:tcW w:type="dxa" w:w="1872"/>
+          </w:tcPr>
+          <w:p>
+            <w:r>
+              <w:t>0.215 *** (M7)</w:t>
+            </w:r>
+          </w:p>
+        </w:tc>
+        <w:tc>
+          <w:tcPr>
+            <w:tcW w:type="dxa" w:w="1872"/>
+          </w:tcPr>
+          <w:p>
+            <w:r>
+              <w:t>0.175 *** (M7)</w:t>
+            </w:r>
+          </w:p>
+        </w:tc>
+        <w:tc>
+          <w:tcPr>
+            <w:tcW w:type="dxa" w:w="1872"/>
+          </w:tcPr>
+          <w:p>
+            <w:r>
+              <w:t>M4 joint p = .825 n.s.; M8 joint p = .700 n.s.</w:t>
+            </w:r>
+          </w:p>
+        </w:tc>
+      </w:tr>
+      <w:tr>
+        <w:tc>
+          <w:tcPr>
+            <w:tcW w:type="dxa" w:w="1872"/>
+          </w:tcPr>
+          <w:p>
+            <w:r>
+              <w:t>2015</w:t>
+            </w:r>
+          </w:p>
+        </w:tc>
+        <w:tc>
+          <w:tcPr>
+            <w:tcW w:type="dxa" w:w="1872"/>
+          </w:tcPr>
+          <w:p>
+            <w:r>
+              <w:t>Inverted-U: FSTS_c 1.159* / FSTS_c² −2.115**; LM p = .009; TP = 39.3 %</w:t>
+            </w:r>
+          </w:p>
+        </w:tc>
+        <w:tc>
+          <w:tcPr>
+            <w:tcW w:type="dxa" w:w="1872"/>
+          </w:tcPr>
+          <w:p>
+            <w:r>
+              <w:t>0.128 * (M7)</w:t>
+            </w:r>
+          </w:p>
+        </w:tc>
+        <w:tc>
+          <w:tcPr>
+            <w:tcW w:type="dxa" w:w="1872"/>
+          </w:tcPr>
+          <w:p>
+            <w:r>
+              <w:t>−0.044 (p = .377) n.s.</w:t>
+            </w:r>
+          </w:p>
+        </w:tc>
+        <w:tc>
+          <w:tcPr>
+            <w:tcW w:type="dxa" w:w="1872"/>
+          </w:tcPr>
+          <w:p>
+            <w:r>
+              <w:t>M4 joint p = .125 n.s.; M8 joint p = .093 †</w:t>
+            </w:r>
+          </w:p>
+        </w:tc>
+      </w:tr>
+      <w:tr>
+        <w:tc>
+          <w:tcPr>
+            <w:tcW w:type="dxa" w:w="1872"/>
+          </w:tcPr>
+          <w:p>
+            <w:r>
+              <w:t>2023</w:t>
+            </w:r>
+          </w:p>
+        </w:tc>
+        <w:tc>
+          <w:tcPr>
+            <w:tcW w:type="dxa" w:w="1872"/>
+          </w:tcPr>
+          <w:p>
+            <w:r>
+              <w:t>Inverted-U: FSTS_c 0.962* / FSTS_c² −1.686**; LM p = .013; TP = 41.6 %</w:t>
+            </w:r>
+          </w:p>
+        </w:tc>
+        <w:tc>
+          <w:tcPr>
+            <w:tcW w:type="dxa" w:w="1872"/>
+          </w:tcPr>
+          <w:p>
+            <w:r>
+              <w:t>0.123 ** (M7)</w:t>
+            </w:r>
+          </w:p>
+        </w:tc>
+        <w:tc>
+          <w:tcPr>
+            <w:tcW w:type="dxa" w:w="1872"/>
+          </w:tcPr>
+          <w:p>
+            <w:r>
+              <w:t>0.095 * (M7)</w:t>
+            </w:r>
+          </w:p>
+        </w:tc>
+        <w:tc>
+          <w:tcPr>
+            <w:tcW w:type="dxa" w:w="1872"/>
+          </w:tcPr>
+          <w:p>
+            <w:r>
+              <w:t>M4 joint p = .102 †; M8 joint p = .062 †; FSTS_c × DAI_z = −0.912 *</w:t>
+            </w:r>
+          </w:p>
+        </w:tc>
+      </w:tr>
+      <w:tr>
+        <w:tc>
+          <w:tcPr>
+            <w:tcW w:type="dxa" w:w="1872"/>
+          </w:tcPr>
+          <w:p>
+            <w:r>
+              <w:t>Pooled</w:t>
+            </w:r>
+          </w:p>
+        </w:tc>
+        <w:tc>
+          <w:tcPr>
+            <w:tcW w:type="dxa" w:w="1872"/>
+          </w:tcPr>
+          <w:p>
+            <w:r>
+              <w:t>Inverted-U: FSTS_c 0.984*** / FSTS_c² −1.909***; LM p &lt; .001; TP = 39.7 %</w:t>
+            </w:r>
+          </w:p>
+        </w:tc>
+        <w:tc>
+          <w:tcPr>
+            <w:tcW w:type="dxa" w:w="1872"/>
+          </w:tcPr>
+          <w:p>
+            <w:r>
+              <w:t>0.179 *** (M7)</w:t>
+            </w:r>
+          </w:p>
+        </w:tc>
+        <w:tc>
+          <w:tcPr>
+            <w:tcW w:type="dxa" w:w="1872"/>
+          </w:tcPr>
+          <w:p>
+            <w:r>
+              <w:t>0.078 ** (M7); 0.032 n.s. (M8)</w:t>
+            </w:r>
+          </w:p>
+        </w:tc>
+        <w:tc>
+          <w:tcPr>
+            <w:tcW w:type="dxa" w:w="1872"/>
+          </w:tcPr>
+          <w:p>
+            <w:r>
+              <w:t>M4 joint p = .213 n.s.; M8 joint p = .083 †</w:t>
+            </w:r>
+          </w:p>
+        </w:tc>
+      </w:tr>
+    </w:tbl>
+    <w:p>
+      <w:pPr>
+        <w:pStyle w:val="BodyText"/>
+      </w:pPr>
+      <w:r>
+        <w:t>Notes. Cell entries report β coefficients with HC1-robust p-values from the full specifications. n.s. = not statistically significant at conventional thresholds. Interaction terms entered as FSTS_c × DAI_z and FSTS_c² × DAI_z; the table reports the focal linear interaction. Source: World Bank Enterprise Surveys (https://www.enterprisesurveys.org); authors’ calculations.</w:t>
       </w:r>
     </w:p>
     <w:p>
       <w:r>
         <w:drawing>
           <wp:inline>
-            <wp:extent cx="5943600" cy="4592782"/>
+            <wp:extent cx="5486400" cy="3657600"/>
             <wp:docPr id="2" name="Picture 2"/>
             <wp:cNvGraphicFramePr>
               <a:graphicFrameLocks noChangeAspect="1"/>
@@ -2069,7 +1693,7 @@
               <a:graphicData uri="http://schemas.openxmlformats.org/drawingml/2006/picture">
                 <pic:pic>
                   <pic:nvPicPr>
-                    <pic:cNvPr id="0" name="figure_2_main_results.png"/>
+                    <pic:cNvPr id="0" name="figure_2a.png"/>
                     <pic:cNvPicPr/>
                   </pic:nvPicPr>
                   <pic:blipFill>
@@ -2081,7 +1705,7 @@
                   <pic:spPr>
                     <a:xfrm>
                       <a:off x="0" y="0"/>
-                      <a:ext cx="5943600" cy="4592782"/>
+                      <a:ext cx="5486400" cy="3657600"/>
                     </a:xfrm>
                     <a:prstGeom prst="rect"/>
                   </pic:spPr>
@@ -2097,7 +1721,874 @@
         <w:pStyle w:val="BodyText"/>
       </w:pPr>
       <w:r>
-        <w:t>Figure 2. Predicted ln(labour productivity) across direct-export intensity by Vietnam WBES wave and pooled sample. Each panel plots the OLS HC1 fitted curve from the M2 inverted-U specification for one wave (2009, 2015, 2023) or the pooled sample, holding the controls (lnEmp, FirmAge, ForeignOwned, sector fixed effects, and wave fixed effects in the pooled panel) at their within-wave means. The shaded band is the 95% confidence interval for the predicted mean; the vertical dashed line marks the turning-point point estimate on the raw FSTS scale (2009: 46.2 %; 2015: 39.6 %; 2023: 41.6 %; pooled: 39.8 %).</w:t>
+        <w:t>Figure 2a. Predicted ln(labour productivity) across direct-export intensity, Vietnam 2009 (N = 989). The fitted curve comes from the M2 inverted-U OLS specification with HC1 robust standard errors, holding controls (lnEmp, FirmAge, ForeignOwned, sector fixed effects, and wave fixed effects in the pooled panel) at within-wave means. The shaded band is the 95 % confidence interval for the predicted mean; the vertical dashed line marks the turning-point point estimate on the raw FSTS scale. Source: World Bank Enterprise Surveys (https://www.enterprisesurveys.org); authors’ calculations.</w:t>
+      </w:r>
+    </w:p>
+    <w:p>
+      <w:r>
+        <w:drawing>
+          <wp:inline>
+            <wp:extent cx="5486400" cy="3657600"/>
+            <wp:docPr id="3" name="Picture 3"/>
+            <wp:cNvGraphicFramePr>
+              <a:graphicFrameLocks noChangeAspect="1"/>
+            </wp:cNvGraphicFramePr>
+            <a:graphic>
+              <a:graphicData uri="http://schemas.openxmlformats.org/drawingml/2006/picture">
+                <pic:pic>
+                  <pic:nvPicPr>
+                    <pic:cNvPr id="0" name="figure_2b.png"/>
+                    <pic:cNvPicPr/>
+                  </pic:nvPicPr>
+                  <pic:blipFill>
+                    <a:blip r:embed="rId11"/>
+                    <a:stretch>
+                      <a:fillRect/>
+                    </a:stretch>
+                  </pic:blipFill>
+                  <pic:spPr>
+                    <a:xfrm>
+                      <a:off x="0" y="0"/>
+                      <a:ext cx="5486400" cy="3657600"/>
+                    </a:xfrm>
+                    <a:prstGeom prst="rect"/>
+                  </pic:spPr>
+                </pic:pic>
+              </a:graphicData>
+            </a:graphic>
+          </wp:inline>
+        </w:drawing>
+      </w:r>
+    </w:p>
+    <w:p>
+      <w:pPr>
+        <w:pStyle w:val="BodyText"/>
+      </w:pPr>
+      <w:r>
+        <w:t>Figure 2b. Predicted ln(labour productivity) across direct-export intensity, Vietnam 2015 (N = 956). The fitted curve comes from the M2 inverted-U OLS specification with HC1 robust standard errors, holding controls (lnEmp, FirmAge, ForeignOwned, sector fixed effects, and wave fixed effects in the pooled panel) at within-wave means. The shaded band is the 95 % confidence interval for the predicted mean; the vertical dashed line marks the turning-point point estimate on the raw FSTS scale. Source: World Bank Enterprise Surveys (https://www.enterprisesurveys.org); authors’ calculations.</w:t>
+      </w:r>
+    </w:p>
+    <w:p>
+      <w:r>
+        <w:drawing>
+          <wp:inline>
+            <wp:extent cx="5486400" cy="3657600"/>
+            <wp:docPr id="4" name="Picture 4"/>
+            <wp:cNvGraphicFramePr>
+              <a:graphicFrameLocks noChangeAspect="1"/>
+            </wp:cNvGraphicFramePr>
+            <a:graphic>
+              <a:graphicData uri="http://schemas.openxmlformats.org/drawingml/2006/picture">
+                <pic:pic>
+                  <pic:nvPicPr>
+                    <pic:cNvPr id="0" name="figure_2c.png"/>
+                    <pic:cNvPicPr/>
+                  </pic:nvPicPr>
+                  <pic:blipFill>
+                    <a:blip r:embed="rId12"/>
+                    <a:stretch>
+                      <a:fillRect/>
+                    </a:stretch>
+                  </pic:blipFill>
+                  <pic:spPr>
+                    <a:xfrm>
+                      <a:off x="0" y="0"/>
+                      <a:ext cx="5486400" cy="3657600"/>
+                    </a:xfrm>
+                    <a:prstGeom prst="rect"/>
+                  </pic:spPr>
+                </pic:pic>
+              </a:graphicData>
+            </a:graphic>
+          </wp:inline>
+        </w:drawing>
+      </w:r>
+    </w:p>
+    <w:p>
+      <w:pPr>
+        <w:pStyle w:val="BodyText"/>
+      </w:pPr>
+      <w:r>
+        <w:t>Figure 2c. Predicted ln(labour productivity) across direct-export intensity, Vietnam 2023 (N = 1,013). The fitted curve comes from the M2 inverted-U OLS specification with HC1 robust standard errors, holding controls (lnEmp, FirmAge, ForeignOwned, sector fixed effects, and wave fixed effects in the pooled panel) at within-wave means. The shaded band is the 95 % confidence interval for the predicted mean; the vertical dashed line marks the turning-point point estimate on the raw FSTS scale. Source: World Bank Enterprise Surveys (https://www.enterprisesurveys.org); authors’ calculations.</w:t>
+      </w:r>
+    </w:p>
+    <w:p>
+      <w:r>
+        <w:drawing>
+          <wp:inline>
+            <wp:extent cx="5486400" cy="3657600"/>
+            <wp:docPr id="5" name="Picture 5"/>
+            <wp:cNvGraphicFramePr>
+              <a:graphicFrameLocks noChangeAspect="1"/>
+            </wp:cNvGraphicFramePr>
+            <a:graphic>
+              <a:graphicData uri="http://schemas.openxmlformats.org/drawingml/2006/picture">
+                <pic:pic>
+                  <pic:nvPicPr>
+                    <pic:cNvPr id="0" name="figure_2d.png"/>
+                    <pic:cNvPicPr/>
+                  </pic:nvPicPr>
+                  <pic:blipFill>
+                    <a:blip r:embed="rId13"/>
+                    <a:stretch>
+                      <a:fillRect/>
+                    </a:stretch>
+                  </pic:blipFill>
+                  <pic:spPr>
+                    <a:xfrm>
+                      <a:off x="0" y="0"/>
+                      <a:ext cx="5486400" cy="3657600"/>
+                    </a:xfrm>
+                    <a:prstGeom prst="rect"/>
+                  </pic:spPr>
+                </pic:pic>
+              </a:graphicData>
+            </a:graphic>
+          </wp:inline>
+        </w:drawing>
+      </w:r>
+    </w:p>
+    <w:p>
+      <w:pPr>
+        <w:pStyle w:val="BodyText"/>
+      </w:pPr>
+      <w:r>
+        <w:t>Figure 2d. Predicted ln(labour productivity) across direct-export intensity, Pooled Vietnam 2009/2015/2023 (N = 2,958). The fitted curve comes from the M2 inverted-U OLS specification with HC1 robust standard errors, holding controls (lnEmp, FirmAge, ForeignOwned, sector fixed effects, and wave fixed effects in the pooled panel) at within-wave means. The shaded band is the 95 % confidence interval for the predicted mean; the vertical dashed line marks the turning-point point estimate on the raw FSTS scale. Source: World Bank Enterprise Surveys (https://www.enterprisesurveys.org); authors’ calculations.</w:t>
+      </w:r>
+    </w:p>
+    <w:p>
+      <w:pPr>
+        <w:pStyle w:val="Heading2"/>
+      </w:pPr>
+      <w:r>
+        <w:t>4.5 Robustness</w:t>
+      </w:r>
+    </w:p>
+    <w:p>
+      <w:pPr>
+        <w:pStyle w:val="FirstParagraph"/>
+      </w:pPr>
+      <w:r>
+        <w:t>Four robustness panels test whether the central inferences depend on measurement choices, sample composition, or the cross-wave alignment of the DAI construct. The panels are estimated on the same OLS HC1 design as the main models and are written to p4_vietnam/output/tables/table_3_robustness.csv.</w:t>
+      </w:r>
+    </w:p>
+    <w:p>
+      <w:pPr>
+        <w:pStyle w:val="BodyText"/>
+      </w:pPr>
+      <w:r>
+        <w:t>Panel A — Enriched TCI_full composite (2015 and 2023, where h1 product-innovation and h8 R&amp;D indicators are available). Adding h1 and h8 to the primary TCI items produces an attenuated direct effect: the TCI_full_z direct coefficient is 0.056 (p = .253) in 2015 and 0.096 (p = .024) in 2023 — both smaller than the corresponding TCI_thin estimates of 0.128 and 0.123. The moderation joint test is not statistically distinguishable from zero in either wave (2015 joint F p = .492; 2023 joint F p = .152). The attenuation is consistent with the interpretation that the TCI_thin items (b8 quality certification and e6 foreign-licensed technology) carry a sharper foreign-capability content than the broader product-innovation and R&amp;D items add. The TCI_thin specification is therefore retained as the primary measurement throughout the paper.</w:t>
+      </w:r>
+    </w:p>
+    <w:p>
+      <w:pPr>
+        <w:pStyle w:val="BodyText"/>
+      </w:pPr>
+      <w:r>
+        <w:t>Panel B — Enriched DAI_rich composite (2023 only). The richer specification extends the primary website-based DAI with k33 (customer e-payment intensity) and k38 (supplier e-payment intensity), in both continuous and binary forms. The 2023 DAI_rich_cont moderation joint test is marginal (joint F p = .099, with FSTS_c × DAI_rich_cont_z = −0.933, p = .076), and the binary specification is non-significant (joint F p = .243). The richer measure thus indicates a similar directional pattern to the primary DAI moderation finding but with weaker individual significance — consistent with the view that transaction-enabling digital adoption operates through a different productivity channel than basic digital presence and should not be treated as a one-for-one replacement for the harmonised primary specification.</w:t>
+      </w:r>
+    </w:p>
+    <w:p>
+      <w:pPr>
+        <w:pStyle w:val="BodyText"/>
+      </w:pPr>
+      <w:r>
+        <w:t>Panel C — Common-N comparison (2023). The primary DAI_z and DAI_rich specifications are estimated on the same N = 1,013 sample, so the differences in Panel B reflect measurement rather than sample. This rules out the alternative explanation that DAI_rich attenuates because of selective missingness on k33 / k38, and supports retaining the harmonised website-based DAI as the primary cross-wave specification.</w:t>
+      </w:r>
+    </w:p>
+    <w:p>
+      <w:pPr>
+        <w:pStyle w:val="BodyText"/>
+      </w:pPr>
+      <w:r>
+        <w:t>Panel D — Micro-firm exclusion (l1 ≥ 10). Excluding firms with fewer than ten permanent employees reduces the pooled sample to N = 2,473 and leaves the substantive inferences intact. The inverted-U is preserved (FSTS_c β = 0.794, p = .008; FSTS_c² β = −1.647, p &lt; .001), the TCI_z direct association is essentially unchanged (β = 0.188, p &lt; .001), DAI_z direct is positive but not individually significant (β = 0.054, p = .288), and the DAI moderation joint test in the full M8 specification (joint F p = .167) is somewhat weaker than in the main pooled M8 (p = .083). The Lind–Mehlum monotonicity rejection and the broader lifecycle reading do not depend on the inclusion of very small firms.</w:t>
+      </w:r>
+    </w:p>
+    <w:p>
+      <w:pPr>
+        <w:pStyle w:val="BodyText"/>
+      </w:pPr>
+      <w:r>
+        <w:t>Panel E — Sample-selection probes (Heckman, 1979; Wooldridge, 2010). The selection equation is a probit of export_any on lnEmp, FirmAge, ForeignOwned, sector fixed effects and the WBES sampling region a2, with a2 supplying the exclusion restriction (sampling region affects export selection through differential logistical access but is plausibly uncorrelated with the productivity outcome conditional on the other controls). The inverse Mills ratio added to the outcome equation estimated on exporters (FSTS &gt; 0) is statistically insignificant in all four panels: λ = −0.111 (p = .846) in 2009, λ = −0.833 (p = .259) in 2015, λ = 0.665 (p = .399) in 2023, and λ = −0.462 (p = .347) pooled, indicating no significant selection bias along the IMR-detected channel. A complementary control-function specification using the generalised residual yields a significant residual in 2009 (β = 0.510, p &lt; .001) and pooled (β = 0.304, p &lt; .001), a marginal residual in 2023 (β = 0.259, p = .092) and a null residual in 2015 (β = −0.112, p = .357). The control-function signal indicates a degree of selection structure that the standard IMR does not pick up but does not overturn the H1, H2 or H3 substantive inferences when the focal coefficients are re-estimated with either correction.</w:t>
+      </w:r>
+    </w:p>
+    <w:p>
+      <w:pPr>
+        <w:pStyle w:val="BodyText"/>
+      </w:pPr>
+      <w:r>
+        <w:t>Panel F — Paternoster (1998) cross-wave z-tests. To assess whether the cross-wave differences in the focal M7 / M8 coefficients are statistically distinguishable from sampling noise, we apply z = (β_A − β_B) / sqrt(SE_A² + SE_B²) for each pair of waves and each focal term. The DAI_z direct association shifts significantly between 2009 and 2015 (z = 3.353, p &lt; .001) and between 2015 and 2023 (z = −2.051, p = .040), confirming that the lifecycle pattern of basic digital adoption is not an artefact of sampling noise. The TCI_z magnitude attenuates more modestly: the 2009-to-2015 difference (z = 1.288, p = .198) and 2009-to-2023 difference (z = 1.423, p = .155) are not statistically distinguishable. All FSTS_c, FSTS_c², FSTS_c × DAI_z and FSTS_c² × DAI_z pairwise differences are non-significant (all |z| &lt; 1.4, all p &gt; .17), so the inverted-U shape and the DAI moderation patterns are best read as a common curvature with wave-specific magnitudes rather than as cross-period structural shifts in the curvature parameters.</w:t>
+      </w:r>
+    </w:p>
+    <w:p>
+      <w:pPr>
+        <w:pStyle w:val="FirstParagraph"/>
+      </w:pPr>
+      <w:r>
+        <w:t>Panel G — Sector split (manufacturing versus non-manufacturing). To test whether the digital and capability channels operate uniformly across the broad sectoral composition of the Vietnamese exporter cohort, we re-estimate the pooled M2 / M7 / M8 specifications separately on manufacturing firms (sector1 ∈ {1, 2, 3} — ISIC 15–37, N = 1,854) and non-manufacturing firms (utilities, construction, wholesale and retail, transport, finance and other services; sector1 ∈ {4, 5, 6, 7}; N = 1,104). The inverted-U is preserved in both subsets but is sharper in manufacturing (FSTS_c β = 0.971, p = .001; FSTS_c² β = −1.883, p &lt; .001) than in non-manufacturing (FSTS_c β = 1.615, p = .064, marginal; FSTS_c² β = −2.479, p = .046).</w:t>
+      </w:r>
+    </w:p>
+    <w:p>
+      <w:pPr>
+        <w:pStyle w:val="BodyText"/>
+      </w:pPr>
+      <w:r>
+        <w:t>More substantively, the capability and digital-adoption channels operate primarily in manufacturing. In the M7 dual-direct specification, manufacturing firms display a strong TCI_z direct association (β = 0.223, p &lt; .001) and a positive DAI_z direct association (β = 0.087, p = .009), while non-manufacturing firms show only a marginal TCI_z effect (β = 0.090, p = .096) and a null DAI_z effect (β = 0.068, p = .133). The DAI moderation channel is concentrated in manufacturing (M8 joint p = .103, marginal; FSTS_c × DAI_z = −0.543, p = .079) and is uniformly null in non-manufacturing (M8 joint p = .280). TCI moderation, by contrast, is statistically distinguishable from zero in both subsets (M3 joint p = .011 in manufacturing and p = .007 in non-manufacturing), indicating that the curvature-flattening effect of capability operates broadly while the digital channel remains specific to the manufacturing exporter base. Substantively, this pattern is consistent with the view that basic digital adoption interacts with cross-border production-coordination demands more strongly in tradable-goods sectors than in service-oriented or domestically oriented sectors of the Vietnamese economy.</w:t>
+      </w:r>
+    </w:p>
+    <w:p>
+      <w:pPr>
+        <w:pStyle w:val="FirstParagraph"/>
+      </w:pPr>
+      <w:r>
+        <w:t>Table 3 collates the robustness panels documented in §4.5 in a single overview to ease cross-comparison.</w:t>
+      </w:r>
+    </w:p>
+    <w:tbl>
+      <w:tblPr>
+        <w:tblStyle w:val="Table"/>
+        <w:tblW w:type="auto" w:w="0"/>
+        <w:tblLook w:firstColumn="1" w:firstRow="1" w:lastColumn="0" w:lastRow="0" w:noHBand="0" w:noVBand="1" w:val="04A0"/>
+      </w:tblPr>
+      <w:tblGrid>
+        <w:gridCol w:w="2340"/>
+        <w:gridCol w:w="2340"/>
+        <w:gridCol w:w="2340"/>
+        <w:gridCol w:w="2340"/>
+      </w:tblGrid>
+      <w:tr>
+        <w:tc>
+          <w:tcPr>
+            <w:tcW w:type="dxa" w:w="2340"/>
+          </w:tcPr>
+          <w:p>
+            <w:r>
+              <w:t>Panel / Sample</w:t>
+            </w:r>
+          </w:p>
+        </w:tc>
+        <w:tc>
+          <w:tcPr>
+            <w:tcW w:type="dxa" w:w="2340"/>
+          </w:tcPr>
+          <w:p>
+            <w:r>
+              <w:t>N</w:t>
+            </w:r>
+          </w:p>
+        </w:tc>
+        <w:tc>
+          <w:tcPr>
+            <w:tcW w:type="dxa" w:w="2340"/>
+          </w:tcPr>
+          <w:p>
+            <w:r>
+              <w:t>Focal coefficient</w:t>
+            </w:r>
+          </w:p>
+        </w:tc>
+        <w:tc>
+          <w:tcPr>
+            <w:tcW w:type="dxa" w:w="2340"/>
+          </w:tcPr>
+          <w:p>
+            <w:r>
+              <w:t>Joint test</w:t>
+            </w:r>
+          </w:p>
+        </w:tc>
+      </w:tr>
+      <w:tr>
+        <w:tc>
+          <w:tcPr>
+            <w:tcW w:type="dxa" w:w="2340"/>
+          </w:tcPr>
+          <w:p>
+            <w:r>
+              <w:t>A. TCI_full direct (2015)</w:t>
+            </w:r>
+          </w:p>
+        </w:tc>
+        <w:tc>
+          <w:tcPr>
+            <w:tcW w:type="dxa" w:w="2340"/>
+          </w:tcPr>
+          <w:p>
+            <w:r>
+              <w:t>956</w:t>
+            </w:r>
+          </w:p>
+        </w:tc>
+        <w:tc>
+          <w:tcPr>
+            <w:tcW w:type="dxa" w:w="2340"/>
+          </w:tcPr>
+          <w:p>
+            <w:r>
+              <w:t>TCI_full_z = 0.056 (p = .253) n.s.; DAI_z = −0.033 n.s.</w:t>
+            </w:r>
+          </w:p>
+        </w:tc>
+        <w:tc>
+          <w:tcPr>
+            <w:tcW w:type="dxa" w:w="2340"/>
+          </w:tcPr>
+          <w:p>
+            <w:r>
+              <w:t>M3 joint p = .492 n.s.</w:t>
+            </w:r>
+          </w:p>
+        </w:tc>
+      </w:tr>
+      <w:tr>
+        <w:tc>
+          <w:tcPr>
+            <w:tcW w:type="dxa" w:w="2340"/>
+          </w:tcPr>
+          <w:p>
+            <w:r>
+              <w:t>A. TCI_full direct (2023)</w:t>
+            </w:r>
+          </w:p>
+        </w:tc>
+        <w:tc>
+          <w:tcPr>
+            <w:tcW w:type="dxa" w:w="2340"/>
+          </w:tcPr>
+          <w:p>
+            <w:r>
+              <w:t>1,013</w:t>
+            </w:r>
+          </w:p>
+        </w:tc>
+        <w:tc>
+          <w:tcPr>
+            <w:tcW w:type="dxa" w:w="2340"/>
+          </w:tcPr>
+          <w:p>
+            <w:r>
+              <w:t>TCI_full_z = 0.096 (p = .024) *; DAI_z = 0.097 (p = .037) *</w:t>
+            </w:r>
+          </w:p>
+        </w:tc>
+        <w:tc>
+          <w:tcPr>
+            <w:tcW w:type="dxa" w:w="2340"/>
+          </w:tcPr>
+          <w:p>
+            <w:r>
+              <w:t>M3 joint p = .152 n.s.</w:t>
+            </w:r>
+          </w:p>
+        </w:tc>
+      </w:tr>
+      <w:tr>
+        <w:tc>
+          <w:tcPr>
+            <w:tcW w:type="dxa" w:w="2340"/>
+          </w:tcPr>
+          <w:p>
+            <w:r>
+              <w:t>B. DAI_rich continuous (2023)</w:t>
+            </w:r>
+          </w:p>
+        </w:tc>
+        <w:tc>
+          <w:tcPr>
+            <w:tcW w:type="dxa" w:w="2340"/>
+          </w:tcPr>
+          <w:p>
+            <w:r>
+              <w:t>1,013</w:t>
+            </w:r>
+          </w:p>
+        </w:tc>
+        <w:tc>
+          <w:tcPr>
+            <w:tcW w:type="dxa" w:w="2340"/>
+          </w:tcPr>
+          <w:p>
+            <w:r>
+              <w:t>FSTS_c × DAI_rich_cont_z = −0.933 (p = .076) †</w:t>
+            </w:r>
+          </w:p>
+        </w:tc>
+        <w:tc>
+          <w:tcPr>
+            <w:tcW w:type="dxa" w:w="2340"/>
+          </w:tcPr>
+          <w:p>
+            <w:r>
+              <w:t>M8 joint p = .099 †</w:t>
+            </w:r>
+          </w:p>
+        </w:tc>
+      </w:tr>
+      <w:tr>
+        <w:tc>
+          <w:tcPr>
+            <w:tcW w:type="dxa" w:w="2340"/>
+          </w:tcPr>
+          <w:p>
+            <w:r>
+              <w:t>B. DAI_rich binary (2023)</w:t>
+            </w:r>
+          </w:p>
+        </w:tc>
+        <w:tc>
+          <w:tcPr>
+            <w:tcW w:type="dxa" w:w="2340"/>
+          </w:tcPr>
+          <w:p>
+            <w:r>
+              <w:t>1,013</w:t>
+            </w:r>
+          </w:p>
+        </w:tc>
+        <w:tc>
+          <w:tcPr>
+            <w:tcW w:type="dxa" w:w="2340"/>
+          </w:tcPr>
+          <w:p>
+            <w:r>
+              <w:t>FSTS_c × DAI_rich_bin_z = −0.893 (p = .169) n.s.</w:t>
+            </w:r>
+          </w:p>
+        </w:tc>
+        <w:tc>
+          <w:tcPr>
+            <w:tcW w:type="dxa" w:w="2340"/>
+          </w:tcPr>
+          <w:p>
+            <w:r>
+              <w:t>M8 joint p = .243 n.s.</w:t>
+            </w:r>
+          </w:p>
+        </w:tc>
+      </w:tr>
+      <w:tr>
+        <w:tc>
+          <w:tcPr>
+            <w:tcW w:type="dxa" w:w="2340"/>
+          </w:tcPr>
+          <w:p>
+            <w:r>
+              <w:t>C. Common-N comparison (2023)</w:t>
+            </w:r>
+          </w:p>
+        </w:tc>
+        <w:tc>
+          <w:tcPr>
+            <w:tcW w:type="dxa" w:w="2340"/>
+          </w:tcPr>
+          <w:p>
+            <w:r>
+              <w:t>1,013</w:t>
+            </w:r>
+          </w:p>
+        </w:tc>
+        <w:tc>
+          <w:tcPr>
+            <w:tcW w:type="dxa" w:w="2340"/>
+          </w:tcPr>
+          <w:p>
+            <w:r>
+              <w:t>DAI_z moderation re-estimated on DAI_rich sample</w:t>
+            </w:r>
+          </w:p>
+        </w:tc>
+        <w:tc>
+          <w:tcPr>
+            <w:tcW w:type="dxa" w:w="2340"/>
+          </w:tcPr>
+          <w:p>
+            <w:r>
+              <w:t>M8 joint p = .013 *</w:t>
+            </w:r>
+          </w:p>
+        </w:tc>
+      </w:tr>
+      <w:tr>
+        <w:tc>
+          <w:tcPr>
+            <w:tcW w:type="dxa" w:w="2340"/>
+          </w:tcPr>
+          <w:p>
+            <w:r>
+              <w:t>D. Micro-firm exclusion (l1 ≥ 10)</w:t>
+            </w:r>
+          </w:p>
+        </w:tc>
+        <w:tc>
+          <w:tcPr>
+            <w:tcW w:type="dxa" w:w="2340"/>
+          </w:tcPr>
+          <w:p>
+            <w:r>
+              <w:t>2,473</w:t>
+            </w:r>
+          </w:p>
+        </w:tc>
+        <w:tc>
+          <w:tcPr>
+            <w:tcW w:type="dxa" w:w="2340"/>
+          </w:tcPr>
+          <w:p>
+            <w:r>
+              <w:t>TCI_z = 0.188 ***; DAI_z = 0.054 n.s.</w:t>
+            </w:r>
+          </w:p>
+        </w:tc>
+        <w:tc>
+          <w:tcPr>
+            <w:tcW w:type="dxa" w:w="2340"/>
+          </w:tcPr>
+          <w:p>
+            <w:r>
+              <w:t>M8 joint p = .167 n.s.</w:t>
+            </w:r>
+          </w:p>
+        </w:tc>
+      </w:tr>
+      <w:tr>
+        <w:tc>
+          <w:tcPr>
+            <w:tcW w:type="dxa" w:w="2340"/>
+          </w:tcPr>
+          <w:p>
+            <w:r>
+              <w:t>G. Manufacturing (sector1 ∈ {1,2,3})</w:t>
+            </w:r>
+          </w:p>
+        </w:tc>
+        <w:tc>
+          <w:tcPr>
+            <w:tcW w:type="dxa" w:w="2340"/>
+          </w:tcPr>
+          <w:p>
+            <w:r>
+              <w:t>1,854</w:t>
+            </w:r>
+          </w:p>
+        </w:tc>
+        <w:tc>
+          <w:tcPr>
+            <w:tcW w:type="dxa" w:w="2340"/>
+          </w:tcPr>
+          <w:p>
+            <w:r>
+              <w:t>TCI_z = 0.223 ***; DAI_z = 0.087 **; FSTS_c × DAI_z = −0.543 †</w:t>
+            </w:r>
+          </w:p>
+        </w:tc>
+        <w:tc>
+          <w:tcPr>
+            <w:tcW w:type="dxa" w:w="2340"/>
+          </w:tcPr>
+          <w:p>
+            <w:r>
+              <w:t>M8 joint p = .103 †</w:t>
+            </w:r>
+          </w:p>
+        </w:tc>
+      </w:tr>
+    </w:tbl>
+    <w:p>
+      <w:pPr>
+        <w:pStyle w:val="BodyText"/>
+      </w:pPr>
+      <w:r>
+        <w:t>Notes. Each row summarises one robustness panel from §4.5 estimated by OLS with HC1 robust standard errors. Significance markers: *** p &lt; .001, ** p &lt; .01, * p &lt; .05, † p &lt; .10, n.s. = not significant. Panel E (Heckman / control function) and Panel F (Paternoster cross-wave z-tests) are reported in the prose because their natural presentation is per-sample rather than per-row. Source: World Bank Enterprise Surveys (https://www.enterprisesurveys.org); authors’ calculations. Full coefficient output: p4_vietnam/output/tables/table_3_robustness.csv.</w:t>
+      </w:r>
+    </w:p>
+    <w:p>
+      <w:pPr>
+        <w:pStyle w:val="FirstParagraph"/>
+      </w:pPr>
+      <w:r>
+        <w:t>Table LM reports the implied turning points of the inverted-U specification (M2) and the Lind–Mehlum p-values for each wave and the pooled sample.</w:t>
+      </w:r>
+    </w:p>
+    <w:tbl>
+      <w:tblPr>
+        <w:tblStyle w:val="Table"/>
+        <w:tblW w:type="auto" w:w="0"/>
+        <w:tblLook w:firstColumn="1" w:firstRow="1" w:lastColumn="0" w:lastRow="0" w:noHBand="0" w:noVBand="1" w:val="04A0"/>
+      </w:tblPr>
+      <w:tblGrid>
+        <w:gridCol w:w="1872"/>
+        <w:gridCol w:w="1872"/>
+        <w:gridCol w:w="1872"/>
+        <w:gridCol w:w="1872"/>
+        <w:gridCol w:w="1872"/>
+      </w:tblGrid>
+      <w:tr>
+        <w:tc>
+          <w:tcPr>
+            <w:tcW w:type="dxa" w:w="1872"/>
+          </w:tcPr>
+          <w:p>
+            <w:r>
+              <w:t>Sample</w:t>
+            </w:r>
+          </w:p>
+        </w:tc>
+        <w:tc>
+          <w:tcPr>
+            <w:tcW w:type="dxa" w:w="1872"/>
+          </w:tcPr>
+          <w:p>
+            <w:r>
+              <w:t>N</w:t>
+            </w:r>
+          </w:p>
+        </w:tc>
+        <w:tc>
+          <w:tcPr>
+            <w:tcW w:type="dxa" w:w="1872"/>
+          </w:tcPr>
+          <w:p>
+            <w:r>
+              <w:t>Turning point (raw FSTS)</w:t>
+            </w:r>
+          </w:p>
+        </w:tc>
+        <w:tc>
+          <w:tcPr>
+            <w:tcW w:type="dxa" w:w="1872"/>
+          </w:tcPr>
+          <w:p>
+            <w:r>
+              <w:t>95 % delta-method CI</w:t>
+            </w:r>
+          </w:p>
+        </w:tc>
+        <w:tc>
+          <w:tcPr>
+            <w:tcW w:type="dxa" w:w="1872"/>
+          </w:tcPr>
+          <w:p>
+            <w:r>
+              <w:t>Lind–Mehlum p</w:t>
+            </w:r>
+          </w:p>
+        </w:tc>
+      </w:tr>
+      <w:tr>
+        <w:tc>
+          <w:tcPr>
+            <w:tcW w:type="dxa" w:w="1872"/>
+          </w:tcPr>
+          <w:p>
+            <w:r>
+              <w:t>VNM 2009</w:t>
+            </w:r>
+          </w:p>
+        </w:tc>
+        <w:tc>
+          <w:tcPr>
+            <w:tcW w:type="dxa" w:w="1872"/>
+          </w:tcPr>
+          <w:p>
+            <w:r>
+              <w:t>989</w:t>
+            </w:r>
+          </w:p>
+        </w:tc>
+        <w:tc>
+          <w:tcPr>
+            <w:tcW w:type="dxa" w:w="1872"/>
+          </w:tcPr>
+          <w:p>
+            <w:r>
+              <w:t>46.2 %</w:t>
+            </w:r>
+          </w:p>
+        </w:tc>
+        <w:tc>
+          <w:tcPr>
+            <w:tcW w:type="dxa" w:w="1872"/>
+          </w:tcPr>
+          <w:p>
+            <w:r>
+              <w:t>[37.4 %, 55.1 %]</w:t>
+            </w:r>
+          </w:p>
+        </w:tc>
+        <w:tc>
+          <w:tcPr>
+            <w:tcW w:type="dxa" w:w="1872"/>
+          </w:tcPr>
+          <w:p>
+            <w:r>
+              <w:t>.006</w:t>
+            </w:r>
+          </w:p>
+        </w:tc>
+      </w:tr>
+      <w:tr>
+        <w:tc>
+          <w:tcPr>
+            <w:tcW w:type="dxa" w:w="1872"/>
+          </w:tcPr>
+          <w:p>
+            <w:r>
+              <w:t>VNM 2015</w:t>
+            </w:r>
+          </w:p>
+        </w:tc>
+        <w:tc>
+          <w:tcPr>
+            <w:tcW w:type="dxa" w:w="1872"/>
+          </w:tcPr>
+          <w:p>
+            <w:r>
+              <w:t>956</w:t>
+            </w:r>
+          </w:p>
+        </w:tc>
+        <w:tc>
+          <w:tcPr>
+            <w:tcW w:type="dxa" w:w="1872"/>
+          </w:tcPr>
+          <w:p>
+            <w:r>
+              <w:t>39.3 %</w:t>
+            </w:r>
+          </w:p>
+        </w:tc>
+        <w:tc>
+          <w:tcPr>
+            <w:tcW w:type="dxa" w:w="1872"/>
+          </w:tcPr>
+          <w:p>
+            <w:r>
+              <w:t>[30.3 %, 48.4 %]</w:t>
+            </w:r>
+          </w:p>
+        </w:tc>
+        <w:tc>
+          <w:tcPr>
+            <w:tcW w:type="dxa" w:w="1872"/>
+          </w:tcPr>
+          <w:p>
+            <w:r>
+              <w:t>.009</w:t>
+            </w:r>
+          </w:p>
+        </w:tc>
+      </w:tr>
+      <w:tr>
+        <w:tc>
+          <w:tcPr>
+            <w:tcW w:type="dxa" w:w="1872"/>
+          </w:tcPr>
+          <w:p>
+            <w:r>
+              <w:t>VNM 2023</w:t>
+            </w:r>
+          </w:p>
+        </w:tc>
+        <w:tc>
+          <w:tcPr>
+            <w:tcW w:type="dxa" w:w="1872"/>
+          </w:tcPr>
+          <w:p>
+            <w:r>
+              <w:t>1,013</w:t>
+            </w:r>
+          </w:p>
+        </w:tc>
+        <w:tc>
+          <w:tcPr>
+            <w:tcW w:type="dxa" w:w="1872"/>
+          </w:tcPr>
+          <w:p>
+            <w:r>
+              <w:t>41.6 %</w:t>
+            </w:r>
+          </w:p>
+        </w:tc>
+        <w:tc>
+          <w:tcPr>
+            <w:tcW w:type="dxa" w:w="1872"/>
+          </w:tcPr>
+          <w:p>
+            <w:r>
+              <w:t>[31.7 %, 51.5 %]</w:t>
+            </w:r>
+          </w:p>
+        </w:tc>
+        <w:tc>
+          <w:tcPr>
+            <w:tcW w:type="dxa" w:w="1872"/>
+          </w:tcPr>
+          <w:p>
+            <w:r>
+              <w:t>.013</w:t>
+            </w:r>
+          </w:p>
+        </w:tc>
+      </w:tr>
+      <w:tr>
+        <w:tc>
+          <w:tcPr>
+            <w:tcW w:type="dxa" w:w="1872"/>
+          </w:tcPr>
+          <w:p>
+            <w:r>
+              <w:t>VNM pooled</w:t>
+            </w:r>
+          </w:p>
+        </w:tc>
+        <w:tc>
+          <w:tcPr>
+            <w:tcW w:type="dxa" w:w="1872"/>
+          </w:tcPr>
+          <w:p>
+            <w:r>
+              <w:t>2,958</w:t>
+            </w:r>
+          </w:p>
+        </w:tc>
+        <w:tc>
+          <w:tcPr>
+            <w:tcW w:type="dxa" w:w="1872"/>
+          </w:tcPr>
+          <w:p>
+            <w:r>
+              <w:t>39.7 %</w:t>
+            </w:r>
+          </w:p>
+        </w:tc>
+        <w:tc>
+          <w:tcPr>
+            <w:tcW w:type="dxa" w:w="1872"/>
+          </w:tcPr>
+          <w:p>
+            <w:r>
+              <w:t>[34.0 %, 45.5 %]</w:t>
+            </w:r>
+          </w:p>
+        </w:tc>
+        <w:tc>
+          <w:tcPr>
+            <w:tcW w:type="dxa" w:w="1872"/>
+          </w:tcPr>
+          <w:p>
+            <w:r>
+              <w:t>&lt; .001</w:t>
+            </w:r>
+          </w:p>
+        </w:tc>
+      </w:tr>
+    </w:tbl>
+    <w:p>
+      <w:pPr>
+        <w:pStyle w:val="BodyText"/>
+      </w:pPr>
+      <w:r>
+        <w:t>Notes. Turning points are derived from the M2 inverted-U specification (lnLP = β₀ + β₁ FSTS_c + β₂ FSTS_c² + controls + sector FE [+ wave FE in pooled]) and back-transformed to the raw FSTS scale. 95 % confidence intervals use the delta method on the within-sample FSTSc range. Lind–Mehlum p-values follow the Sasabuchi-style endpoint test for an inverted-U over the observed FSTS range. Source: World Bank Enterprise Surveys (https://www.enterprisesurveys.org); authors’ calculations.</w:t>
       </w:r>
     </w:p>
     <w:p>
@@ -2105,7 +2596,15 @@
         <w:pStyle w:val="Heading1"/>
       </w:pPr>
       <w:r>
-        <w:t>Tables</w:t>
+        <w:t>5. Discussion</w:t>
+      </w:r>
+    </w:p>
+    <w:p>
+      <w:pPr>
+        <w:pStyle w:val="Heading2"/>
+      </w:pPr>
+      <w:r>
+        <w:t>5.1 Reinterpreting digital capability in Vietnam</w:t>
       </w:r>
     </w:p>
     <w:p>
@@ -2113,23 +2612,287 @@
         <w:pStyle w:val="FirstParagraph"/>
       </w:pPr>
       <w:r>
-        <w:t>Table 2 (baseline) — tables/table_2_baseline.csv. Per-wave and pooled β / SE / p for FSTS_c, FSTS_c², TCI_z, DAI_z, lnEmp, FirmAge, ForeignOwned.</w:t>
-      </w:r>
-    </w:p>
-    <w:p>
-      <w:pPr>
-        <w:pStyle w:val="BodyText"/>
-      </w:pPr>
-      <w:r>
-        <w:t>Table 3 (robustness) — tables/table_3_robustness.csv. Per-wave and pooled β / SE / p for FSTS_c × TCI_z, FSTS_c² × TCI_z, H2 joint F; FSTS_c × DAI_z, FSTS_c² × DAI_z, P1 joint F.</w:t>
-      </w:r>
-    </w:p>
-    <w:p>
-      <w:pPr>
-        <w:pStyle w:val="BodyText"/>
-      </w:pPr>
-      <w:r>
-        <w:t>Table LM — tables/table_lind_mehlum.csv. Turning-point point estimate, delta-method 95% confidence interval, and Lind–Mehlum p-value by wave and pooled. Replication package and instructions: see p4_vietnam/README.md.</w:t>
+        <w:t>The central implication of the findings is that digital capability in Vietnam should not be interpreted as a universal and temporally stable premium. Both TCI_z and DAI_z are beneficial on average, but their empirical salience changes across waves. This means that digitalisation is not simply a constant background advantage. It is a context-sensitive and stage-dependent source of performance heterogeneity.</w:t>
+      </w:r>
+    </w:p>
+    <w:p>
+      <w:pPr>
+        <w:pStyle w:val="BodyText"/>
+      </w:pPr>
+      <w:r>
+        <w:t>This interpretation helps reconcile the coexistence of positive pooled effects and uneven wave-specific results. The pooled model captures the average tendency for stronger capability to be associated with better performance. The wave-specific models show that this tendency is not equally strong in every phase. The value of digital capability therefore depends on where firms stand in the broader lifecycle of internationalisation and transition.</w:t>
+      </w:r>
+    </w:p>
+    <w:p>
+      <w:pPr>
+        <w:pStyle w:val="Heading2"/>
+      </w:pPr>
+      <w:r>
+        <w:t>5.2 Why the distinction between TCI and DAI matters</w:t>
+      </w:r>
+    </w:p>
+    <w:p>
+      <w:pPr>
+        <w:pStyle w:val="FirstParagraph"/>
+      </w:pPr>
+      <w:r>
+        <w:t>The results also strengthen the theoretical case for separating technological capability from foundational digital adoption. TCI_z captures deeper internal stocks of learning and operational upgrading. DAI_z captures a more practical digital layer that enables transactions and coordination. These are not interchangeable resources.</w:t>
+      </w:r>
+    </w:p>
+    <w:p>
+      <w:pPr>
+        <w:pStyle w:val="BodyText"/>
+      </w:pPr>
+      <w:r>
+        <w:t>The difference matters because the two constructs do not behave identically across periods. TCI_z appears to function more like a deeper competence base, while DAI_z appears more context sensitive. This supports a more careful approach to digitalisation in international business research, one that distinguishes between digital enablement and broader technological depth rather than collapsing them into a single label.</w:t>
+      </w:r>
+    </w:p>
+    <w:p>
+      <w:pPr>
+        <w:pStyle w:val="Heading2"/>
+      </w:pPr>
+      <w:r>
+        <w:t>5.3 The significance of the 2015 dip</w:t>
+      </w:r>
+    </w:p>
+    <w:p>
+      <w:pPr>
+        <w:pStyle w:val="FirstParagraph"/>
+      </w:pPr>
+      <w:r>
+        <w:t>The 2015 pattern is especially revealing. It shows that even when the nonlinear I–P structure becomes clearer, the direct payoff from capability variables can weaken. This suggests that firms may pass through a transitional stage in which export expansion remains important but the productivity contribution of capability resources becomes more difficult to realise or detect.</w:t>
+      </w:r>
+    </w:p>
+    <w:p>
+      <w:pPr>
+        <w:pStyle w:val="BodyText"/>
+      </w:pPr>
+      <w:r>
+        <w:t>Rather than treating this wave as an anomaly, it is more useful to interpret it as evidence of lifecycle heterogeneity. The dip demonstrates why pooled averages alone are insufficient. Without the wave-specific analysis, one would miss the possibility that capability payoffs compress or fade temporarily before re-emerging in a later phase.</w:t>
+      </w:r>
+    </w:p>
+    <w:p>
+      <w:pPr>
+        <w:pStyle w:val="Heading2"/>
+      </w:pPr>
+      <w:r>
+        <w:t>5.4 Managerial implications</w:t>
+      </w:r>
+    </w:p>
+    <w:p>
+      <w:pPr>
+        <w:pStyle w:val="FirstParagraph"/>
+      </w:pPr>
+      <w:r>
+        <w:t>The managerial implication is not that firms should invest less in digitalisation. Rather, it is that digitalisation should be aligned with organisational readiness and international scale. Foundational digital tools may create value, but the payoff depends on whether those tools are embedded in routines that support export coordination and performance.</w:t>
+      </w:r>
+    </w:p>
+    <w:p>
+      <w:pPr>
+        <w:pStyle w:val="BodyText"/>
+      </w:pPr>
+      <w:r>
+        <w:t>Managers should also avoid conflating basic digital adoption with deeper technological capability. A firm may adopt digital tools without having the learning and upgrading capacity needed to sustain performance gains over time. Conversely, stronger internal capability may allow the firm to convert relatively basic digital adoption into more meaningful outcomes. This distinction is especially important in transitional economies, where firms move through uneven stages of capability development.</w:t>
+      </w:r>
+    </w:p>
+    <w:p>
+      <w:pPr>
+        <w:pStyle w:val="Heading2"/>
+      </w:pPr>
+      <w:r>
+        <w:t>5.5 Policy implications</w:t>
+      </w:r>
+    </w:p>
+    <w:p>
+      <w:pPr>
+        <w:pStyle w:val="FirstParagraph"/>
+      </w:pPr>
+      <w:r>
+        <w:t>We frame the policy reading as tentative considerations rather than directive prescriptions. The associational nature of the evidence, the breadth of the wave-specific heterogeneity, and the single-economy scope all weigh against converting the findings into firm policy targets. With those caveats kept explicit, three considerations follow for Vietnam’s trade and digital-economy policy design.</w:t>
+      </w:r>
+    </w:p>
+    <w:p>
+      <w:pPr>
+        <w:pStyle w:val="BodyText"/>
+      </w:pPr>
+      <w:r>
+        <w:t>First, export-promotion instruments designed around a uniformly positive internationalisation premium will overshoot in transitional periods such as the 2015 wave, when capability payoffs were compressed even as export intensity remained productivity-relevant. Targeting export support at firms positioned in the entry-cost zone, rather than at firms already operating at high export intensity, is consistent with the curvature documented in the pooled and later-wave samples. Second, digital-economy programmes that treat foundational adoption (websites, basic e-payment) as a sufficient policy lever are likely to be attenuated by the implementation lag and by the conditional nature of the digital channel at higher export intensity. Programmes that bundle Tier 1–2 digital adoption with deeper capability upgrading — quality certification, absorptive-capacity investment, organisational routines for cross-border coordination — will be more consistent with the pattern that emerges in 2023.</w:t>
+      </w:r>
+    </w:p>
+    <w:p>
+      <w:pPr>
+        <w:pStyle w:val="BodyText"/>
+      </w:pPr>
+      <w:r>
+        <w:t>Third, the lifecycle reading suggests that policy evaluation windows matter. A digital-transformation programme assessed only against a 2015-style transitional baseline would understate its long-run productivity contribution; a programme assessed against a 2009-style or 2023-style baseline would overstate it relative to the in-between phase. Policy evaluation that takes the lifecycle structure seriously will couple short-window outcome measurement with sustained measurement of the capability and infrastructure environment in which firms operate.</w:t>
+      </w:r>
+    </w:p>
+    <w:p>
+      <w:pPr>
+        <w:pStyle w:val="Heading1"/>
+      </w:pPr>
+      <w:r>
+        <w:t>6. Limitations and future research</w:t>
+      </w:r>
+    </w:p>
+    <w:p>
+      <w:pPr>
+        <w:pStyle w:val="FirstParagraph"/>
+      </w:pPr>
+      <w:r>
+        <w:t>The findings should be read against five limitations. First and most fundamentally, the WBES microdata are repeated cross-sections rather than a true firm panel. Within-firm change over time cannot be identified, and time-invariant unobserved heterogeneity cannot be netted out at the firm level. The associational language used throughout the paper reflects this constraint and should not be relaxed in any reader’s interpretation of the results.</w:t>
+      </w:r>
+    </w:p>
+    <w:p>
+      <w:pPr>
+        <w:pStyle w:val="BodyText"/>
+      </w:pPr>
+      <w:r>
+        <w:t>Second, the DAI_z composite captures a foundational layer of digital adoption (digital presence and basic digital transaction support) rather than the full depth of digitally integrated organisational capability. The DAI_rich extension for the 2023 wave shows that the conditional pattern survives when richer items are available, but a panel of digitally integrated firms with deeper measurement would tighten the construct further.</w:t>
+      </w:r>
+    </w:p>
+    <w:p>
+      <w:pPr>
+        <w:pStyle w:val="BodyText"/>
+      </w:pPr>
+      <w:r>
+        <w:t>Third, the analysis is conducted on a single transitional economy. Vietnam is informative precisely because its institutional and digital environment shifted noticeably across the 2009–2023 observation window, but the lifecycle pattern documented here may not generalise without modification to economies whose digital infrastructure or export composition follows a different trajectory.</w:t>
+      </w:r>
+    </w:p>
+    <w:p>
+      <w:pPr>
+        <w:pStyle w:val="BodyText"/>
+      </w:pPr>
+      <w:r>
+        <w:t>Fourth, although the Paternoster (1998) z-tests reported in §4.5 confirm that the DAI_z drop between 2009 and 2015 is a statistically distinguishable cross-wave shift (z = 3.353, p &lt; .001) and the 2015-to-2023 recovery is also distinguishable (z = −2.051, p = .040). Most other cross-wave coefficient differences sit at marginal or non-significant magnitudes. The lifecycle narrative therefore relies more on the directional consistency of wave-specific estimates and the joint moderation tests than on uniformly significant pairwise z-tests. Future work could exploit policy timing — for example, Vietnam’s National Digital Transformation Programme launched in 2020 — for sharper identification of the digital channel through a policy-evaluation design rather than a cross-wave comparison.</w:t>
+      </w:r>
+    </w:p>
+    <w:p>
+      <w:pPr>
+        <w:pStyle w:val="BodyText"/>
+      </w:pPr>
+      <w:r>
+        <w:t>Fifth, the sector fixed effects in the main models are intentionally broad to keep the cross-wave specification comparable. Section 4.5 Panel G addresses one natural extension by re-estimating the pooled M2 / M7 / M8 specifications on manufacturing (sector1 ∈ {1, 2, 3}; N = 1,854) versus non-manufacturing (sector1 ∈ {4, 5, 6, 7}; N = 1,104) subsets, and shows that the digital-adoption channel operates primarily in manufacturing while the technological-capability channel is present in both. Finer industry-level mechanisms — for example, contrasting digitally intensive services with traditional services, or contrasting export-oriented with domestically oriented manufacturing sub-sectors — would benefit from a research design that exploits richer industry classification than the WBES one-digit codes allow.</w:t>
+      </w:r>
+    </w:p>
+    <w:p>
+      <w:pPr>
+        <w:pStyle w:val="Heading1"/>
+      </w:pPr>
+      <w:r>
+        <w:t>7. Conclusion</w:t>
+      </w:r>
+    </w:p>
+    <w:p>
+      <w:pPr>
+        <w:pStyle w:val="FirstParagraph"/>
+      </w:pPr>
+      <w:r>
+        <w:t>This study revisits the I–P relationship in Vietnam by distinguishing technological capability from foundational digital adoption and by comparing pooled and wave-specific evidence. The findings show that the I–P relationship is nonlinear on average, that both TCI_z and DAI_z are positively associated with performance in pooled models, and that the temporal pattern behind those average effects is highly uneven.</w:t>
+      </w:r>
+    </w:p>
+    <w:p>
+      <w:pPr>
+        <w:pStyle w:val="BodyText"/>
+      </w:pPr>
+      <w:r>
+        <w:t>The central theoretical implication is that digital capability in a transitional economy is best understood as a stage-contingent resource. Its value is real, but it is not uniformly distributed across time or across stages of internationalisation. This lifecycle perspective helps explain why average estimates can be informative while still concealing important differences in the timing and form of digital payoff.</w:t>
+      </w:r>
+    </w:p>
+    <w:p>
+      <w:pPr>
+        <w:pStyle w:val="Heading1"/>
+      </w:pPr>
+      <w:r>
+        <w:t>Conflict of interest</w:t>
+      </w:r>
+    </w:p>
+    <w:p>
+      <w:pPr>
+        <w:pStyle w:val="FirstParagraph"/>
+      </w:pPr>
+      <w:r>
+        <w:t>The authors declare no conflict of interest.</w:t>
+      </w:r>
+    </w:p>
+    <w:p>
+      <w:pPr>
+        <w:pStyle w:val="Heading1"/>
+      </w:pPr>
+      <w:r>
+        <w:t>Funding</w:t>
+      </w:r>
+    </w:p>
+    <w:p>
+      <w:pPr>
+        <w:pStyle w:val="FirstParagraph"/>
+      </w:pPr>
+      <w:r>
+        <w:t>This research received no specific grant from any funding agency in the public, commercial, or not-for-profit sectors.</w:t>
+      </w:r>
+    </w:p>
+    <w:p>
+      <w:pPr>
+        <w:pStyle w:val="Heading1"/>
+      </w:pPr>
+      <w:r>
+        <w:t>Data availability statement</w:t>
+      </w:r>
+    </w:p>
+    <w:p>
+      <w:pPr>
+        <w:pStyle w:val="FirstParagraph"/>
+      </w:pPr>
+      <w:r>
+        <w:t>The data that support the findings of this study are from the World Bank Enterprise Surveys and are available from the World Bank Enterprise Surveys portal, subject to registration and compliance with the World Bank Enterprise Surveys Data Access Protocol. Because the protocol restricts redistribution of the original .dta files to third parties, the authors do not redistribute the raw survey files. Replication materials, including variable-construction details, model specifications, and computational outputs, are available from the authors upon reasonable request and may be shared to the extent permitted by the data-access terms.</w:t>
+      </w:r>
+    </w:p>
+    <w:p>
+      <w:pPr>
+        <w:pStyle w:val="Heading1"/>
+      </w:pPr>
+      <w:r>
+        <w:t>Use of generative AI in the writing process</w:t>
+      </w:r>
+    </w:p>
+    <w:p>
+      <w:pPr>
+        <w:pStyle w:val="FirstParagraph"/>
+      </w:pPr>
+      <w:r>
+        <w:t>Generative AI tools were used during manuscript preparation to assist with language editing, structure suggestions, and the assembly of the replication package documentation. All conceptual framing, hypothesis development, empirical analysis, results interpretation, and final wording were authored by the human authors, who take full responsibility for the content of the publication.</w:t>
+      </w:r>
+    </w:p>
+    <w:p>
+      <w:pPr>
+        <w:pStyle w:val="Heading1"/>
+      </w:pPr>
+      <w:r>
+        <w:t>Acknowledgements</w:t>
+      </w:r>
+    </w:p>
+    <w:p>
+      <w:pPr>
+        <w:pStyle w:val="FirstParagraph"/>
+      </w:pPr>
+      <w:r>
+        <w:t>This study uses data from the World Bank Enterprise Surveys. We thank the Enterprise Analysis Unit of the Development Economics Global Indicators Group of the World Bank for providing access to the data. The original collector of the data, the authorised distributor, and the relevant funding agency bear no responsibility for the use of the data or for interpretations based on such use. The findings, interpretations, and conclusions expressed in this article are those of the authors and do not necessarily represent the views of the World Bank Group, its Executive Directors, or the governments they represent. The authors received no specific grant from any funding agency in the public, commercial, or not-for-profit sectors. The replication package accompanying this manuscript was developed to support methodological transparency and computational reproducibility.</w:t>
+      </w:r>
+    </w:p>
+    <w:p>
+      <w:pPr>
+        <w:pStyle w:val="Heading1"/>
+      </w:pPr>
+      <w:r>
+        <w:t>Supplementary materials</w:t>
+      </w:r>
+    </w:p>
+    <w:p>
+      <w:pPr>
+        <w:pStyle w:val="FirstParagraph"/>
+      </w:pPr>
+      <w:r>
+        <w:t>All figures and tables in the manuscript are embedded inline. The underlying coefficient outputs are also distributed as plain CSV files in the replication package for downstream re-analysis: tables/table_1_descriptives.csv (Table 1), tables/coefs_main_models.csv (M0–M8 long-format coefficient table), tables/joint_tests_main_models.csv (H2 and P1 joint F-tests), tables/table_lind_mehlum.csv (Table LM source), tables/table_3_robustness.csv (Table 3 panels A–D + G), tables/selection_checks.csv (Heckman / control function), and tables/table_paternoster.csv (cross-wave z-tests). Replication package and instructions: see p4_vietnam/README.md.</w:t>
       </w:r>
     </w:p>
     <w:p>

--- a/manuscript_blinded.docx
+++ b/manuscript_blinded.docx
@@ -15,7 +15,7 @@
         <w:pStyle w:val="Subtitle"/>
       </w:pPr>
       <w:r>
-        <w:t>v5.5 — IJoEM blinded manuscript with embedded tables and split figures (Vietnam 2009/2015/2023)</w:t>
+        <w:t>v5.6 — IJoEM blinded manuscript with audited references and recent IB literature (Vietnam 2009/2015/2023)</w:t>
       </w:r>
     </w:p>
     <w:p>
@@ -167,23 +167,23 @@
         <w:pStyle w:val="FirstParagraph"/>
       </w:pPr>
       <w:r>
-        <w:t>Vietnam offers an analytically valuable setting for revisiting the internationalisation–performance (I–P) relationship because firms expand abroad under conditions of institutional transition, uneven capability accumulation, and rapidly changing digital infrastructure. In such settings, internationalisation should not be assumed to generate a simple linear performance premium. Firms may gain access to larger markets, benefit from learning, and diversify revenue streams, but they may also face rising coordination costs, information-processing burdens, and organisational strain as their foreign involvement deepens (Cuervo-Cazurra and Genc, 2008; Wright et al., 2005).</w:t>
-      </w:r>
-    </w:p>
-    <w:p>
-      <w:pPr>
-        <w:pStyle w:val="BodyText"/>
-      </w:pPr>
-      <w:r>
-        <w:t>This tension lies at the heart of the I–P literature. A long tradition of research has argued that internationalisation can improve performance at lower and intermediate levels through scale, learning, and diversification, while also generating diminishing or negative returns at higher levels because of complexity and coordination burdens. Meta-analytic evidence strongly supports the view that nonlinearity is a central feature of this relationship rather than an empirical anomaly (Vernon, 1979; Lu and Beamish, 2004; Hennart, 2007; Marano et al., 2016).</w:t>
-      </w:r>
-    </w:p>
-    <w:p>
-      <w:pPr>
-        <w:pStyle w:val="BodyText"/>
-      </w:pPr>
-      <w:r>
-        <w:t>Digitalisation adds a further layer of complexity to this debate. Digital tools can reduce communication frictions, accelerate transactions, and support coordination across borders. Yet those benefits do not arise automatically. Their realised value depends on whether firms possess the organisational depth, absorptive capacity, and complementary routines needed to translate digital adoption into productivity gains (Cohen and Levinthal, 1990; Verhoef et al., 2021). For this reason, digital capability should not be treated as a universally beneficial resource whose payoff is constant across firms and over time.</w:t>
+        <w:t>Vietnam offers an analytically valuable setting for revisiting the internationalisation–performance (I–P) relationship because firms expand abroad under conditions of institutional transition, uneven capability accumulation, and rapidly changing digital infrastructure. In such settings, internationalisation should not be assumed to generate a simple linear performance premium. Firms may gain access to larger markets, benefit from learning, and diversify revenue streams, but they may also face rising coordination costs, information-processing burdens, and organisational strain as their foreign involvement deepens (Wright et al., 2005; Cuervo-Cazurra and Genc, 2008; Wu et al., 2016).</w:t>
+      </w:r>
+    </w:p>
+    <w:p>
+      <w:pPr>
+        <w:pStyle w:val="BodyText"/>
+      </w:pPr>
+      <w:r>
+        <w:t>This tension lies at the heart of the I–P literature. A long tradition of research has argued that internationalisation can improve performance at lower and intermediate levels through scale, learning, and diversification, while also generating diminishing or negative returns at higher levels because of complexity and coordination burdens. Meta-analytic evidence strongly supports the view that nonlinearity is a central feature of this relationship rather than an empirical anomaly (Vernon, 1979; Lu and Beamish, 2004; Hennart, 2007; Coviello et al., 2017; Marano et al., 2016).</w:t>
+      </w:r>
+    </w:p>
+    <w:p>
+      <w:pPr>
+        <w:pStyle w:val="BodyText"/>
+      </w:pPr>
+      <w:r>
+        <w:t>Digitalisation adds a further layer of complexity to this debate. Digital tools can reduce communication frictions, accelerate transactions, and support coordination across borders. Yet those benefits do not arise automatically. Their realised value depends on whether firms possess the organisational depth, absorptive capacity, and complementary routines needed to translate digital adoption into productivity gains (Cohen and Levinthal, 1990; Vial, 2019; Verhoef et al., 2021). For this reason, digital capability should not be treated as a universally beneficial resource whose payoff is constant across firms and over time.</w:t>
       </w:r>
     </w:p>
     <w:p>
@@ -231,7 +231,7 @@
         <w:pStyle w:val="BodyText"/>
       </w:pPr>
       <w:r>
-        <w:t>Second, the distinction between technological capability and digital adoption remains underdeveloped. Technological capability refers to deeper firm-internal stocks of learning, problem-solving, process improvement, and innovation capacity (Lall, 1992). Foundational digital adoption, by contrast, reflects a more basic layer of digital readiness and digitally enabled interfaces or transaction mechanisms (Bharadwaj et al., 2013; Verhoef et al., 2021). Although these constructs are related, they should not be treated as interchangeable. Collapsing them into a single umbrella variable can reduce construct clarity and blur the mechanisms linking digitalisation to performance.</w:t>
+        <w:t>Second, the distinction between technological capability and digital adoption remains underdeveloped. Technological capability refers to deeper firm-internal stocks of learning, problem-solving, process improvement, and innovation capacity (Lall, 1992). Foundational digital adoption, by contrast, reflects a more basic layer of digital readiness and digitally enabled interfaces or transaction mechanisms (Bharadwaj et al., 2013; Verhoef et al., 2021; Hanelt et al., 2021). Although these constructs are related, they should not be treated as interchangeable. Collapsing them into a single umbrella variable can reduce construct clarity and blur the mechanisms linking digitalisation to performance.</w:t>
       </w:r>
     </w:p>
     <w:p>
@@ -407,7 +407,7 @@
         <w:pStyle w:val="FirstParagraph"/>
       </w:pPr>
       <w:r>
-        <w:t>Foundational digital adoption captures a more basic layer of digital readiness than technological capability. It reflects the presence and use of digitally enabled interfaces, transaction-supporting tools, and practical digital mechanisms that help firms communicate, transact, and coordinate. While this digital layer may not represent the full depth of digitally integrated organisational capability, it can still matter for firm performance by reducing information frictions and improving process speed (Bharadwaj et al., 2013; Verhoef et al., 2021).</w:t>
+        <w:t>Foundational digital adoption captures a more basic layer of digital readiness than technological capability. It reflects the presence and use of digitally enabled interfaces, transaction-supporting tools, and practical digital mechanisms that help firms communicate, transact, and coordinate. While this digital layer may not represent the full depth of digitally integrated organisational capability, it can still matter for firm performance by reducing information frictions and improving process speed (Bharadwaj et al., 2013; Verhoef et al., 2021; Banalieva and Dhanaraj, 2019).</w:t>
       </w:r>
     </w:p>
     <w:p>
@@ -587,7 +587,7 @@
         <w:pStyle w:val="BodyText"/>
       </w:pPr>
       <w:r>
-        <w:t>The analysis uses two distinct capability constructs. The Technological Capability Index (TCI_z) captures deeper capability stocks related to learning, upgrading, and internal competence accumulation, anchored in Lall (1992) and Cohen and Levinthal (1990). The Digital Adoption Index (DAI_z) captures a foundational layer of digital adoption — digital presence and basic digital transaction support — rather than higher-order digitally integrated organisational transformation (Bharadwaj et al., 2013; Verhoef et al., 2021). Each composite is z-standardised within wave so that the reported coefficients are comparable in magnitude. This separation is deliberate because the study is interested in whether the two domains exhibit different empirical roles.</w:t>
+        <w:t>The analysis uses two distinct capability constructs. The Technological Capability Index (TCI_z) captures deeper capability stocks related to learning, upgrading, and internal competence accumulation, anchored in Lall (1992) and Cohen and Levinthal (1990). The Digital Adoption Index (DAI_z) captures a foundational layer of digital adoption — digital presence and basic digital transaction support — rather than higher-order digitally integrated organisational transformation (Bharadwaj et al., 2013; Verhoef et al., 2021; Nambisan et al., 2019). Each composite is z-standardised within wave so that the reported coefficients are comparable in magnitude. This separation is deliberate because the study is interested in whether the two domains exhibit different empirical roles.</w:t>
       </w:r>
     </w:p>
     <w:p>
@@ -2916,6 +2916,14 @@
         <w:pStyle w:val="BodyText"/>
       </w:pPr>
       <w:r>
+        <w:t>Banalieva, E.R. and Dhanaraj, C. (2019), "Internalization theory for the digital economy", Journal of International Business Studies, Vol. 50 No. 8, pp. 1372-1387.</w:t>
+      </w:r>
+    </w:p>
+    <w:p>
+      <w:pPr>
+        <w:pStyle w:val="BodyText"/>
+      </w:pPr>
+      <w:r>
         <w:t>Bharadwaj, A., El Sawy, O.A., Pavlou, P.A. and Venkatraman, N. (2013), "Digital business strategy: Toward a next generation of insights", MIS Quarterly, Vol. 37 No. 2, pp. 471-482.</w:t>
       </w:r>
     </w:p>
@@ -2940,6 +2948,14 @@
         <w:pStyle w:val="BodyText"/>
       </w:pPr>
       <w:r>
+        <w:t>Coviello, N., Kano, L. and Liesch, P.W. (2017), "Adapting the Uppsala model to a modern world: Macro-context and microfoundations", Journal of International Business Studies, Vol. 48 No. 9, pp. 1151-1164.</w:t>
+      </w:r>
+    </w:p>
+    <w:p>
+      <w:pPr>
+        <w:pStyle w:val="BodyText"/>
+      </w:pPr>
+      <w:r>
         <w:t>Cuervo-Cazurra, A. and Genc, M. (2008), "Transforming disadvantages into advantages: Developing-country MNEs in the least developed countries", Journal of International Business Studies, Vol. 39 No. 6, pp. 957-979.</w:t>
       </w:r>
     </w:p>
@@ -2956,6 +2972,14 @@
         <w:pStyle w:val="BodyText"/>
       </w:pPr>
       <w:r>
+        <w:t>Hanelt, A., Bohnsack, R., Marz, D. and Antunes Marante, C. (2021), "A systematic review of the literature on digital transformation: Insights and implications for strategy and organizational change", Journal of Management Studies, Vol. 58 No. 5, pp. 1159-1197.</w:t>
+      </w:r>
+    </w:p>
+    <w:p>
+      <w:pPr>
+        <w:pStyle w:val="BodyText"/>
+      </w:pPr>
+      <w:r>
         <w:t>Helfat, C.E. and Peteraf, M.A. (2003), "The dynamic resource-based view: Capability lifecycles", Strategic Management Journal, Vol. 24 No. 10, pp. 997-1010.</w:t>
       </w:r>
     </w:p>
@@ -3004,6 +3028,14 @@
         <w:pStyle w:val="BodyText"/>
       </w:pPr>
       <w:r>
+        <w:t>Nambisan, S., Wright, M. and Feldman, M. (2019), "The digital transformation of innovation and entrepreneurship: Progress, challenges and key themes", Research Policy, Vol. 48 No. 8, article 103773.</w:t>
+      </w:r>
+    </w:p>
+    <w:p>
+      <w:pPr>
+        <w:pStyle w:val="BodyText"/>
+      </w:pPr>
+      <w:r>
         <w:t>Paternoster, R., Brame, R., Mazerolle, P. and Piquero, A. (1998), "Using the correct statistical test for the equality of regression coefficients", Criminology, Vol. 36 No. 4, pp. 859-866.</w:t>
       </w:r>
     </w:p>
@@ -3028,6 +3060,14 @@
         <w:pStyle w:val="BodyText"/>
       </w:pPr>
       <w:r>
+        <w:t>Vial, G. (2019), "Understanding digital transformation: A review and a research agenda", Journal of Strategic Information Systems, Vol. 28 No. 2, pp. 118-144.</w:t>
+      </w:r>
+    </w:p>
+    <w:p>
+      <w:pPr>
+        <w:pStyle w:val="BodyText"/>
+      </w:pPr>
+      <w:r>
         <w:t>Vernon, R. (1979), "The product cycle hypothesis in a new international environment", Oxford Bulletin of Economics and Statistics, Vol. 41 No. 4, pp. 255-267.</w:t>
       </w:r>
     </w:p>
@@ -3077,6 +3117,14 @@
       </w:pPr>
       <w:r>
         <w:t>Wright, M., Filatotchev, I., Hoskisson, R.E. and Peng, M.W. (2005), "Strategy research in emerging economies: Challenging the conventional wisdom", Journal of Management Studies, Vol. 42 No. 1, pp. 1-33.</w:t>
+      </w:r>
+    </w:p>
+    <w:p>
+      <w:pPr>
+        <w:pStyle w:val="BodyText"/>
+      </w:pPr>
+      <w:r>
+        <w:t>Wu, J., Wang, C., Hong, J., Piperopoulos, P. and Zhuo, S. (2016), "Internationalization and innovation performance of emerging market enterprises: The role of host-country institutional development", Journal of World Business, Vol. 51 No. 2, pp. 251-263.</w:t>
       </w:r>
     </w:p>
     <w:sectPr/>

--- a/manuscript_blinded.docx
+++ b/manuscript_blinded.docx
@@ -15,7 +15,7 @@
         <w:pStyle w:val="Subtitle"/>
       </w:pPr>
       <w:r>
-        <w:t>v5.6 — IJoEM blinded manuscript with audited references and recent IB literature (Vietnam 2009/2015/2023)</w:t>
+        <w:t>v5.7 — IJoEM blinded manuscript: reviewer-driven revision (DAI/TCI relabel, exporter-only, wave-interaction, Figure 3)</w:t>
       </w:r>
     </w:p>
     <w:p>
@@ -71,7 +71,7 @@
         <w:pStyle w:val="BodyText"/>
       </w:pPr>
       <w:r>
-        <w:t>Originality/value — The study contributes to research on emerging markets by showing that the productivity returns to internationalisation depend not only on export intensity but also on how firms combine deeper capability accumulation with basic digital adoption under transitional institutional conditions. It also offers a cleaner measurement strategy by separating technological capability from a harmonised website-based digital-adoption proxy with no shared items, and shows that the sign of digital moderation is not theoretically fixed but contingent on the stage of digital transition.</w:t>
+        <w:t>Originality/value — The study contributes to research on emerging markets by showing that the productivity returns to internationalisation depend not only on export intensity but also on how firms combine foreign-technology / standards capability with foundational website-based digital adoption under transitional institutional conditions. It also offers a cleaner measurement strategy by separating these two domains with no shared items, and shows that the wave-specific pattern of digital moderation is consistent with stage contingency, with detectable moderation concentrated in 2023.</w:t>
       </w:r>
     </w:p>
     <w:p>
@@ -351,7 +351,7 @@
         <w:pStyle w:val="Heading2"/>
       </w:pPr>
       <w:r>
-        <w:t>2.2 Technological capability and firm performance</w:t>
+        <w:t>2.2 Foreign-technology and standards capability and firm performance</w:t>
       </w:r>
     </w:p>
     <w:p>
@@ -359,31 +359,31 @@
         <w:pStyle w:val="FirstParagraph"/>
       </w:pPr>
       <w:r>
-        <w:t>Technological capability refers to deeper firm-internal stocks of learning, knowledge integration, process improvement, and problem-solving capacity. It is central to the firm’s ability to upgrade operations, adapt to changing market demands, and absorb external knowledge and adapt routines under changing conditions (Cohen and Levinthal, 1990; Lall, 1992; Helfat and Peteraf, 2003; Teece, 2007). In international settings, these functions are particularly important because firms must respond to unfamiliar markets, coordinate across boundaries, and integrate lessons from foreign activity into organisational routines.</w:t>
-      </w:r>
-    </w:p>
-    <w:p>
-      <w:pPr>
-        <w:pStyle w:val="BodyText"/>
-      </w:pPr>
-      <w:r>
-        <w:t>A firm with stronger technological capability is more likely to transform international exposure into productivity gains. It can adjust products and processes more effectively, learn from foreign customers and competitors more quickly, and cope better with the operational demands created by export activity. Even when such capability does not fundamentally alter the curvature of the I–P relationship, it should improve the firm’s overall performance level.</w:t>
-      </w:r>
-    </w:p>
-    <w:p>
-      <w:pPr>
-        <w:pStyle w:val="BodyText"/>
-      </w:pPr>
-      <w:r>
-        <w:t>This implies a positive direct association between technological capability and firm performance in Vietnam. Stronger technological capability should raise the firm’s capacity to benefit from internationalisation and should also support productivity more broadly.</w:t>
-      </w:r>
-    </w:p>
-    <w:p>
-      <w:pPr>
-        <w:pStyle w:val="BodyText"/>
-      </w:pPr>
-      <w:r>
-        <w:t>Operationally, technological capability in the Lall (1992) tradition is built from items that capture the firm’s ability to absorb, deploy, and improve foreign technology: foreign-licensed technology indicates direct technology transfer; internationally recognised quality certification indicates the organisational ability to meet foreign quality standards; product-innovation and R&amp;D activity indicate the absorptive capacity (năng lực hấp thụ in the Cohen and Levinthal sense) needed to convert external knowledge into productivity gains. The constructed TCI_z therefore captures stock rather than flow: it indexes the firm’s accumulated capability to engage with foreign technology and standards, not the volume of any one digital transaction.</w:t>
+        <w:t>Following the Lall (1992) tradition for emerging-market firms, this paper uses a measurement-tight reading of technological capability: a foreign-technology and standards capability that captures a firm's exposure to externally validated technological inputs — internationally recognised quality certification and foreign-licensed technology. This is one observable facet of the broader Cohen-Levinthal (1990) absorptive-capacity construct and the dynamic-capability construct of Teece (2007), but the present measure does not claim to identify the full absorptive-capacity stock; it captures the externally facing component of that stock. In international settings, this externally facing capability is particularly important because firms must respond to unfamiliar markets, meet foreign quality standards, and integrate externally licensed technology into organisational routines.</w:t>
+      </w:r>
+    </w:p>
+    <w:p>
+      <w:pPr>
+        <w:pStyle w:val="BodyText"/>
+      </w:pPr>
+      <w:r>
+        <w:t>A firm with stronger foreign-technology / standards capability is more likely to transform international exposure into productivity gains. It can adjust products and processes to meet foreign requirements more effectively, integrate licensed foreign technology into production, and cope better with the operational demands created by export activity. Even when this capability does not fundamentally alter the curvature of the I–P relationship, it should improve the firm's overall performance level by raising the productivity floor among exposed firms.</w:t>
+      </w:r>
+    </w:p>
+    <w:p>
+      <w:pPr>
+        <w:pStyle w:val="BodyText"/>
+      </w:pPr>
+      <w:r>
+        <w:t>This implies a positive direct association between foreign-technology / standards capability and firm performance in Vietnam. We treat it here as a construct that should raise the firm's capacity to benefit from internationalisation and should also support productivity more broadly, without assuming that it indexes the full innovation-and-R&amp;D dimension.</w:t>
+      </w:r>
+    </w:p>
+    <w:p>
+      <w:pPr>
+        <w:pStyle w:val="BodyText"/>
+      </w:pPr>
+      <w:r>
+        <w:t>Operationally, the primary TCI_z is built from two items: internationally recognised quality certification (b8) and foreign-licensed technology (e6). These items measure exposure to foreign-technology and standards channels rather than internal R&amp;D effort or patent activity. A broader innovation-augmented composite (TCI_full, adding product innovation h1 and R&amp;D activity h8) is reported in §4.5 Panel A as a boundary condition: if direct effects attenuate when innovation items are added, this indicates that the primary measure is informative specifically about the foreign-technology / standards channel, not the broader absorptive-capacity stock.</w:t>
       </w:r>
     </w:p>
     <w:p>
@@ -391,7 +391,7 @@
         <w:pStyle w:val="BlockText"/>
       </w:pPr>
       <w:r>
-        <w:t>H2. Technological capability (TCI_z) is positively associated with firm performance in Vietnam.</w:t>
+        <w:t>H2. Foreign-technology / standards capability (TCI_z) is positively associated with firm performance in Vietnam.</w:t>
       </w:r>
     </w:p>
     <w:p>
@@ -399,7 +399,7 @@
         <w:pStyle w:val="Heading2"/>
       </w:pPr>
       <w:r>
-        <w:t>2.3 Foundational digital adoption and firm performance</w:t>
+        <w:t>2.3 Website-based digital presence and firm performance</w:t>
       </w:r>
     </w:p>
     <w:p>
@@ -407,31 +407,31 @@
         <w:pStyle w:val="FirstParagraph"/>
       </w:pPr>
       <w:r>
-        <w:t>Foundational digital adoption captures a more basic layer of digital readiness than technological capability. It reflects the presence and use of digitally enabled interfaces, transaction-supporting tools, and practical digital mechanisms that help firms communicate, transact, and coordinate. While this digital layer may not represent the full depth of digitally integrated organisational capability, it can still matter for firm performance by reducing information frictions and improving process speed (Bharadwaj et al., 2013; Verhoef et al., 2021; Banalieva and Dhanaraj, 2019).</w:t>
-      </w:r>
-    </w:p>
-    <w:p>
-      <w:pPr>
-        <w:pStyle w:val="BodyText"/>
-      </w:pPr>
-      <w:r>
-        <w:t>For firms participating in foreign markets, foundational digital adoption may be especially valuable. Exporting requires timely information exchange, coordination with customers and partners, and efficient processing of transactions across distance. Digital tools can lower these frictions and create direct performance gains. At the same time, those gains are unlikely to be automatic. Their value depends on whether the firm has the scale, routines, and managerial capacity needed to use digital tools effectively.</w:t>
-      </w:r>
-    </w:p>
-    <w:p>
-      <w:pPr>
-        <w:pStyle w:val="BodyText"/>
-      </w:pPr>
-      <w:r>
-        <w:t>Because of this, foundational digital adoption should be expected to show a positive average association with performance, but not necessarily one that is uniform across all contexts and periods. The average effect may be positive even if the realised payoff varies across stages of internationalisation.</w:t>
-      </w:r>
-    </w:p>
-    <w:p>
-      <w:pPr>
-        <w:pStyle w:val="BodyText"/>
-      </w:pPr>
-      <w:r>
-        <w:t>It is useful at this point to be precise about what the DAI_z composite captures and what it does not. Following Verhoef et al. (2021), digital capability can be located on a four-tier hierarchy: Tier 1 covers digital presence (websites, e-mail); Tier 2 covers digital communication and basic e-commerce; Tier 3 covers digital process integration (electronic payment, supply-chain digitisation); Tier 4 covers dynamic digital capability (data-driven decision-making, AI integration). The cross-wave-comparable DAI_z used in this paper is anchored in Tier 1–2 indicators (website presence, foreign-licensed technology) rather than the Tier 3–4 dynamic-capability layer; richer Tier 3 items are introduced as a 2023-only robustness extension in §4.5. This deliberate restriction prevents us from conflating the basic digital-adoption channel — which is what the construct can identify across the 2009–2023 window — with the deeper digital-transformation layer that the WBES instrument cannot consistently measure across waves.</w:t>
+        <w:t>The primary DAI_z used in this paper is a website-based digital presence measure: a binary indicator of whether the firm has its own website. This is a foundational and cross-wave-comparable marker of digital adoption — it does not measure transaction-level digital integration, electronic payment infrastructure, or digital transformation in the Bharadwaj et al. (2013) / Verhoef et al. (2021) / Vial (2019) sense. We use it here precisely because it is the only digital indicator the WBES instrument carries comparably across the 2009 / 2015 / 2023 waves; transaction-level items such as electronic-payment shares appear only in the 2023 questionnaire.</w:t>
+      </w:r>
+    </w:p>
+    <w:p>
+      <w:pPr>
+        <w:pStyle w:val="BodyText"/>
+      </w:pPr>
+      <w:r>
+        <w:t>For firms participating in foreign markets, even foundational website adoption may be valuable. A website lowers the cost at which foreign customers can locate the firm, supports asynchronous communication across time zones, and signals basic legitimacy in international transactions. The scope of these gains is bounded — a website does not by itself integrate transactions, supply chains, or decision-making — and the realised payoff depends on whether the firm has the scale and routines to translate online visibility into export business.</w:t>
+      </w:r>
+    </w:p>
+    <w:p>
+      <w:pPr>
+        <w:pStyle w:val="BodyText"/>
+      </w:pPr>
+      <w:r>
+        <w:t>Website-based digital presence should therefore show a positive average association with performance, but not necessarily one that is uniform across waves and stages. The information value of a website may have shifted across the 2009–2023 window: in 2009 a website was a distinguishing market interface; by 2023 it is closer to a routine marker of basic digital presence. The §5 discussion takes this proxy obsolescence reading seriously as one alternative to a pure stage-contingency story.</w:t>
+      </w:r>
+    </w:p>
+    <w:p>
+      <w:pPr>
+        <w:pStyle w:val="BodyText"/>
+      </w:pPr>
+      <w:r>
+        <w:t>Following Verhoef et al. (2021), digital capability can be located on a four-tier hierarchy: Tier 1 — digital presence (websites, e-mail); Tier 2 — digital communication and basic e-commerce; Tier 3 — digital process integration (electronic payment, supply-chain digitisation); Tier 4 — dynamic digital capability (data-driven decision-making, AI integration). The primary DAI_z anchors at Tier 1 only. A Tier 3-style extension (DAI_rich) is reported in §4.5 Panel B for the 2023 wave, where electronic-payment items become available. The label "foundational website adoption" therefore tracks what the construct can actually identify across the 2009–2023 window.</w:t>
       </w:r>
     </w:p>
     <w:p>
@@ -439,7 +439,7 @@
         <w:pStyle w:val="BlockText"/>
       </w:pPr>
       <w:r>
-        <w:t>H3. Foundational digital adoption (DAI_z) is positively associated with firm performance in Vietnam on average.</w:t>
+        <w:t>H3. Website-based digital presence (DAI_z) is positively associated with firm performance in Vietnam on average.</w:t>
       </w:r>
     </w:p>
     <w:p>
@@ -487,7 +487,7 @@
         <w:pStyle w:val="BlockText"/>
       </w:pPr>
       <w:r>
-        <w:t>H4. The performance relevance of foundational digital adoption (DAI_z) in Vietnam varies across stages of internationalisation and becomes more conditional in later phases of transition.</w:t>
+        <w:t>H4 (exploratory). The performance relevance of website-based digital presence (DAI_z) in Vietnam varies across stages of internationalisation; we treat the within-wave moderation as exploratory and concentrate the test on 2023, where the post-NDTP environment plausibly enables a moderation channel.</w:t>
       </w:r>
     </w:p>
     <w:p>
@@ -563,7 +563,7 @@
         <w:pStyle w:val="BodyText"/>
       </w:pPr>
       <w:r>
-        <w:t>The effective estimation sample varies across model specifications because of missing values in the capability variables. In the full wave-specific models, the usable samples are 989 observations for 2009, 958 for 2015, and 1,013 for 2023. The pooled full model contains 2,960 observations. This structure provides sufficient variation to compare direct effects and conditional patterns across stages.</w:t>
+        <w:t>The effective estimation sample varies across model specifications because of missing values in the capability variables. In the full wave-specific models, the usable samples are 989 observations for 2009, 956 for 2015, and 1,013 for 2023. The pooled full model contains 2,958 observations. This structure provides sufficient variation to compare direct effects and conditional patterns across stages.</w:t>
       </w:r>
     </w:p>
     <w:p>
@@ -587,7 +587,7 @@
         <w:pStyle w:val="BodyText"/>
       </w:pPr>
       <w:r>
-        <w:t>The analysis uses two distinct capability constructs. The Technological Capability Index (TCI_z) captures deeper capability stocks related to learning, upgrading, and internal competence accumulation, anchored in Lall (1992) and Cohen and Levinthal (1990). The Digital Adoption Index (DAI_z) captures a foundational layer of digital adoption — digital presence and basic digital transaction support — rather than higher-order digitally integrated organisational transformation (Bharadwaj et al., 2013; Verhoef et al., 2021; Nambisan et al., 2019). Each composite is z-standardised within wave so that the reported coefficients are comparable in magnitude. This separation is deliberate because the study is interested in whether the two domains exhibit different empirical roles.</w:t>
+        <w:t>The analysis uses two distinct capability constructs. The Technological Capability Index (TCI_z) is interpreted narrowly as a foreign-technology and standards capability measure — international quality certification and foreign-licensed technology — that proxies a firm's exposure to external technological standards rather than the full Cohen-Levinthal absorptive-capacity stock (Lall, 1992; Cohen and Levinthal, 1990). The Digital Adoption Index (DAI_z) is interpreted narrowly as website-based digital presence — foundational website adoption — and not as a measure of transaction-level digital integration or digital transformation (Bharadwaj et al., 2013; Verhoef et al., 2021; Nambisan et al., 2019). Each composite is z-standardised within wave so that the reported coefficients are comparable in magnitude. This separation is deliberate because the study is interested in whether the two domains exhibit different empirical roles, while keeping the construct labels tight against what the underlying WBES items actually measure.</w:t>
       </w:r>
     </w:p>
     <w:p>
@@ -619,7 +619,7 @@
         <w:pStyle w:val="BodyText"/>
       </w:pPr>
       <w:r>
-        <w:t>A note on missing-code handling. The WBES instrument codes don’t-know and refused responses as −9. We treat −9 as missing before any composite is built and apply listwise deletion on the focal variable set (lnLP, lnEmp, FirmAge, ForeignOwned, FSTS, TCI_thin, DAI_thin, sector1). The resulting analytic samples are 989, 958, and 1,013 observations for 2009, 2015, and 2023 respectively; pooled N is 2,960.</w:t>
+        <w:t>A note on missing-code handling. The WBES instrument codes don’t-know and refused responses as −9. We treat −9 as missing before any composite is built and apply listwise deletion on the focal variable set (lnLP, lnEmp, FirmAge, ForeignOwned, FSTS, TCI_thin, DAI_thin, sector1). The resulting analytic samples are 989, 956, and 1,013 observations for 2009, 2015, and 2023 respectively; pooled N is 2,958.</w:t>
       </w:r>
     </w:p>
     <w:p>
@@ -718,7 +718,7 @@
           </w:tcPr>
           <w:p>
             <w:r>
-              <w:t>2015 (N = 958)</w:t>
+              <w:t>2015 (N = 956)</w:t>
             </w:r>
           </w:p>
         </w:tc>
@@ -738,7 +738,7 @@
           </w:tcPr>
           <w:p>
             <w:r>
-              <w:t>Pooled (N = 2,960)</w:t>
+              <w:t>Pooled (N = 2,958)</w:t>
             </w:r>
           </w:p>
         </w:tc>
@@ -1299,15 +1299,15 @@
         <w:pStyle w:val="BodyText"/>
       </w:pPr>
       <w:r>
-        <w:t>Taken together, the wave-specific results trace two distinct lifecycle trajectories. Technological capability is positive across all three waves with a modestly attenuating magnitude (TCI_z = 0.215 → 0.128 → 0.123) but with moderation that survives in the 2009, 2023 and pooled panels. Digital adoption follows a non-monotonic trajectory — strong in 2009 (β = 0.175 ***), null in 2015 (β = −0.044 n.s.), and re-emerging in 2023 (β = 0.095 *) — and its moderation channel materialises only in 2023. The Paternoster cross-wave z-tests reported in §4.5 confirm that the 2009-to-2015 fall in DAI (z = 3.353, p &lt; .001) and the 2015-to-2023 recovery (z = −2.051, p = .040) are both statistically distinguishable shifts, supporting the lifecycle reading rather than treating the wave-specific pattern as sampling noise.</w:t>
-      </w:r>
-    </w:p>
-    <w:p>
-      <w:pPr>
-        <w:pStyle w:val="BodyText"/>
-      </w:pPr>
-      <w:r>
-        <w:t>The wave-specific pattern carries an institutional reading. The 2009 wave captures the early aftermath of WTO accession, when the marginal exporter was still in the entry-cost zone of the I–P curve, when capability stocks were the scarce resource, and when foundational digital tools — even at the website-only layer — generated direct gains because the alternative was paper-based transaction processing. The 2015 wave captures a transitional phase in which the I–P curvature is unusually sharp (FSTS_c² = −2.082, p = .005) but the digital channel compresses entirely: DAI_z loses direct salience and shows no joint moderation, suggesting that the firms added to the exporter cohort during this period derived their productivity gains from scale and from technological capability rather than from foundational digital adoption. The 2023 wave captures the re-emergence of the digital channel as a moderator rather than as a uniform direct premium: the post-NDTP digital infrastructure makes foundational digital adoption interact with export intensity, and the negative FSTS_c × DAI_z interaction shows that this conditional channel binds primarily at higher export intensity rather than uniformly across the export-intensity range.</w:t>
+        <w:t>Taken together, the wave-specific results trace two wave-specific associations consistent with stage contingency. Foreign-technology / standards capability is positive across all three waves with a modestly attenuating magnitude (TCI_z = 0.215 → 0.128 → 0.123) but with moderation that survives in the 2009, 2023 and pooled panels. Website-based digital presence follows a non-monotonic trajectory — strong in 2009 (β = 0.175 ***), null in 2015 (β = −0.044 n.s.), and re-emerging in 2023 (β = 0.095 *) — and its moderation channel materialises only in 2023. The Paternoster cross-wave z-tests reported in §4.5 confirm that the 2009-to-2015 fall in DAI (z = 3.353, p &lt; .001) and the 2015-to-2023 recovery (z = −2.051, p = .040) are statistically distinguishable. A formal pooled wave × focal interaction test (reported as Panel I in §4.5) confirms that only the DAI direct shifts are cross-wave-distinguishable; the FSTS curvature and the FSTS × DAI moderation differences across waves are not statistically separable in the pooled saturated specification. We therefore read the pattern as wave-specific associations consistent with stage contingency, not as a fully cross-wave-identified structural shift.</w:t>
+      </w:r>
+    </w:p>
+    <w:p>
+      <w:pPr>
+        <w:pStyle w:val="BodyText"/>
+      </w:pPr>
+      <w:r>
+        <w:t>The wave-specific pattern carries an institutional reading. The 2009 wave captures the early aftermath of WTO accession, when the marginal exporter was still in the entry-cost zone of the I–P curve, when capability stocks were the scarce resource, and when foundational digital tools — even at the website-only layer — generated direct gains because the alternative was paper-based transaction processing. The 2015 wave captures a transitional phase in which the I–P curvature is unusually sharp (FSTS_c² = −2.115, p = .004 in M2) but the digital channel compresses entirely: DAI_z loses direct salience and shows no joint moderation, suggesting that the differences in exporter composition across waves are reflected in productivity gains coming primarily from scale and from foreign-technology / standards capability rather than from foundational digital adoption in this wave. The 2023 wave captures the re-emergence of the digital channel as a moderator rather than as a uniform direct premium: the post-NDTP digital infrastructure makes foundational digital adoption interact with export intensity, and the negative FSTS_c × DAI_z interaction shows that this conditional channel binds primarily at higher export intensity rather than uniformly across the export-intensity range.</w:t>
       </w:r>
     </w:p>
     <w:p>
@@ -1379,7 +1379,7 @@
         <w:pStyle w:val="BodyText"/>
       </w:pPr>
       <w:r>
-        <w:t>H4 receives focused but meaningful support. The DAI joint moderation test is null in 2009 (M4 p = .825) and only marginal in 2015 (M4 p = .125). It reaches its strongest expression in 2023, where the individual interaction FSTS_c × DAI_z = −0.912 (p = .043) is statistically distinguishable from zero and the joint test is at the edge of conventional significance (M4 p = .102; M8 p = .062). The pooled M8 joint test (p = .083) is also at marginal significance, driven by the 2023 wave rather than by a stable cross-period moderation. The substantive reading is that the conditional digital channel materialises only when the institutional and digital environment is sufficiently mature for basic adoption to interact with cross-border coordination demands.</w:t>
+        <w:t>H4 receives exploratory support concentrated in the 2023 wave. The DAI joint moderation test is null in 2009 (M4 p = .825), null in 2015 (M4 p = .125) and reaches the edge of significance in 2023 with the individual interaction FSTS_c × DAI_z = −0.912 (p = .043) and the joint test at M4 p = .102, M8 p = .062. The pooled M8 joint test (p = .083) is also at marginal significance, driven by the 2023 wave rather than by a stable cross-period moderation. We do not treat this as a confirmed cross-wave moderation pattern: the formal pooled wave × focal interaction test (Panel I) does not detect cross-wave differences in the FSTS × DAI moderation terms. The substantive reading is that 2023 is the only wave in which the digital moderation is within-sample detectable, and we frame this as exploratory rather than as a confirmed hypothesis test.</w:t>
       </w:r>
     </w:p>
     <w:p>
@@ -1893,7 +1893,7 @@
         <w:pStyle w:val="BodyText"/>
       </w:pPr>
       <w:r>
-        <w:t>Panel C — Common-N comparison (2023). The primary DAI_z and DAI_rich specifications are estimated on the same N = 1,013 sample, so the differences in Panel B reflect measurement rather than sample. This rules out the alternative explanation that DAI_rich attenuates because of selective missingness on k33 / k38, and supports retaining the harmonised website-based DAI as the primary cross-wave specification.</w:t>
+        <w:t>Panel C — Common-N comparison (2023). The primary DAI_z and DAI_rich specifications are estimated on the same N = 1,013 sample, so the differences in Panel B reflect measurement rather than sample. The reconciled M8 joint test for the primary specification on this common-N sample yields F(3, 998) ≈ 2.50, p = .062 — matching the main 2023 M8 result, and confirming that the Panel B DAI_rich attenuation is not an artefact of selective missingness on k33 / k38. This rules out a missingness-driven alternative explanation and supports retaining the harmonised website-based DAI as the primary cross-wave specification.</w:t>
       </w:r>
     </w:p>
     <w:p>
@@ -1909,7 +1909,7 @@
         <w:pStyle w:val="BodyText"/>
       </w:pPr>
       <w:r>
-        <w:t>Panel E — Sample-selection probes (Heckman, 1979; Wooldridge, 2010). The selection equation is a probit of export_any on lnEmp, FirmAge, ForeignOwned, sector fixed effects and the WBES sampling region a2, with a2 supplying the exclusion restriction (sampling region affects export selection through differential logistical access but is plausibly uncorrelated with the productivity outcome conditional on the other controls). The inverse Mills ratio added to the outcome equation estimated on exporters (FSTS &gt; 0) is statistically insignificant in all four panels: λ = −0.111 (p = .846) in 2009, λ = −0.833 (p = .259) in 2015, λ = 0.665 (p = .399) in 2023, and λ = −0.462 (p = .347) pooled, indicating no significant selection bias along the IMR-detected channel. A complementary control-function specification using the generalised residual yields a significant residual in 2009 (β = 0.510, p &lt; .001) and pooled (β = 0.304, p &lt; .001), a marginal residual in 2023 (β = 0.259, p = .092) and a null residual in 2015 (β = −0.112, p = .357). The control-function signal indicates a degree of selection structure that the standard IMR does not pick up but does not overturn the H1, H2 or H3 substantive inferences when the focal coefficients are re-estimated with either correction.</w:t>
+        <w:t>Panel E — Sample-selection probes (Heckman, 1979; Wooldridge, 2010). The selection equation is a probit of export_any on lnEmp, FirmAge, ForeignOwned, sector fixed effects and the WBES sampling region a2, with a2 supplying the exclusion restriction (sampling region affects export selection through differential logistical access but is plausibly uncorrelated with the productivity outcome conditional on the other controls). The inverse Mills ratio added to the outcome equation estimated on exporters (FSTS &gt; 0) is statistically insignificant in all four panels: λ = −0.111 (p = .846) in 2009, λ = −0.833 (p = .259) in 2015, λ = 0.665 (p = .399) in 2023, and λ = −0.462 (p = .347) pooled, indicating no detectable selection bias on the exporter sub-sample. We also report a control-function specification estimated on the full sample using the probit-based generalised residual, which yields a significant residual pooled (β = 0.304, p &lt; .001) and in 2009 (β = 0.510, p &lt; .001), a marginal residual in 2023 (β = 0.259, p = .092) and a null residual in 2015 (β = −0.112, p = .357). We do not interpret this gap as evidence of a different selection channel: in a probit, the generalised residual coincides with the inverse Mills ratio for selected observations, so the difference in significance reflects the larger estimation sample (non-exporters are included in the control-function regression) and the slightly different specification, not a substantively distinct selection mechanism. Either way, the focal H1 / H2 / H3 inferences survive both corrections.</w:t>
       </w:r>
     </w:p>
     <w:p>
@@ -1934,6 +1934,90 @@
       </w:pPr>
       <w:r>
         <w:t>More substantively, the capability and digital-adoption channels operate primarily in manufacturing. In the M7 dual-direct specification, manufacturing firms display a strong TCI_z direct association (β = 0.223, p &lt; .001) and a positive DAI_z direct association (β = 0.087, p = .009), while non-manufacturing firms show only a marginal TCI_z effect (β = 0.090, p = .096) and a null DAI_z effect (β = 0.068, p = .133). The DAI moderation channel is concentrated in manufacturing (M8 joint p = .103, marginal; FSTS_c × DAI_z = −0.543, p = .079) and is uniformly null in non-manufacturing (M8 joint p = .280). TCI moderation, by contrast, is statistically distinguishable from zero in both subsets (M3 joint p = .011 in manufacturing and p = .007 in non-manufacturing), indicating that the curvature-flattening effect of capability operates broadly while the digital channel remains specific to the manufacturing exporter base. Substantively, this pattern is consistent with the view that basic digital adoption interacts with cross-border production-coordination demands more strongly in tradable-goods sectors than in service-oriented or domestically oriented sectors of the Vietnamese economy.</w:t>
+      </w:r>
+    </w:p>
+    <w:p>
+      <w:pPr>
+        <w:pStyle w:val="FirstParagraph"/>
+      </w:pPr>
+      <w:r>
+        <w:t>Panel H — Exporter-only sub-sample (FSTS &gt; 0). Because the exporter share is 28.4 %, 20.7 % and 18.8 % across waves, the inverted-U fitted on the full sample is partly identified by the participation margin between FSTS = 0 and FSTS &gt; 0. We re-fit M2 / M7 / M8 on the exporter-only sub-sample (N ≈ 281 in 2009, 198 in 2015, 190 in 2023, and 669 pooled). The pooled exporter-only specification yields a negative linear FSTS_c term (β = −0.861, p &lt; .001) but a non-significant quadratic term (FSTS_c² β = −0.200, p = .660), and the joint M8 test of the curvature plus moderation block is not significant (joint F p = .462). The wave-specific exporter-only estimates are similarly noisier and individually weaker than the full-sample counterparts. We read this as showing that the inverted-U documented in the main specification is meaningfully identified by the participation margin rather than purely by within-exporter intensity variation; this is consistent with the §3.1 descriptive evidence that direct-export intensity is a zero-inflated variable in Vietnamese WBES data, with limited mass between the participation margin and the implied turning point. The substantive H1 claim is therefore best read as a non-monotonic association between participation-and-intensity in exporting and productivity, not as a strict within-exporter intensity-curvature claim.</w:t>
+      </w:r>
+    </w:p>
+    <w:p>
+      <w:pPr>
+        <w:pStyle w:val="BodyText"/>
+      </w:pPr>
+      <w:r>
+        <w:t>Panel I — Pooled wave × focal interaction test. To formally test whether the wave-specific patterns of curvature and moderation are statistically separable from the pooled estimates, we re-estimate the pooled M8 with a saturated set of wave interactions on the focal terms (FSTS_c × wave, FSTS_c² × wave, DAI_z × wave, TCI_z × wave). The joint Wald tests show that only DAI_z × wave is statistically distinguishable from the pooled average (joint p = .016); the FSTS_c, FSTS_c² and TCI_z direct-effect cross-wave differences are not statistically separable (all joint p &gt; .25), and the FSTS_c × DAI_z and FSTS_c² × DAI_z cross-wave differences are not separable either (joint p &gt; .55). This formal test confirms the descriptive Paternoster result: only the DAI direct shifts are cross-wave-distinguishable, while the curvature parameters and the FSTS × DAI moderation terms share a common pooled magnitude across waves.</w:t>
+      </w:r>
+    </w:p>
+    <w:p>
+      <w:pPr>
+        <w:pStyle w:val="BodyText"/>
+      </w:pPr>
+      <w:r>
+        <w:t>Density-around-turning-point check. We also report the within-sample mass of firms in the curvature zone. Defining a ±5 percentage-point band around the wave-specific turning point (TP), the share of firms with FSTS within the band is 0.6 % (6 of 989) in 2009, 1.2 % (11 of 956) in 2015, 0.9 % (9 of 1,013) in 2023 and 1.0 % (29 of 2,958) pooled. The bulk of mass lies at FSTS = 0; the turning-point estimates are identified primarily through the contrast between non-exporters and exporters and the right tail above the TP, not through dense within-band variation. Readers should bear this density structure in mind when interpreting the precise turning-point magnitude.</w:t>
+      </w:r>
+    </w:p>
+    <w:p>
+      <w:pPr>
+        <w:pStyle w:val="BodyText"/>
+      </w:pPr>
+      <w:r>
+        <w:t>Multiple-testing caveat. §4.5 reports nine robustness panels (A–I) across two enriched composites, three sub-samples, two selection corrections, cross-wave z-tests and a wave-saturated interaction test, each touching multiple focal terms. We do not apply a formal multiple-testing correction because the panels probe different identification concerns rather than testing the same hypothesis repeatedly, but readers should weight any single marginal panel result accordingly. Our substantive inferences in §5 rely on the pattern across panels and the directional consistency of the focal estimates rather than on the significance of any single robustness panel.</w:t>
+      </w:r>
+    </w:p>
+    <w:p>
+      <w:pPr>
+        <w:pStyle w:val="BodyText"/>
+      </w:pPr>
+    </w:p>
+    <w:p>
+      <w:pPr>
+        <w:jc w:val="center"/>
+      </w:pPr>
+      <w:r>
+        <w:drawing>
+          <wp:inline>
+            <wp:extent cx="5943600" cy="2480807"/>
+            <wp:docPr id="6" name="Picture 6"/>
+            <wp:cNvGraphicFramePr>
+              <a:graphicFrameLocks noChangeAspect="1"/>
+            </wp:cNvGraphicFramePr>
+            <a:graphic>
+              <a:graphicData uri="http://schemas.openxmlformats.org/drawingml/2006/picture">
+                <pic:pic>
+                  <pic:nvPicPr>
+                    <pic:cNvPr id="0" name="figure_3_moderator_marginals.png"/>
+                    <pic:cNvPicPr/>
+                  </pic:nvPicPr>
+                  <pic:blipFill>
+                    <a:blip r:embed="rId14"/>
+                    <a:stretch>
+                      <a:fillRect/>
+                    </a:stretch>
+                  </pic:blipFill>
+                  <pic:spPr>
+                    <a:xfrm>
+                      <a:off x="0" y="0"/>
+                      <a:ext cx="5943600" cy="2480807"/>
+                    </a:xfrm>
+                    <a:prstGeom prst="rect"/>
+                  </pic:spPr>
+                </pic:pic>
+              </a:graphicData>
+            </a:graphic>
+          </wp:inline>
+        </w:drawing>
+      </w:r>
+    </w:p>
+    <w:p>
+      <w:pPr>
+        <w:pStyle w:val="BodyText"/>
+      </w:pPr>
+      <w:r>
+        <w:t>Figure 3. Predicted log labour productivity along the FSTS export-intensity range, evaluated at the 25th vs 75th percentile of the moderator. Panel 3a shows the FSTS curve at low (p25) vs high (p75) DAI_z; Panel 3b shows the FSTS curve at low (p25) vs high (p75) TCI_z. Curves are obtained from the pooled M8 specification with controls and wave + sector fixed effects fixed at their sample modes / means; predictions are reported on the within-sample FSTS support. Source: World Bank Enterprise Surveys (https://www.enterprisesurveys.org); authors' calculations.</w:t>
       </w:r>
     </w:p>
     <w:p>
@@ -2173,7 +2257,7 @@
           </w:tcPr>
           <w:p>
             <w:r>
-              <w:t>C. Common-N comparison (2023)</w:t>
+              <w:t>C. Common-N reconciled (2023)</w:t>
             </w:r>
           </w:p>
         </w:tc>
@@ -2193,7 +2277,7 @@
           </w:tcPr>
           <w:p>
             <w:r>
-              <w:t>DAI_z moderation re-estimated on DAI_rich sample</w:t>
+              <w:t>DAI_z moderation re-estimated on identical 2023 sample</w:t>
             </w:r>
           </w:p>
         </w:tc>
@@ -2203,7 +2287,7 @@
           </w:tcPr>
           <w:p>
             <w:r>
-              <w:t>M8 joint p = .013 *</w:t>
+              <w:t>M8 joint p = .062 † (matches main 2023 M8)</w:t>
             </w:r>
           </w:p>
         </w:tc>
@@ -2288,6 +2372,132 @@
           <w:p>
             <w:r>
               <w:t>M8 joint p = .103 †</w:t>
+            </w:r>
+          </w:p>
+        </w:tc>
+      </w:tr>
+      <w:tr>
+        <w:tc>
+          <w:tcPr>
+            <w:tcW w:type="dxa" w:w="2340"/>
+          </w:tcPr>
+          <w:p>
+            <w:r>
+              <w:t>H. Exporter-only (FSTS &gt; 0, pooled)</w:t>
+            </w:r>
+          </w:p>
+        </w:tc>
+        <w:tc>
+          <w:tcPr>
+            <w:tcW w:type="dxa" w:w="2340"/>
+          </w:tcPr>
+          <w:p>
+            <w:r>
+              <w:t>669</w:t>
+            </w:r>
+          </w:p>
+        </w:tc>
+        <w:tc>
+          <w:tcPr>
+            <w:tcW w:type="dxa" w:w="2340"/>
+          </w:tcPr>
+          <w:p>
+            <w:r>
+              <w:t>FSTS_c = −0.861 ***; FSTS_c² = −0.200 n.s.</w:t>
+            </w:r>
+          </w:p>
+        </w:tc>
+        <w:tc>
+          <w:tcPr>
+            <w:tcW w:type="dxa" w:w="2340"/>
+          </w:tcPr>
+          <w:p>
+            <w:r>
+              <w:t>M8 joint p = .462 n.s.</w:t>
+            </w:r>
+          </w:p>
+        </w:tc>
+      </w:tr>
+      <w:tr>
+        <w:tc>
+          <w:tcPr>
+            <w:tcW w:type="dxa" w:w="2340"/>
+          </w:tcPr>
+          <w:p>
+            <w:r>
+              <w:t>I. Wave × focal interaction (pooled)</w:t>
+            </w:r>
+          </w:p>
+        </w:tc>
+        <w:tc>
+          <w:tcPr>
+            <w:tcW w:type="dxa" w:w="2340"/>
+          </w:tcPr>
+          <w:p>
+            <w:r>
+              <w:t>2,958</w:t>
+            </w:r>
+          </w:p>
+        </w:tc>
+        <w:tc>
+          <w:tcPr>
+            <w:tcW w:type="dxa" w:w="2340"/>
+          </w:tcPr>
+          <w:p>
+            <w:r>
+              <w:t>DAI_z × wave detectable (p = .016); FSTS_c, FSTS_c², TCI_z × wave n.s.</w:t>
+            </w:r>
+          </w:p>
+        </w:tc>
+        <w:tc>
+          <w:tcPr>
+            <w:tcW w:type="dxa" w:w="2340"/>
+          </w:tcPr>
+          <w:p>
+            <w:r>
+              <w:t>Only DAI direct shifts cross-wave-separable</w:t>
+            </w:r>
+          </w:p>
+        </w:tc>
+      </w:tr>
+      <w:tr>
+        <w:tc>
+          <w:tcPr>
+            <w:tcW w:type="dxa" w:w="2340"/>
+          </w:tcPr>
+          <w:p>
+            <w:r>
+              <w:t>Density around TP (±5 pp band)</w:t>
+            </w:r>
+          </w:p>
+        </w:tc>
+        <w:tc>
+          <w:tcPr>
+            <w:tcW w:type="dxa" w:w="2340"/>
+          </w:tcPr>
+          <w:p>
+            <w:r>
+              <w:t>29 of 2,958</w:t>
+            </w:r>
+          </w:p>
+        </w:tc>
+        <w:tc>
+          <w:tcPr>
+            <w:tcW w:type="dxa" w:w="2340"/>
+          </w:tcPr>
+          <w:p>
+            <w:r>
+              <w:t>1.0 % of firms within band; bulk of mass at FSTS = 0</w:t>
+            </w:r>
+          </w:p>
+        </w:tc>
+        <w:tc>
+          <w:tcPr>
+            <w:tcW w:type="dxa" w:w="2340"/>
+          </w:tcPr>
+          <w:p>
+            <w:r>
+              <w:t>Curvature identified by participation margin</w:t>
             </w:r>
           </w:p>
         </w:tc>
@@ -2645,6 +2855,22 @@
       </w:pPr>
       <w:r>
         <w:t>The difference matters because the two constructs do not behave identically across periods. TCI_z appears to function more like a deeper competence base, while DAI_z appears more context sensitive. This supports a more careful approach to digitalisation in international business research, one that distinguishes between digital enablement and broader technological depth rather than collapsing them into a single label.</w:t>
+      </w:r>
+    </w:p>
+    <w:p>
+      <w:pPr>
+        <w:pStyle w:val="Heading2"/>
+      </w:pPr>
+      <w:r>
+        <w:t>5.2.1 An alternative reading: proxy obsolescence</w:t>
+      </w:r>
+    </w:p>
+    <w:p>
+      <w:pPr>
+        <w:pStyle w:val="FirstParagraph"/>
+      </w:pPr>
+      <w:r>
+        <w:t>A purely stage-contingency interpretation is not the only reading of the wave-specific DAI pattern. An alternative — and to a degree complementary — explanation is proxy obsolescence: the c22b indicator of website ownership measures something different in 2009, 2015 and 2023 even though the question text is identical across waves. In 2009, having a corporate website was a relatively distinguishing market interface that signalled basic digital legitimacy in international transactions; by 2023, a website is closer to a routine marker of basic digital presence shared across exporting and non-exporting firms alike. Under this reading, the falling DAI direct association across waves partly reflects the shrinking informational content of c22b rather than a structural change in the productivity payoff to foundational digital adoption itself. We do not view proxy obsolescence and stage contingency as mutually exclusive: both can be operating jointly. We flag the proxy-obsolescence reading because it is not testable within the cross-wave-comparable WBES instrument and future work using waves with richer Tier 2–3 digital items will be needed to disentangle the two channels.</w:t>
       </w:r>
     </w:p>
     <w:p>

--- a/manuscript_blinded.docx
+++ b/manuscript_blinded.docx
@@ -15,7 +15,7 @@
         <w:pStyle w:val="Subtitle"/>
       </w:pPr>
       <w:r>
-        <w:t>v5.7 — IJoEM blinded manuscript: reviewer-driven revision (DAI/TCI relabel, exporter-only, wave-interaction, Figure 3)</w:t>
+        <w:t>v5.8 — IJoEM blinded manuscript: round-2 revision (H1 dual-mechanism, PSM Panel J, IV/2SLS Panel K, Oster bounds, macro-context §5.3)</w:t>
       </w:r>
     </w:p>
     <w:p>
@@ -335,7 +335,15 @@
         <w:pStyle w:val="BodyText"/>
       </w:pPr>
       <w:r>
-        <w:t>Two opposing forces underpin the curvature. On the upside, increasing direct-export intensity creates scale economies, knowledge spillovers from foreign customers, and learning-by-exporting effects that lift productivity. On the downside, coordinating production for institutionally distant markets imposes information-processing costs that grow non-linearly: each additional foreign market adds compliance demands, customer-relationship overhead, and supply-chain dependencies whose marginal coordination cost rises faster than the marginal scale benefit beyond a threshold. In a transitional setting where ports, trade-finance institutions, digital marketplaces, and dispute-resolution mechanisms are still maturing, this threshold may bind at a lower level of export intensity than in mature economies, sharpening the curvature relative to the meta-analytic baseline (Hennart, 2007; Wagner, 2007; Marano et al., 2016).</w:t>
+        <w:t>Two opposing forces underpin the curvature. On the upside, increasing direct-export intensity creates scale economies, knowledge spillovers from foreign customers, and learning-by-exporting effects that lift productivity (Wagner, 2007). On the downside, coordinating production for institutionally distant markets imposes information-processing costs that grow non-linearly: each additional foreign market adds compliance demands, customer-relationship overhead, and supply-chain dependencies whose marginal coordination cost rises faster than the marginal scale benefit beyond a threshold. In a transitional setting where ports, trade-finance institutions, digital marketplaces, and dispute-resolution mechanisms are still maturing, this threshold may bind at a lower level of export intensity than in mature economies, sharpening the curvature relative to the meta-analytic baseline (Hennart, 2007; Wagner, 2007; Marano et al., 2016).</w:t>
+      </w:r>
+    </w:p>
+    <w:p>
+      <w:pPr>
+        <w:pStyle w:val="BodyText"/>
+      </w:pPr>
+      <w:r>
+        <w:t>A second consideration arises from the structure of direct-export intensity in WBES Vietnam: the FSTS variable is bounded at zero and is heavily zero-inflated (the non-exporter share is 71.6 % in 2009, 79.3 % in 2015 and 81.2 % in 2023; pooled 77.4 %). The internationalisation–performance relationship therefore comprises two analytically distinct margins. The participation margin is the step from FSTS = 0 to FSTS &gt; 0, where firms cross the entry threshold into international markets and absorb fixed entry costs. The intensity margin is the variation of FSTS within the exporter subsample. Theory predicts that productivity gains can accrue at either margin: the participation margin captures learning-by-exporting and exposure to foreign-market demand; the intensity margin captures scale economies on the upside and coordination burdens on the downside (Bernard et al., 2007; Wagner, 2007). In transitional economies with thin export infrastructure, the participation margin is plausibly the dominant productivity-enhancing margin, while the intensity margin may show diminishing or null returns once participation has been crossed.</w:t>
       </w:r>
     </w:p>
     <w:p>
@@ -343,7 +351,7 @@
         <w:pStyle w:val="BlockText"/>
       </w:pPr>
       <w:r>
-        <w:t>H1. The relationship between internationalisation and firm performance in Vietnam is nonlinear.</w:t>
+        <w:t>H1. The internationalisation–performance relationship in Vietnam is non-monotonic and operates through two distinct margins. (H1a, participation margin) Crossing from non-exporting (FSTS = 0) to exporting (FSTS &gt; 0) is positively associated with labour productivity, capturing the learning-and-scale jump at entry. (H1b, intensity margin) Within the exporter subsample, additional direct-export intensity exhibits diminishing or non-significant marginal returns, reflecting the binding coordination costs that emerge once participation has been crossed.</w:t>
       </w:r>
     </w:p>
     <w:p>
@@ -1387,7 +1395,15 @@
         <w:pStyle w:val="Heading2"/>
       </w:pPr>
       <w:r>
-        <w:t>4.4 Main empirical pattern</w:t>
+        <w:t>4.4 Main empirical pattern: participation × intensity</w:t>
+      </w:r>
+    </w:p>
+    <w:p>
+      <w:pPr>
+        <w:pStyle w:val="FirstParagraph"/>
+      </w:pPr>
+      <w:r>
+        <w:t>Before reading the table that follows, we anchor the reader in the two-margin structure introduced in §2.1. The full-sample inverted-U is informative about the joint participation-and-intensity pattern, but its curvature is identified primarily through the participation margin: only ~1.0 % of pooled firms sit within ±5 percentage-points of the wave-specific turning points (see §4.5 density check), and the bulk of mass lies at FSTS = 0. When we re-fit M2 / M7 / M8 on the exporter-only sub-sample (FSTS &gt; 0; pooled N = 669, §4.5 Panel H), the linear FSTS_c term is negative (β = −0.861, p &lt; .001) but the quadratic term is not significant (FSTS_c² β = −0.200, p = .660, M8 joint p = .462). H1a (participation margin) is therefore the dominant productivity-relevant margin in this dataset; the within-exporter intensity curvature claimed by H1b weakens once participation is netted out. We retain the full-sample inverted-U as the headline empirical regularity, but interpret it explicitly through the dual-mechanism lens: most of the productivity differential lies between non-exporters and exporters, with limited additional curvature within the exporter subsample. Table 1 therefore reads as a description of the combined participation × intensity pattern rather than as a structural statement about within-exporter intensity curvature.</w:t>
       </w:r>
     </w:p>
     <w:p>
@@ -1965,7 +1981,31 @@
         <w:pStyle w:val="BodyText"/>
       </w:pPr>
       <w:r>
-        <w:t>Multiple-testing caveat. §4.5 reports nine robustness panels (A–I) across two enriched composites, three sub-samples, two selection corrections, cross-wave z-tests and a wave-saturated interaction test, each touching multiple focal terms. We do not apply a formal multiple-testing correction because the panels probe different identification concerns rather than testing the same hypothesis repeatedly, but readers should weight any single marginal panel result accordingly. Our substantive inferences in §5 rely on the pattern across panels and the directional consistency of the focal estimates rather than on the significance of any single robustness panel.</w:t>
+        <w:t>Panel J — Propensity-score matching (PSM). To probe selection-on-observables in the direct association between capability variables and productivity, we estimate the average treatment effect on the treated (ATT) of two binary treatments on log labour productivity (lnLP). Treatment 1 is website ownership (c22b = 1, the same item that anchors the primary DAI_z); treatment 2 is exposure to either internationally recognised quality certification (b8 = 1) or foreign-licensed technology (e6 = 1), the two items that anchor the primary TCI_z. The propensity score is fitted by Logit on lnEmp, FirmAge, ForeignOwned, sector1 and wave fixed effects on the pooled sample. Two matching algorithms are reported: 1-NN with caliper = 0.05 and Epanechnikov kernel matching with bandwidth = 0.06. The website-treatment ATT is 0.298 (SE 0.061) under 1-NN and 0.321 (SE 0.043) under kernel matching, both p &lt; .001 (matched N ≈ 1,085); the cert/foreign-tech-treatment ATT is 0.637 (SE 0.078) under 1-NN and 0.609 (SE 0.056) under kernel matching, both p &lt; .001 (matched N ≈ 640). Both ATT estimates are positive, sizeable and robust to algorithm choice. Pre-match standardised mean differences (lnEmp 62 % for the website treatment, 105 % for the cert/foreign-tech treatment) are large, which is precisely the imbalance the matching estimator is designed to correct; covariate balance in the matched samples is reported in table_psm_balance.csv. The PSM results corroborate H2 and the average part of H3 from the OLS specifications under a non-parametric estimator that does not rely on the linearity assumption.</w:t>
+      </w:r>
+    </w:p>
+    <w:p>
+      <w:pPr>
+        <w:pStyle w:val="BodyText"/>
+      </w:pPr>
+      <w:r>
+        <w:t>Panel K — Two-stage least squares (2SLS) with leave-one-out industry × region instruments. To probe the residual concern of reverse causality and unobserved heterogeneity, we instrument DAI_z and TCI_z separately with leave-one-out group means defined over sector1 × a2 × wave cells. Specifically, for each firm i the instrument is the average c22b ownership (or average (b8 + e6) / 2 for the TCI specification) of all other firms in the same sector × region × wave cell, excluding firm i itself. The exclusion restriction is that local industry-region peer adoption shifts a firm's own adoption decision (through imitation, supplier networks and shared training infrastructure) but is not a direct determinant of firm-i productivity beyond the controls. The first-stage F-statistic is 34.6 for the DAI instrument and 22.1 for the TCI instrument, well above the Staiger–Stock weak-instrument threshold of 10. The 2SLS estimates are informative: instrumented DAI_z = 0.018 (SE 0.249, p = .942), while instrumented TCI_z = 1.639 (SE 0.299, p &lt; .001). The TCI direct association is reinforced under instrumentation, while the OLS-detected DAI direct association attenuates to a null under instrumentation. We read this honestly: the PSM evidence supports a positive ATT of basic website ownership on productivity, but once peer-cell adoption is used to identify exogenous variation in the firm's own DAI_z, the direct effect is no longer statistically separable from zero. The most defensible interpretation is that website ownership in our sample correlates with productivity primarily through firm characteristics that are not captured by the IV's exogenous variation; the more robust capability channel runs through foreign-technology / standards exposure (TCI_z), which survives both PSM and 2SLS.</w:t>
+      </w:r>
+    </w:p>
+    <w:p>
+      <w:pPr>
+        <w:pStyle w:val="BodyText"/>
+      </w:pPr>
+      <w:r>
+        <w:t>Oster (2019) δ-stability bounds. As a final selection-on-unobservables probe, we compute Oster (2019) bounds on the four focal pooled coefficients, comparing each to the analogous uncontrolled regression and assuming R²max = min(1, 1.3 × R²controlled), the canonical default. Under δ = 1 (selection on unobservables equals selection on observables) the implied β is 0.615 for FSTS_c, −1.174 for FSTS_c², 0.194 for TCI_z, and 0.080 for DAI_z. None of the four implied coefficients changes sign and none collapses to zero, indicating that plausible selection on unobservables would have to be substantially larger than selection on observables to overturn the focal qualitative findings. The Oster bound is reported as table_oster_bounds.csv.</w:t>
+      </w:r>
+    </w:p>
+    <w:p>
+      <w:pPr>
+        <w:pStyle w:val="BodyText"/>
+      </w:pPr>
+      <w:r>
+        <w:t>Multiple-testing caveat. §4.5 reports eleven robustness panels (A–K plus Oster bounds) across two enriched composites, three sub-samples, two selection corrections, cross-wave z-tests and a wave-saturated interaction test, each touching multiple focal terms. We do not apply a formal multiple-testing correction because the panels probe different identification concerns rather than testing the same hypothesis repeatedly, but readers should weight any single marginal panel result accordingly. Our substantive inferences in §5 rely on the pattern across panels and the directional consistency of the focal estimates rather than on the significance of any single robustness panel.</w:t>
       </w:r>
     </w:p>
     <w:p>
@@ -2502,6 +2542,258 @@
           </w:p>
         </w:tc>
       </w:tr>
+      <w:tr>
+        <w:tc>
+          <w:tcPr>
+            <w:tcW w:type="dxa" w:w="2340"/>
+          </w:tcPr>
+          <w:p>
+            <w:r>
+              <w:t>J. PSM ATT — website (1-NN, caliper 0.05)</w:t>
+            </w:r>
+          </w:p>
+        </w:tc>
+        <w:tc>
+          <w:tcPr>
+            <w:tcW w:type="dxa" w:w="2340"/>
+          </w:tcPr>
+          <w:p>
+            <w:r>
+              <w:t>1,085</w:t>
+            </w:r>
+          </w:p>
+        </w:tc>
+        <w:tc>
+          <w:tcPr>
+            <w:tcW w:type="dxa" w:w="2340"/>
+          </w:tcPr>
+          <w:p>
+            <w:r>
+              <w:t>ATT_DAI = 0.298 *** (SE 0.061)</w:t>
+            </w:r>
+          </w:p>
+        </w:tc>
+        <w:tc>
+          <w:tcPr>
+            <w:tcW w:type="dxa" w:w="2340"/>
+          </w:tcPr>
+          <w:p>
+            <w:r>
+              <w:t>Positive and large under matching</w:t>
+            </w:r>
+          </w:p>
+        </w:tc>
+      </w:tr>
+      <w:tr>
+        <w:tc>
+          <w:tcPr>
+            <w:tcW w:type="dxa" w:w="2340"/>
+          </w:tcPr>
+          <w:p>
+            <w:r>
+              <w:t>J. PSM ATT — website (kernel BW 0.06)</w:t>
+            </w:r>
+          </w:p>
+        </w:tc>
+        <w:tc>
+          <w:tcPr>
+            <w:tcW w:type="dxa" w:w="2340"/>
+          </w:tcPr>
+          <w:p>
+            <w:r>
+              <w:t>1,085</w:t>
+            </w:r>
+          </w:p>
+        </w:tc>
+        <w:tc>
+          <w:tcPr>
+            <w:tcW w:type="dxa" w:w="2340"/>
+          </w:tcPr>
+          <w:p>
+            <w:r>
+              <w:t>ATT_DAI = 0.321 *** (SE 0.043)</w:t>
+            </w:r>
+          </w:p>
+        </w:tc>
+        <w:tc>
+          <w:tcPr>
+            <w:tcW w:type="dxa" w:w="2340"/>
+          </w:tcPr>
+          <w:p>
+            <w:r>
+              <w:t>Robust to algorithm</w:t>
+            </w:r>
+          </w:p>
+        </w:tc>
+      </w:tr>
+      <w:tr>
+        <w:tc>
+          <w:tcPr>
+            <w:tcW w:type="dxa" w:w="2340"/>
+          </w:tcPr>
+          <w:p>
+            <w:r>
+              <w:t>J. PSM ATT — cert / foreign-tech (1-NN)</w:t>
+            </w:r>
+          </w:p>
+        </w:tc>
+        <w:tc>
+          <w:tcPr>
+            <w:tcW w:type="dxa" w:w="2340"/>
+          </w:tcPr>
+          <w:p>
+            <w:r>
+              <w:t>640</w:t>
+            </w:r>
+          </w:p>
+        </w:tc>
+        <w:tc>
+          <w:tcPr>
+            <w:tcW w:type="dxa" w:w="2340"/>
+          </w:tcPr>
+          <w:p>
+            <w:r>
+              <w:t>ATT_TCI = 0.637 *** (SE 0.078)</w:t>
+            </w:r>
+          </w:p>
+        </w:tc>
+        <w:tc>
+          <w:tcPr>
+            <w:tcW w:type="dxa" w:w="2340"/>
+          </w:tcPr>
+          <w:p>
+            <w:r>
+              <w:t>Positive and large under matching</w:t>
+            </w:r>
+          </w:p>
+        </w:tc>
+      </w:tr>
+      <w:tr>
+        <w:tc>
+          <w:tcPr>
+            <w:tcW w:type="dxa" w:w="2340"/>
+          </w:tcPr>
+          <w:p>
+            <w:r>
+              <w:t>K. IV / 2SLS — DAI_z (industry × region IV)</w:t>
+            </w:r>
+          </w:p>
+        </w:tc>
+        <w:tc>
+          <w:tcPr>
+            <w:tcW w:type="dxa" w:w="2340"/>
+          </w:tcPr>
+          <w:p>
+            <w:r>
+              <w:t>2,298</w:t>
+            </w:r>
+          </w:p>
+        </w:tc>
+        <w:tc>
+          <w:tcPr>
+            <w:tcW w:type="dxa" w:w="2340"/>
+          </w:tcPr>
+          <w:p>
+            <w:r>
+              <w:t>DAI_z = 0.018 (p = .942) n.s.</w:t>
+            </w:r>
+          </w:p>
+        </w:tc>
+        <w:tc>
+          <w:tcPr>
+            <w:tcW w:type="dxa" w:w="2340"/>
+          </w:tcPr>
+          <w:p>
+            <w:r>
+              <w:t>First-stage F = 34.6 (strong); positive OLS DAI direct effect attenuates under IV</w:t>
+            </w:r>
+          </w:p>
+        </w:tc>
+      </w:tr>
+      <w:tr>
+        <w:tc>
+          <w:tcPr>
+            <w:tcW w:type="dxa" w:w="2340"/>
+          </w:tcPr>
+          <w:p>
+            <w:r>
+              <w:t>K. IV / 2SLS — TCI_z (industry × region IV)</w:t>
+            </w:r>
+          </w:p>
+        </w:tc>
+        <w:tc>
+          <w:tcPr>
+            <w:tcW w:type="dxa" w:w="2340"/>
+          </w:tcPr>
+          <w:p>
+            <w:r>
+              <w:t>2,298</w:t>
+            </w:r>
+          </w:p>
+        </w:tc>
+        <w:tc>
+          <w:tcPr>
+            <w:tcW w:type="dxa" w:w="2340"/>
+          </w:tcPr>
+          <w:p>
+            <w:r>
+              <w:t>TCI_z = 1.639 *** (SE 0.299)</w:t>
+            </w:r>
+          </w:p>
+        </w:tc>
+        <w:tc>
+          <w:tcPr>
+            <w:tcW w:type="dxa" w:w="2340"/>
+          </w:tcPr>
+          <w:p>
+            <w:r>
+              <w:t>First-stage F = 22.1 (strong); TCI direct effect reinforced under IV</w:t>
+            </w:r>
+          </w:p>
+        </w:tc>
+      </w:tr>
+      <w:tr>
+        <w:tc>
+          <w:tcPr>
+            <w:tcW w:type="dxa" w:w="2340"/>
+          </w:tcPr>
+          <w:p>
+            <w:r>
+              <w:t>Oster (2019) δ = 1 bounds</w:t>
+            </w:r>
+          </w:p>
+        </w:tc>
+        <w:tc>
+          <w:tcPr>
+            <w:tcW w:type="dxa" w:w="2340"/>
+          </w:tcPr>
+          <w:p>
+            <w:r>
+              <w:t>2,958</w:t>
+            </w:r>
+          </w:p>
+        </w:tc>
+        <w:tc>
+          <w:tcPr>
+            <w:tcW w:type="dxa" w:w="2340"/>
+          </w:tcPr>
+          <w:p>
+            <w:r>
+              <w:t>FSTSc 0.92 → 0.61; FSTSc² −2.21 → −1.17; TCI 0.14 → 0.19; DAI 0.07 → 0.08</w:t>
+            </w:r>
+          </w:p>
+        </w:tc>
+        <w:tc>
+          <w:tcPr>
+            <w:tcW w:type="dxa" w:w="2340"/>
+          </w:tcPr>
+          <w:p>
+            <w:r>
+              <w:t>No sign change; focal qualitative findings stable</w:t>
+            </w:r>
+          </w:p>
+        </w:tc>
+      </w:tr>
     </w:tbl>
     <w:p>
       <w:pPr>
@@ -2846,15 +3138,23 @@
         <w:pStyle w:val="FirstParagraph"/>
       </w:pPr>
       <w:r>
-        <w:t>The results also strengthen the theoretical case for separating technological capability from foundational digital adoption. TCI_z captures deeper internal stocks of learning and operational upgrading. DAI_z captures a more practical digital layer that enables transactions and coordination. These are not interchangeable resources.</w:t>
-      </w:r>
-    </w:p>
-    <w:p>
-      <w:pPr>
-        <w:pStyle w:val="BodyText"/>
-      </w:pPr>
-      <w:r>
-        <w:t>The difference matters because the two constructs do not behave identically across periods. TCI_z appears to function more like a deeper competence base, while DAI_z appears more context sensitive. This supports a more careful approach to digitalisation in international business research, one that distinguishes between digital enablement and broader technological depth rather than collapsing them into a single label.</w:t>
+        <w:t>The results strengthen the theoretical case for separating foreign-technology / standards capability from website-based digital presence. The PSM and IV evidence in §4.5 (Panels J and K) makes the distinction sharper. TCI is robust under both matching and instrumentation: the 2SLS estimate of TCI_z is 1.64 (p &lt; .001) under a strong instrument (first-stage F = 22.1), and the matching ATT for the cert / foreign-tech treatment is 0.61–0.64 (p &lt; .001) on a matched sample of approximately 640 firms. By contrast, the OLS-detected DAI direct association is reproduced under PSM (matching ATT = 0.30–0.32, p &lt; .001) but attenuates to a null under 2SLS (β = 0.02, p = .94). The two constructs therefore identify structurally different productivity channels: foreign-technology / standards exposure survives both selection-on-observables and selection-on-unobservables corrections, while website-based digital presence is more sensitive to the IV-implied exogenous variation, suggesting that part of the DAI–productivity association reflects firm characteristics that the IV construction breaks rather than a stable causal channel.</w:t>
+      </w:r>
+    </w:p>
+    <w:p>
+      <w:pPr>
+        <w:pStyle w:val="BodyText"/>
+      </w:pPr>
+      <w:r>
+        <w:t>The DAI_rich extension reported in §4.5 Panel B reinforces the construct interpretation rather than weakening it. Although the primary DAI_z anchored on c22b (website presence) is by 2023 close to a Tier-1 baseline indicator, the DAI_rich extension available only in 2023 — combining c22b with electronic-payment shares (k33, k38) — produces a similarly directioned and marginally significant moderation pattern (FSTS_c × DAI_rich_cont_z = −0.93, M8 joint p = .099). Whether digital adoption is measured by the thin Tier-1 website indicator or by the deeper Tier-2 / 3 transaction items, the 2023 moderation pattern goes in the same direction. This common-direction evidence guards against the proxy-obsolescence reading of the DAI pattern in isolation: even under a richer measurement that is harder to dismiss as a routine marker, the within-2023 moderation is consistent with the headline finding.</w:t>
+      </w:r>
+    </w:p>
+    <w:p>
+      <w:pPr>
+        <w:pStyle w:val="BodyText"/>
+      </w:pPr>
+      <w:r>
+        <w:t>The difference between TCI and DAI matters because the two constructs do not behave identically across periods or under different identification strategies. TCI_z behaves like a robust foreign-technology / standards capability whose productivity association survives both PSM and 2SLS. DAI_z behaves like a context-sensitive marker whose productivity association is documented under matched comparison but not under exogenous instrumental variation. This supports a more careful approach to digitalisation in international-business research, one that distinguishes between basic digital enablement (easily contaminated by selection on observables) and broader technological depth (more identification-robust), rather than collapsing them into a single label.</w:t>
       </w:r>
     </w:p>
     <w:p>
@@ -2886,15 +3186,23 @@
         <w:pStyle w:val="FirstParagraph"/>
       </w:pPr>
       <w:r>
-        <w:t>The 2015 pattern is especially revealing. It shows that even when the nonlinear I–P structure becomes clearer, the direct payoff from capability variables can weaken. This suggests that firms may pass through a transitional stage in which export expansion remains important but the productivity contribution of capability resources becomes more difficult to realise or detect.</w:t>
-      </w:r>
-    </w:p>
-    <w:p>
-      <w:pPr>
-        <w:pStyle w:val="BodyText"/>
-      </w:pPr>
-      <w:r>
-        <w:t>Rather than treating this wave as an anomaly, it is more useful to interpret it as evidence of lifecycle heterogeneity. The dip demonstrates why pooled averages alone are insufficient. Without the wave-specific analysis, one would miss the possibility that capability payoffs compress or fade temporarily before re-emerging in a later phase.</w:t>
+        <w:t>The 2015 pattern is especially revealing. It shows that even when the nonlinear I–P structure becomes clearer, the direct payoff from website-based digital presence can compress to a null. This suggests that firms may pass through a transitional stage in which export expansion remains important but the productivity contribution of basic digital adoption becomes more difficult to realise or detect within-sample.</w:t>
+      </w:r>
+    </w:p>
+    <w:p>
+      <w:pPr>
+        <w:pStyle w:val="BodyText"/>
+      </w:pPr>
+      <w:r>
+        <w:t>We treat the 2015 compression honestly as a wave-specific association consistent with stage contingency rather than as a fully cross-wave-identified structural shift. As reported in §4.5 Panel I, the formal pooled wave × focal interaction test detects only the DAI direct shifts as cross-wave-distinguishable; the FSTS curvature and the FSTS × DAI moderation cross-wave differences are not statistically separable. The macro context of the period is consistent with a digital-infrastructure trough in 2015 relative to the 2009 and 2023 anchors. Public secondary indicators support this reading. World Bank World Development Indicators (WDI) record Vietnam's individuals-using-the-Internet share at approximately 26 % in 2009, 45 % in 2015 and over 78 % by 2023; ITU's fixed-broadband subscriptions per 100 people grew from approximately 3 in 2009 to 8 in 2015 and to over 20 by 2023. Vietnam's National Digital Transformation Programme (NDTP) was issued in 2020, and cross-border e-payment platforms (VNPAY, MoMo, ZaloPay) and B2B exporter marketplaces (Alibaba.com, Amazon Global Selling) reached scale in Vietnam only after 2018–2019. The 2015 wave therefore observes Vietnamese exporters during a transitional infrastructure phase in which a website could not yet plug into a transaction-supporting digital ecosystem; the 2023 wave observes them after the post-NDTP scaffolding had matured. We do not treat these macro indicators as identifying variation — they are not entered into the regression — but they make the wave-specific reading institutionally plausible rather than purely post-hoc.</w:t>
+      </w:r>
+    </w:p>
+    <w:p>
+      <w:pPr>
+        <w:pStyle w:val="BodyText"/>
+      </w:pPr>
+      <w:r>
+        <w:t>Rather than treating this wave as an anomaly, it is more useful to interpret it as evidence of wave-specific heterogeneity that is consistent with stage contingency. The dip demonstrates why pooled averages alone are insufficient. Without the wave-specific analysis, one would miss the possibility that capability payoffs compress or fade temporarily before re-emerging in a later phase, even when the curvature parameters of the I–P relationship themselves remain statistically indistinguishable across waves.</w:t>
       </w:r>
     </w:p>
     <w:p>
